--- a/zht/docx/52.content.docx
+++ b/zht/docx/52.content.docx
@@ -163,13 +163,6 @@
         <w:rPr>
           <w:lang w:val="zh_TW" w:bidi="zh_TW"/>
         </w:rPr>
-      </w:r>
-      <w:r>
-        <w:rPr>
-          <w:i/>
-          <w:lang w:val="zh_TW" w:bidi="zh_TW"/>
-        </w:rPr>
-        <w:t>帖撒羅尼迦前書 1:1, 帖撒羅尼迦前書 1:2, 帖撒羅尼迦前書 1:2–10, 帖撒羅尼迦前書 1:3, 帖撒羅尼迦前書 1:4, 帖撒羅尼迦前書 1:5, 帖撒羅尼迦前書 1:6, 帖撒羅尼迦前書 1:7–8, 帖撒羅尼迦前書 1:9, 帖撒羅尼迦前書 1:10, 帖撒羅尼迦前書 2:1, 帖撒羅尼迦前書 2:1–3:13, 帖撒羅尼迦前書 2:2, 帖撒羅尼迦前書 2:4, 帖撒羅尼迦前書 2:5, 帖撒羅尼迦前書 2:7, 帖撒羅尼迦前書 2:9, 帖撒羅尼迦前書 2:10, 帖撒羅尼迦前書 2:11, 帖撒羅尼迦前書 2:12, 帖撒羅尼迦前書 2:13, 帖撒羅尼迦前書 2:14, 帖撒羅尼迦前書 2:15, 帖撒羅尼迦前書 2:16, 帖撒羅尼迦前書 2:17, 帖撒羅尼迦前書 2:18, 帖撒羅尼迦前書 2:19, 帖撒羅尼迦前書 2:20, 帖撒羅尼迦前書 3:1–5, 帖撒羅尼迦前書 3:3, 帖撒羅尼迦前書 3:5, 帖撒羅尼迦前書 3:6, 帖撒羅尼迦前書 3:8, 帖撒羅尼迦前書 3:11, 帖撒羅尼迦前書 3:12, 帖撒羅尼迦前書 3:13, 帖撒羅尼迦前書 4:1–2, 帖撒羅尼迦前書 4:1–5:22, 帖撒羅尼迦前書 4:3, 帖撒羅尼迦前書 4:4, 帖撒羅尼迦前書 4:5, 帖撒羅尼迦前書 4:7, 帖撒羅尼迦前書 4:8, 帖撒羅尼迦前書 4:9, 帖撒羅尼迦前書 4:9–5:11, 帖撒羅尼迦前書 4:10, 帖撒羅尼迦前書 4:11, 帖撒羅尼迦前書 4:12, 帖撒羅尼迦前書 4:13, 帖撒羅尼迦前書 4:14, 帖撒羅尼迦前書 4:15, 帖撒羅尼迦前書 4:16, 帖撒羅尼迦前書 4:17, 帖撒羅尼迦前書 4:18, 帖撒羅尼迦前書 5:1, 帖撒羅尼迦前書 5:2, 帖撒羅尼迦前書 5:3, 帖撒羅尼迦前書 5:4, 帖撒羅尼迦前書 5:5, 帖撒羅尼迦前書 5:6, 帖撒羅尼迦前書 5:7, 帖撒羅尼迦前書 5:8, 帖撒羅尼迦前書 5:9, 帖撒羅尼迦前書 5:10, 帖撒羅尼迦前書 5:11, 帖撒羅尼迦前書 5:12, 帖撒羅尼迦前書 5:13, 帖撒羅尼迦前書 5:14, 帖撒羅尼迦前書 5:15, 帖撒羅尼迦前書 5:17, 帖撒羅尼迦前書 5:18, 帖撒羅尼迦前書 5:19, 帖撒羅尼迦前書 5:20–21, 帖撒羅尼迦前書 5:22, 帖撒羅尼迦前書 5:23, 帖撒羅尼迦前書 5:23–28, 帖撒羅尼迦前書 5:24, 帖撒羅尼迦前書 5:26, 帖撒羅尼迦前書 5:27, 帖撒羅尼迦前書 5:28</w:t>
       </w:r>
       <w:r>
         <w:rPr>

--- a/zht/docx/52.content.docx
+++ b/zht/docx/52.content.docx
@@ -150,19 +150,6 @@
           <w:lang w:val="zh_TW" w:bidi="zh_TW"/>
         </w:rPr>
         <w:t>1TH</w:t>
-      </w:r>
-      <w:r>
-        <w:rPr>
-          <w:lang w:val="zh_TW" w:bidi="zh_TW"/>
-        </w:rPr>
-      </w:r>
-    </w:p>
-    <w:p>
-      <w:pPr/>
-      <w:r>
-        <w:rPr>
-          <w:lang w:val="zh_TW" w:bidi="zh_TW"/>
-        </w:rPr>
       </w:r>
       <w:r>
         <w:rPr>

--- a/zht/docx/52.content.docx
+++ b/zht/docx/52.content.docx
@@ -19,7 +19,7 @@
         <w:rPr>
           <w:lang w:val="zh_TW" w:bidi="zh_TW"/>
         </w:rPr>
-        <w:t>Resource: 研讀筆記 (Tyndale)</w:t>
+        <w:t>Resource: Tyndale Open Study Notes</w:t>
       </w:r>
       <w:r>
         <w:rPr>
@@ -112,7 +112,7 @@
         <w:rPr>
           <w:lang w:val="zh_TW" w:bidi="zh_TW"/>
         </w:rPr>
-        <w:t>研讀筆記 (Tyndale)</w:t>
+        <w:t>Tyndale Open Study Notes</w:t>
       </w:r>
     </w:p>
     <w:p>

--- a/zht/docx/52.content.docx
+++ b/zht/docx/52.content.docx
@@ -19,7 +19,7 @@
         <w:rPr>
           <w:lang w:val="zh_TW" w:bidi="zh_TW"/>
         </w:rPr>
-        <w:t>Resource: Tyndale Open Study Notes</w:t>
+        <w:t>Resource: Aquifer Open Study Notes</w:t>
       </w:r>
       <w:r>
         <w:rPr>
@@ -112,7 +112,7 @@
         <w:rPr>
           <w:lang w:val="zh_TW" w:bidi="zh_TW"/>
         </w:rPr>
-        <w:t>Tyndale Open Study Notes</w:t>
+        <w:t>Aquifer Open Study Notes</w:t>
       </w:r>
     </w:p>
     <w:p>

--- a/zht/docx/52.content.docx
+++ b/zht/docx/52.content.docx
@@ -251,18 +251,12 @@
         </w:rPr>
         <w:t>保羅、西拉和提摩太是這間教會的創立者（</w:t>
       </w:r>
-      <w:hyperlink r:id="rId13">
-        <w:r>
-          <w:rPr>
-            <w:lang w:val="zh_TW" w:bidi="zh_TW"/>
-          </w:rPr>
-          <w:rPr>
-            <w:color w:val="0000EE"/>
-            <w:u w:val="single"/>
-          </w:rPr>
-          <w:t>徒17:1–9</w:t>
-        </w:r>
-      </w:hyperlink>
+      <w:r>
+        <w:rPr>
+          <w:lang w:val="zh_TW" w:bidi="zh_TW"/>
+        </w:rPr>
+        <w:t>徒17:1–9</w:t>
+      </w:r>
       <w:r>
         <w:rPr>
           <w:lang w:val="zh_TW" w:bidi="zh_TW"/>
@@ -335,36 +329,24 @@
         </w:rPr>
         <w:t>我們為你們眾人常常感謝神，這是為這教會所獻的三個感恩中的第一個感恩（見</w:t>
       </w:r>
-      <w:hyperlink r:id="rId14">
-        <w:r>
-          <w:rPr>
-            <w:lang w:val="zh_TW" w:bidi="zh_TW"/>
-          </w:rPr>
-          <w:rPr>
-            <w:color w:val="0000EE"/>
-            <w:u w:val="single"/>
-          </w:rPr>
-          <w:t>2:13</w:t>
-        </w:r>
-      </w:hyperlink>
+      <w:r>
+        <w:rPr>
+          <w:lang w:val="zh_TW" w:bidi="zh_TW"/>
+        </w:rPr>
+        <w:t>2:13</w:t>
+      </w:r>
       <w:r>
         <w:rPr>
           <w:lang w:val="zh_TW" w:bidi="zh_TW"/>
         </w:rPr>
         <w:t>，</w:t>
       </w:r>
-      <w:hyperlink r:id="rId15">
-        <w:r>
-          <w:rPr>
-            <w:lang w:val="zh_TW" w:bidi="zh_TW"/>
-          </w:rPr>
-          <w:rPr>
-            <w:color w:val="0000EE"/>
-            <w:u w:val="single"/>
-          </w:rPr>
-          <w:t>3:9</w:t>
-        </w:r>
-      </w:hyperlink>
+      <w:r>
+        <w:rPr>
+          <w:lang w:val="zh_TW" w:bidi="zh_TW"/>
+        </w:rPr>
+        <w:t>3:9</w:t>
+      </w:r>
       <w:r>
         <w:rPr>
           <w:lang w:val="zh_TW" w:bidi="zh_TW"/>
@@ -419,90 +401,60 @@
         </w:rPr>
         <w:t>在感謝神賜給帖撒羅尼迦信徒信心、愛心和盼望之後 (</w:t>
       </w:r>
-      <w:hyperlink r:id="rId16">
-        <w:r>
-          <w:rPr>
-            <w:lang w:val="zh_TW" w:bidi="zh_TW"/>
-          </w:rPr>
-          <w:rPr>
-            <w:color w:val="0000EE"/>
-            <w:u w:val="single"/>
-          </w:rPr>
-          <w:t>1:2–3</w:t>
-        </w:r>
-      </w:hyperlink>
+      <w:r>
+        <w:rPr>
+          <w:lang w:val="zh_TW" w:bidi="zh_TW"/>
+        </w:rPr>
+        <w:t>1:2–3</w:t>
+      </w:r>
       <w:r>
         <w:rPr>
           <w:lang w:val="zh_TW" w:bidi="zh_TW"/>
         </w:rPr>
         <w:t>)，保羅回憶了福音是如何傳到他們那裡 (</w:t>
       </w:r>
-      <w:hyperlink r:id="rId17">
-        <w:r>
-          <w:rPr>
-            <w:lang w:val="zh_TW" w:bidi="zh_TW"/>
-          </w:rPr>
-          <w:rPr>
-            <w:color w:val="0000EE"/>
-            <w:u w:val="single"/>
-          </w:rPr>
-          <w:t>1:4–5</w:t>
-        </w:r>
-      </w:hyperlink>
+      <w:r>
+        <w:rPr>
+          <w:lang w:val="zh_TW" w:bidi="zh_TW"/>
+        </w:rPr>
+        <w:t>1:4–5</w:t>
+      </w:r>
       <w:r>
         <w:rPr>
           <w:lang w:val="zh_TW" w:bidi="zh_TW"/>
         </w:rPr>
         <w:t>)，以及他們怎麼接受了這道 (</w:t>
       </w:r>
-      <w:hyperlink r:id="rId18">
-        <w:r>
-          <w:rPr>
-            <w:lang w:val="zh_TW" w:bidi="zh_TW"/>
-          </w:rPr>
-          <w:rPr>
-            <w:color w:val="0000EE"/>
-            <w:u w:val="single"/>
-          </w:rPr>
-          <w:t>1:6–10</w:t>
-        </w:r>
-      </w:hyperlink>
+      <w:r>
+        <w:rPr>
+          <w:lang w:val="zh_TW" w:bidi="zh_TW"/>
+        </w:rPr>
+        <w:t>1:6–10</w:t>
+      </w:r>
       <w:r>
         <w:rPr>
           <w:lang w:val="zh_TW" w:bidi="zh_TW"/>
         </w:rPr>
         <w:t>)。保羅在</w:t>
       </w:r>
-      <w:hyperlink r:id="rId19">
-        <w:r>
-          <w:rPr>
-            <w:lang w:val="zh_TW" w:bidi="zh_TW"/>
-          </w:rPr>
-          <w:rPr>
-            <w:color w:val="0000EE"/>
-            <w:u w:val="single"/>
-          </w:rPr>
-          <w:t>二章1至12節</w:t>
-        </w:r>
-      </w:hyperlink>
+      <w:r>
+        <w:rPr>
+          <w:lang w:val="zh_TW" w:bidi="zh_TW"/>
+        </w:rPr>
+        <w:t>二章1至12節</w:t>
+      </w:r>
       <w:r>
         <w:rPr>
           <w:lang w:val="zh_TW" w:bidi="zh_TW"/>
         </w:rPr>
         <w:t>和</w:t>
       </w:r>
-      <w:hyperlink r:id="rId20">
-        <w:r>
-          <w:rPr>
-            <w:lang w:val="zh_TW" w:bidi="zh_TW"/>
-          </w:rPr>
-          <w:rPr>
-            <w:color w:val="0000EE"/>
-            <w:u w:val="single"/>
-          </w:rPr>
-          <w:t>二章13至16節</w:t>
-        </w:r>
-      </w:hyperlink>
+      <w:r>
+        <w:rPr>
+          <w:lang w:val="zh_TW" w:bidi="zh_TW"/>
+        </w:rPr>
+        <w:t>二章13至16節</w:t>
+      </w:r>
       <w:r>
         <w:rPr>
           <w:lang w:val="zh_TW" w:bidi="zh_TW"/>
@@ -557,54 +509,36 @@
         </w:rPr>
         <w:t>保羅感恩的原因是帖撒羅尼迦信徒忠心的服事、愛心的作為和因盼望所存的忍耐（或信心；見</w:t>
       </w:r>
-      <w:hyperlink r:id="rId21">
-        <w:r>
-          <w:rPr>
-            <w:lang w:val="zh_TW" w:bidi="zh_TW"/>
-          </w:rPr>
-          <w:rPr>
-            <w:color w:val="0000EE"/>
-            <w:u w:val="single"/>
-          </w:rPr>
-          <w:t>3:6</w:t>
-        </w:r>
-      </w:hyperlink>
+      <w:r>
+        <w:rPr>
+          <w:lang w:val="zh_TW" w:bidi="zh_TW"/>
+        </w:rPr>
+        <w:t>3:6</w:t>
+      </w:r>
       <w:r>
         <w:rPr>
           <w:lang w:val="zh_TW" w:bidi="zh_TW"/>
         </w:rPr>
         <w:t>，</w:t>
       </w:r>
-      <w:hyperlink r:id="rId22">
-        <w:r>
-          <w:rPr>
-            <w:lang w:val="zh_TW" w:bidi="zh_TW"/>
-          </w:rPr>
-          <w:rPr>
-            <w:color w:val="0000EE"/>
-            <w:u w:val="single"/>
-          </w:rPr>
-          <w:t>5:8</w:t>
-        </w:r>
-      </w:hyperlink>
+      <w:r>
+        <w:rPr>
+          <w:lang w:val="zh_TW" w:bidi="zh_TW"/>
+        </w:rPr>
+        <w:t>5:8</w:t>
+      </w:r>
       <w:r>
         <w:rPr>
           <w:lang w:val="zh_TW" w:bidi="zh_TW"/>
         </w:rPr>
         <w:t>；</w:t>
       </w:r>
-      <w:hyperlink r:id="rId23">
-        <w:r>
-          <w:rPr>
-            <w:lang w:val="zh_TW" w:bidi="zh_TW"/>
-          </w:rPr>
-          <w:rPr>
-            <w:color w:val="0000EE"/>
-            <w:u w:val="single"/>
-          </w:rPr>
-          <w:t>帖後1:3–4</w:t>
-        </w:r>
-      </w:hyperlink>
+      <w:r>
+        <w:rPr>
+          <w:lang w:val="zh_TW" w:bidi="zh_TW"/>
+        </w:rPr>
+        <w:t>帖後1:3–4</w:t>
+      </w:r>
       <w:r>
         <w:rPr>
           <w:lang w:val="zh_TW" w:bidi="zh_TW"/>
@@ -707,54 +641,36 @@
         </w:rPr>
         <w:t>神透過福音的傳講呼召了帖撒羅尼迦人（</w:t>
       </w:r>
-      <w:hyperlink r:id="rId24">
-        <w:r>
-          <w:rPr>
-            <w:lang w:val="zh_TW" w:bidi="zh_TW"/>
-          </w:rPr>
-          <w:rPr>
-            <w:color w:val="0000EE"/>
-            <w:u w:val="single"/>
-          </w:rPr>
-          <w:t>帖後2:13–14</w:t>
-        </w:r>
-      </w:hyperlink>
+      <w:r>
+        <w:rPr>
+          <w:lang w:val="zh_TW" w:bidi="zh_TW"/>
+        </w:rPr>
+        <w:t>帖後2:13–14</w:t>
+      </w:r>
       <w:r>
         <w:rPr>
           <w:lang w:val="zh_TW" w:bidi="zh_TW"/>
         </w:rPr>
         <w:t>）。而聖靈使聽見的人相信這信息是真實的（</w:t>
       </w:r>
-      <w:hyperlink r:id="rId25">
-        <w:r>
-          <w:rPr>
-            <w:lang w:val="zh_TW" w:bidi="zh_TW"/>
-          </w:rPr>
-          <w:rPr>
-            <w:color w:val="0000EE"/>
-            <w:u w:val="single"/>
-          </w:rPr>
-          <w:t>林前2:4–5</w:t>
-        </w:r>
-      </w:hyperlink>
+      <w:r>
+        <w:rPr>
+          <w:lang w:val="zh_TW" w:bidi="zh_TW"/>
+        </w:rPr>
+        <w:t>林前2:4–5</w:t>
+      </w:r>
       <w:r>
         <w:rPr>
           <w:lang w:val="zh_TW" w:bidi="zh_TW"/>
         </w:rPr>
         <w:t>；</w:t>
       </w:r>
-      <w:hyperlink r:id="rId26">
-        <w:r>
-          <w:rPr>
-            <w:lang w:val="zh_TW" w:bidi="zh_TW"/>
-          </w:rPr>
-          <w:rPr>
-            <w:color w:val="0000EE"/>
-            <w:u w:val="single"/>
-          </w:rPr>
-          <w:t>彼前1:12</w:t>
-        </w:r>
-      </w:hyperlink>
+      <w:r>
+        <w:rPr>
+          <w:lang w:val="zh_TW" w:bidi="zh_TW"/>
+        </w:rPr>
+        <w:t>彼前1:12</w:t>
+      </w:r>
       <w:r>
         <w:rPr>
           <w:lang w:val="zh_TW" w:bidi="zh_TW"/>
@@ -817,126 +733,84 @@
         </w:rPr>
         <w:t>帖撒羅尼迦信徒因接受了好消息，遭受了當地人嚴重的逼迫苦害（</w:t>
       </w:r>
-      <w:hyperlink r:id="rId27">
-        <w:r>
-          <w:rPr>
-            <w:lang w:val="zh_TW" w:bidi="zh_TW"/>
-          </w:rPr>
-          <w:rPr>
-            <w:color w:val="0000EE"/>
-            <w:u w:val="single"/>
-          </w:rPr>
-          <w:t>2:14</w:t>
-        </w:r>
-      </w:hyperlink>
+      <w:r>
+        <w:rPr>
+          <w:lang w:val="zh_TW" w:bidi="zh_TW"/>
+        </w:rPr>
+        <w:t>2:14</w:t>
+      </w:r>
       <w:r>
         <w:rPr>
           <w:lang w:val="zh_TW" w:bidi="zh_TW"/>
         </w:rPr>
         <w:t>，</w:t>
       </w:r>
-      <w:hyperlink r:id="rId28">
-        <w:r>
-          <w:rPr>
-            <w:lang w:val="zh_TW" w:bidi="zh_TW"/>
-          </w:rPr>
-          <w:rPr>
-            <w:color w:val="0000EE"/>
-            <w:u w:val="single"/>
-          </w:rPr>
-          <w:t>3:3–4</w:t>
-        </w:r>
-      </w:hyperlink>
+      <w:r>
+        <w:rPr>
+          <w:lang w:val="zh_TW" w:bidi="zh_TW"/>
+        </w:rPr>
+        <w:t>3:3–4</w:t>
+      </w:r>
       <w:r>
         <w:rPr>
           <w:lang w:val="zh_TW" w:bidi="zh_TW"/>
         </w:rPr>
         <w:t>）。然而，當他們效法使徒和主本身（</w:t>
       </w:r>
-      <w:hyperlink r:id="rId29">
-        <w:r>
-          <w:rPr>
-            <w:lang w:val="zh_TW" w:bidi="zh_TW"/>
-          </w:rPr>
-          <w:rPr>
-            <w:color w:val="0000EE"/>
-            <w:u w:val="single"/>
-          </w:rPr>
-          <w:t>太5:11–12</w:t>
-        </w:r>
-      </w:hyperlink>
+      <w:r>
+        <w:rPr>
+          <w:lang w:val="zh_TW" w:bidi="zh_TW"/>
+        </w:rPr>
+        <w:t>太5:11–12</w:t>
+      </w:r>
       <w:r>
         <w:rPr>
           <w:lang w:val="zh_TW" w:bidi="zh_TW"/>
         </w:rPr>
         <w:t>；</w:t>
       </w:r>
-      <w:hyperlink r:id="rId30">
-        <w:r>
-          <w:rPr>
-            <w:lang w:val="zh_TW" w:bidi="zh_TW"/>
-          </w:rPr>
-          <w:rPr>
-            <w:color w:val="0000EE"/>
-            <w:u w:val="single"/>
-          </w:rPr>
-          <w:t>羅8:17</w:t>
-        </w:r>
-      </w:hyperlink>
+      <w:r>
+        <w:rPr>
+          <w:lang w:val="zh_TW" w:bidi="zh_TW"/>
+        </w:rPr>
+        <w:t>羅8:17</w:t>
+      </w:r>
       <w:r>
         <w:rPr>
           <w:lang w:val="zh_TW" w:bidi="zh_TW"/>
         </w:rPr>
         <w:t>，</w:t>
       </w:r>
-      <w:hyperlink r:id="rId31">
-        <w:r>
-          <w:rPr>
-            <w:lang w:val="zh_TW" w:bidi="zh_TW"/>
-          </w:rPr>
-          <w:rPr>
-            <w:color w:val="0000EE"/>
-            <w:u w:val="single"/>
-          </w:rPr>
-          <w:t>12:12</w:t>
-        </w:r>
-      </w:hyperlink>
+      <w:r>
+        <w:rPr>
+          <w:lang w:val="zh_TW" w:bidi="zh_TW"/>
+        </w:rPr>
+        <w:t>12:12</w:t>
+      </w:r>
       <w:r>
         <w:rPr>
           <w:lang w:val="zh_TW" w:bidi="zh_TW"/>
         </w:rPr>
         <w:t>；</w:t>
       </w:r>
-      <w:hyperlink r:id="rId32">
-        <w:r>
-          <w:rPr>
-            <w:lang w:val="zh_TW" w:bidi="zh_TW"/>
-          </w:rPr>
-          <w:rPr>
-            <w:color w:val="0000EE"/>
-            <w:u w:val="single"/>
-          </w:rPr>
-          <w:t>腓2:17</w:t>
-        </w:r>
-      </w:hyperlink>
+      <w:r>
+        <w:rPr>
+          <w:lang w:val="zh_TW" w:bidi="zh_TW"/>
+        </w:rPr>
+        <w:t>腓2:17</w:t>
+      </w:r>
       <w:r>
         <w:rPr>
           <w:lang w:val="zh_TW" w:bidi="zh_TW"/>
         </w:rPr>
         <w:t>）的樣式時，他們就得著了從聖靈來的喜樂（</w:t>
       </w:r>
-      <w:hyperlink r:id="rId33">
-        <w:r>
-          <w:rPr>
-            <w:lang w:val="zh_TW" w:bidi="zh_TW"/>
-          </w:rPr>
-          <w:rPr>
-            <w:color w:val="0000EE"/>
-            <w:u w:val="single"/>
-          </w:rPr>
-          <w:t>彼前4:13–14</w:t>
-        </w:r>
-      </w:hyperlink>
+      <w:r>
+        <w:rPr>
+          <w:lang w:val="zh_TW" w:bidi="zh_TW"/>
+        </w:rPr>
+        <w:t>彼前4:13–14</w:t>
+      </w:r>
       <w:r>
         <w:rPr>
           <w:lang w:val="zh_TW" w:bidi="zh_TW"/>
@@ -1052,90 +926,60 @@
         </w:rPr>
         <w:t>（</w:t>
       </w:r>
-      <w:hyperlink r:id="rId34">
-        <w:r>
-          <w:rPr>
-            <w:lang w:val="zh_TW" w:bidi="zh_TW"/>
-          </w:rPr>
-          <w:rPr>
-            <w:color w:val="0000EE"/>
-            <w:u w:val="single"/>
-          </w:rPr>
-          <w:t>徒14:11–18</w:t>
-        </w:r>
-      </w:hyperlink>
+      <w:r>
+        <w:rPr>
+          <w:lang w:val="zh_TW" w:bidi="zh_TW"/>
+        </w:rPr>
+        <w:t>徒14:11–18</w:t>
+      </w:r>
       <w:r>
         <w:rPr>
           <w:lang w:val="zh_TW" w:bidi="zh_TW"/>
         </w:rPr>
         <w:t>，</w:t>
       </w:r>
-      <w:hyperlink r:id="rId35">
-        <w:r>
-          <w:rPr>
-            <w:lang w:val="zh_TW" w:bidi="zh_TW"/>
-          </w:rPr>
-          <w:rPr>
-            <w:color w:val="0000EE"/>
-            <w:u w:val="single"/>
-          </w:rPr>
-          <w:t>17:22–31</w:t>
-        </w:r>
-      </w:hyperlink>
+      <w:r>
+        <w:rPr>
+          <w:lang w:val="zh_TW" w:bidi="zh_TW"/>
+        </w:rPr>
+        <w:t>17:22–31</w:t>
+      </w:r>
       <w:r>
         <w:rPr>
           <w:lang w:val="zh_TW" w:bidi="zh_TW"/>
         </w:rPr>
         <w:t>，</w:t>
       </w:r>
-      <w:hyperlink r:id="rId36">
-        <w:r>
-          <w:rPr>
-            <w:lang w:val="zh_TW" w:bidi="zh_TW"/>
-          </w:rPr>
-          <w:rPr>
-            <w:color w:val="0000EE"/>
-            <w:u w:val="single"/>
-          </w:rPr>
-          <w:t>19:23–41</w:t>
-        </w:r>
-      </w:hyperlink>
+      <w:r>
+        <w:rPr>
+          <w:lang w:val="zh_TW" w:bidi="zh_TW"/>
+        </w:rPr>
+        <w:t>19:23–41</w:t>
+      </w:r>
       <w:r>
         <w:rPr>
           <w:lang w:val="zh_TW" w:bidi="zh_TW"/>
         </w:rPr>
         <w:t>）。在多元宗教環境中，讓人離棄祖先的神明是個不尋常的呼召（參</w:t>
       </w:r>
-      <w:hyperlink r:id="rId37">
-        <w:r>
-          <w:rPr>
-            <w:lang w:val="zh_TW" w:bidi="zh_TW"/>
-          </w:rPr>
-          <w:rPr>
-            <w:color w:val="0000EE"/>
-            <w:u w:val="single"/>
-          </w:rPr>
-          <w:t>耶10:8–10</w:t>
-        </w:r>
-      </w:hyperlink>
+      <w:r>
+        <w:rPr>
+          <w:lang w:val="zh_TW" w:bidi="zh_TW"/>
+        </w:rPr>
+        <w:t>耶10:8–10</w:t>
+      </w:r>
       <w:r>
         <w:rPr>
           <w:lang w:val="zh_TW" w:bidi="zh_TW"/>
         </w:rPr>
         <w:t>；</w:t>
       </w:r>
-      <w:hyperlink r:id="rId38">
-        <w:r>
-          <w:rPr>
-            <w:lang w:val="zh_TW" w:bidi="zh_TW"/>
-          </w:rPr>
-          <w:rPr>
-            <w:color w:val="0000EE"/>
-            <w:u w:val="single"/>
-          </w:rPr>
-          <w:t>林前8:4–6</w:t>
-        </w:r>
-      </w:hyperlink>
+      <w:r>
+        <w:rPr>
+          <w:lang w:val="zh_TW" w:bidi="zh_TW"/>
+        </w:rPr>
+        <w:t>林前8:4–6</w:t>
+      </w:r>
       <w:r>
         <w:rPr>
           <w:lang w:val="zh_TW" w:bidi="zh_TW"/>
@@ -1190,144 +1034,96 @@
         </w:rPr>
         <w:t>使徒們傳講的信息的核心是耶穌從死裡復活（</w:t>
       </w:r>
-      <w:hyperlink r:id="rId39">
-        <w:r>
-          <w:rPr>
-            <w:lang w:val="zh_TW" w:bidi="zh_TW"/>
-          </w:rPr>
-          <w:rPr>
-            <w:color w:val="0000EE"/>
-            <w:u w:val="single"/>
-          </w:rPr>
-          <w:t>4:14</w:t>
-        </w:r>
-      </w:hyperlink>
+      <w:r>
+        <w:rPr>
+          <w:lang w:val="zh_TW" w:bidi="zh_TW"/>
+        </w:rPr>
+        <w:t>4:14</w:t>
+      </w:r>
       <w:r>
         <w:rPr>
           <w:lang w:val="zh_TW" w:bidi="zh_TW"/>
         </w:rPr>
         <w:t>；</w:t>
       </w:r>
-      <w:hyperlink r:id="rId40">
-        <w:r>
-          <w:rPr>
-            <w:lang w:val="zh_TW" w:bidi="zh_TW"/>
-          </w:rPr>
-          <w:rPr>
-            <w:color w:val="0000EE"/>
-            <w:u w:val="single"/>
-          </w:rPr>
-          <w:t>徒2:32</w:t>
-        </w:r>
-      </w:hyperlink>
+      <w:r>
+        <w:rPr>
+          <w:lang w:val="zh_TW" w:bidi="zh_TW"/>
+        </w:rPr>
+        <w:t>徒2:32</w:t>
+      </w:r>
       <w:r>
         <w:rPr>
           <w:lang w:val="zh_TW" w:bidi="zh_TW"/>
         </w:rPr>
         <w:t>，</w:t>
       </w:r>
-      <w:hyperlink r:id="rId41">
-        <w:r>
-          <w:rPr>
-            <w:lang w:val="zh_TW" w:bidi="zh_TW"/>
-          </w:rPr>
-          <w:rPr>
-            <w:color w:val="0000EE"/>
-            <w:u w:val="single"/>
-          </w:rPr>
-          <w:t>3:15</w:t>
-        </w:r>
-      </w:hyperlink>
+      <w:r>
+        <w:rPr>
+          <w:lang w:val="zh_TW" w:bidi="zh_TW"/>
+        </w:rPr>
+        <w:t>3:15</w:t>
+      </w:r>
       <w:r>
         <w:rPr>
           <w:lang w:val="zh_TW" w:bidi="zh_TW"/>
         </w:rPr>
         <w:t>，</w:t>
       </w:r>
-      <w:hyperlink r:id="rId42">
-        <w:r>
-          <w:rPr>
-            <w:lang w:val="zh_TW" w:bidi="zh_TW"/>
-          </w:rPr>
-          <w:rPr>
-            <w:color w:val="0000EE"/>
-            <w:u w:val="single"/>
-          </w:rPr>
-          <w:t>10:40</w:t>
-        </w:r>
-      </w:hyperlink>
+      <w:r>
+        <w:rPr>
+          <w:lang w:val="zh_TW" w:bidi="zh_TW"/>
+        </w:rPr>
+        <w:t>10:40</w:t>
+      </w:r>
       <w:r>
         <w:rPr>
           <w:lang w:val="zh_TW" w:bidi="zh_TW"/>
         </w:rPr>
         <w:t>，</w:t>
       </w:r>
-      <w:hyperlink r:id="rId43">
-        <w:r>
-          <w:rPr>
-            <w:lang w:val="zh_TW" w:bidi="zh_TW"/>
-          </w:rPr>
-          <w:rPr>
-            <w:color w:val="0000EE"/>
-            <w:u w:val="single"/>
-          </w:rPr>
-          <w:t>13:29–30</w:t>
-        </w:r>
-      </w:hyperlink>
+      <w:r>
+        <w:rPr>
+          <w:lang w:val="zh_TW" w:bidi="zh_TW"/>
+        </w:rPr>
+        <w:t>13:29–30</w:t>
+      </w:r>
       <w:r>
         <w:rPr>
           <w:lang w:val="zh_TW" w:bidi="zh_TW"/>
         </w:rPr>
         <w:t>；</w:t>
       </w:r>
-      <w:hyperlink r:id="rId44">
-        <w:r>
-          <w:rPr>
-            <w:lang w:val="zh_TW" w:bidi="zh_TW"/>
-          </w:rPr>
-          <w:rPr>
-            <w:color w:val="0000EE"/>
-            <w:u w:val="single"/>
-          </w:rPr>
-          <w:t>林前15:3–8</w:t>
-        </w:r>
-      </w:hyperlink>
+      <w:r>
+        <w:rPr>
+          <w:lang w:val="zh_TW" w:bidi="zh_TW"/>
+        </w:rPr>
+        <w:t>林前15:3–8</w:t>
+      </w:r>
       <w:r>
         <w:rPr>
           <w:lang w:val="zh_TW" w:bidi="zh_TW"/>
         </w:rPr>
         <w:t>），這也是對耶穌再來之信心的根基（見</w:t>
       </w:r>
-      <w:hyperlink r:id="rId45">
-        <w:r>
-          <w:rPr>
-            <w:lang w:val="zh_TW" w:bidi="zh_TW"/>
-          </w:rPr>
-          <w:rPr>
-            <w:color w:val="0000EE"/>
-            <w:u w:val="single"/>
-          </w:rPr>
-          <w:t>帖前5:9</w:t>
-        </w:r>
-      </w:hyperlink>
+      <w:r>
+        <w:rPr>
+          <w:lang w:val="zh_TW" w:bidi="zh_TW"/>
+        </w:rPr>
+        <w:t>帖前5:9</w:t>
+      </w:r>
       <w:r>
         <w:rPr>
           <w:lang w:val="zh_TW" w:bidi="zh_TW"/>
         </w:rPr>
         <w:t>；</w:t>
       </w:r>
-      <w:hyperlink r:id="rId46">
-        <w:r>
-          <w:rPr>
-            <w:lang w:val="zh_TW" w:bidi="zh_TW"/>
-          </w:rPr>
-          <w:rPr>
-            <w:color w:val="0000EE"/>
-            <w:u w:val="single"/>
-          </w:rPr>
-          <w:t>帖後1:6–10</w:t>
-        </w:r>
-      </w:hyperlink>
+      <w:r>
+        <w:rPr>
+          <w:lang w:val="zh_TW" w:bidi="zh_TW"/>
+        </w:rPr>
+        <w:t>帖後1:6–10</w:t>
+      </w:r>
       <w:r>
         <w:rPr>
           <w:lang w:val="zh_TW" w:bidi="zh_TW"/>
@@ -1454,108 +1250,72 @@
         </w:rPr>
         <w:t>這封書信在正文的開頭先討論了保羅和他同工們的品格（</w:t>
       </w:r>
-      <w:hyperlink r:id="rId19">
-        <w:r>
-          <w:rPr>
-            <w:lang w:val="zh_TW" w:bidi="zh_TW"/>
-          </w:rPr>
-          <w:rPr>
-            <w:color w:val="0000EE"/>
-            <w:u w:val="single"/>
-          </w:rPr>
-          <w:t>2:1–12</w:t>
-        </w:r>
-      </w:hyperlink>
+      <w:r>
+        <w:rPr>
+          <w:lang w:val="zh_TW" w:bidi="zh_TW"/>
+        </w:rPr>
+        <w:t>2:1–12</w:t>
+      </w:r>
       <w:r>
         <w:rPr>
           <w:lang w:val="zh_TW" w:bidi="zh_TW"/>
         </w:rPr>
         <w:t>），以及帖撒羅尼迦人接受福音的方式（</w:t>
       </w:r>
-      <w:hyperlink r:id="rId20">
-        <w:r>
-          <w:rPr>
-            <w:lang w:val="zh_TW" w:bidi="zh_TW"/>
-          </w:rPr>
-          <w:rPr>
-            <w:color w:val="0000EE"/>
-            <w:u w:val="single"/>
-          </w:rPr>
-          <w:t>2:13–16</w:t>
-        </w:r>
-      </w:hyperlink>
+      <w:r>
+        <w:rPr>
+          <w:lang w:val="zh_TW" w:bidi="zh_TW"/>
+        </w:rPr>
+        <w:t>2:13–16</w:t>
+      </w:r>
       <w:r>
         <w:rPr>
           <w:lang w:val="zh_TW" w:bidi="zh_TW"/>
         </w:rPr>
         <w:t>）。接著強調了保羅對教會真誠的關心，講述了他想回去探訪他們的努力（</w:t>
       </w:r>
-      <w:hyperlink r:id="rId47">
-        <w:r>
-          <w:rPr>
-            <w:lang w:val="zh_TW" w:bidi="zh_TW"/>
-          </w:rPr>
-          <w:rPr>
-            <w:color w:val="0000EE"/>
-            <w:u w:val="single"/>
-          </w:rPr>
-          <w:t>2:17–20</w:t>
-        </w:r>
-      </w:hyperlink>
+      <w:r>
+        <w:rPr>
+          <w:lang w:val="zh_TW" w:bidi="zh_TW"/>
+        </w:rPr>
+        <w:t>2:17–20</w:t>
+      </w:r>
       <w:r>
         <w:rPr>
           <w:lang w:val="zh_TW" w:bidi="zh_TW"/>
         </w:rPr>
         <w:t>），以及當他自己無法前去時就差派提摩太去他們那裡的決定（</w:t>
       </w:r>
-      <w:hyperlink r:id="rId48">
-        <w:r>
-          <w:rPr>
-            <w:lang w:val="zh_TW" w:bidi="zh_TW"/>
-          </w:rPr>
-          <w:rPr>
-            <w:color w:val="0000EE"/>
-            <w:u w:val="single"/>
-          </w:rPr>
-          <w:t>3:1–5</w:t>
-        </w:r>
-      </w:hyperlink>
+      <w:r>
+        <w:rPr>
+          <w:lang w:val="zh_TW" w:bidi="zh_TW"/>
+        </w:rPr>
+        <w:t>3:1–5</w:t>
+      </w:r>
       <w:r>
         <w:rPr>
           <w:lang w:val="zh_TW" w:bidi="zh_TW"/>
         </w:rPr>
         <w:t>）。最後說到了保羅因提摩太所帶回來的好消息而喜樂（</w:t>
       </w:r>
-      <w:hyperlink r:id="rId49">
-        <w:r>
-          <w:rPr>
-            <w:lang w:val="zh_TW" w:bidi="zh_TW"/>
-          </w:rPr>
-          <w:rPr>
-            <w:color w:val="0000EE"/>
-            <w:u w:val="single"/>
-          </w:rPr>
-          <w:t>3:6–9</w:t>
-        </w:r>
-      </w:hyperlink>
+      <w:r>
+        <w:rPr>
+          <w:lang w:val="zh_TW" w:bidi="zh_TW"/>
+        </w:rPr>
+        <w:t>3:6–9</w:t>
+      </w:r>
       <w:r>
         <w:rPr>
           <w:lang w:val="zh_TW" w:bidi="zh_TW"/>
         </w:rPr>
         <w:t>），且他禱告能夠親自回到教會中（</w:t>
       </w:r>
-      <w:hyperlink r:id="rId50">
-        <w:r>
-          <w:rPr>
-            <w:lang w:val="zh_TW" w:bidi="zh_TW"/>
-          </w:rPr>
-          <w:rPr>
-            <w:color w:val="0000EE"/>
-            <w:u w:val="single"/>
-          </w:rPr>
-          <w:t>3:10–13</w:t>
-        </w:r>
-      </w:hyperlink>
+      <w:r>
+        <w:rPr>
+          <w:lang w:val="zh_TW" w:bidi="zh_TW"/>
+        </w:rPr>
+        <w:t>3:10–13</w:t>
+      </w:r>
       <w:r>
         <w:rPr>
           <w:lang w:val="zh_TW" w:bidi="zh_TW"/>
@@ -1622,18 +1382,12 @@
         </w:rPr>
         <w:t>（</w:t>
       </w:r>
-      <w:hyperlink r:id="rId51">
-        <w:r>
-          <w:rPr>
-            <w:lang w:val="zh_TW" w:bidi="zh_TW"/>
-          </w:rPr>
-          <w:rPr>
-            <w:color w:val="0000EE"/>
-            <w:u w:val="single"/>
-          </w:rPr>
-          <w:t>徒16:19–40</w:t>
-        </w:r>
-      </w:hyperlink>
+      <w:r>
+        <w:rPr>
+          <w:lang w:val="zh_TW" w:bidi="zh_TW"/>
+        </w:rPr>
+        <w:t>徒16:19–40</w:t>
+      </w:r>
       <w:r>
         <w:rPr>
           <w:lang w:val="zh_TW" w:bidi="zh_TW"/>
@@ -1688,18 +1442,12 @@
         </w:rPr>
         <w:t>在古代世界中，被委以公職的人必須經過察驗和審核。帖撒羅尼迦人（</w:t>
       </w:r>
-      <w:hyperlink r:id="rId52">
-        <w:r>
-          <w:rPr>
-            <w:lang w:val="zh_TW" w:bidi="zh_TW"/>
-          </w:rPr>
-          <w:rPr>
-            <w:color w:val="0000EE"/>
-            <w:u w:val="single"/>
-          </w:rPr>
-          <w:t>2:3</w:t>
-        </w:r>
-      </w:hyperlink>
+      <w:r>
+        <w:rPr>
+          <w:lang w:val="zh_TW" w:bidi="zh_TW"/>
+        </w:rPr>
+        <w:t>2:3</w:t>
+      </w:r>
       <w:r>
         <w:rPr>
           <w:lang w:val="zh_TW" w:bidi="zh_TW"/>
@@ -1760,72 +1508,48 @@
         </w:rPr>
         <w:t>是為了從他人那裡獲得財務利益而常用的手段。保羅否認了他為了獲得錢財而諂媚帖撒羅尼迦人。他再次呼籲帖撒羅尼迦人和神為他作證（參</w:t>
       </w:r>
-      <w:hyperlink r:id="rId53">
-        <w:r>
-          <w:rPr>
-            <w:lang w:val="zh_TW" w:bidi="zh_TW"/>
-          </w:rPr>
-          <w:rPr>
-            <w:color w:val="0000EE"/>
-            <w:u w:val="single"/>
-          </w:rPr>
-          <w:t>2:10</w:t>
-        </w:r>
-      </w:hyperlink>
+      <w:r>
+        <w:rPr>
+          <w:lang w:val="zh_TW" w:bidi="zh_TW"/>
+        </w:rPr>
+        <w:t>2:10</w:t>
+      </w:r>
       <w:r>
         <w:rPr>
           <w:lang w:val="zh_TW" w:bidi="zh_TW"/>
         </w:rPr>
         <w:t>；</w:t>
       </w:r>
-      <w:hyperlink r:id="rId54">
-        <w:r>
-          <w:rPr>
-            <w:lang w:val="zh_TW" w:bidi="zh_TW"/>
-          </w:rPr>
-          <w:rPr>
-            <w:color w:val="0000EE"/>
-            <w:u w:val="single"/>
-          </w:rPr>
-          <w:t>申19:15</w:t>
-        </w:r>
-      </w:hyperlink>
+      <w:r>
+        <w:rPr>
+          <w:lang w:val="zh_TW" w:bidi="zh_TW"/>
+        </w:rPr>
+        <w:t>申19:15</w:t>
+      </w:r>
       <w:r>
         <w:rPr>
           <w:lang w:val="zh_TW" w:bidi="zh_TW"/>
         </w:rPr>
         <w:t>；</w:t>
       </w:r>
-      <w:hyperlink r:id="rId55">
-        <w:r>
-          <w:rPr>
-            <w:lang w:val="zh_TW" w:bidi="zh_TW"/>
-          </w:rPr>
-          <w:rPr>
-            <w:color w:val="0000EE"/>
-            <w:u w:val="single"/>
-          </w:rPr>
-          <w:t>林後13:1</w:t>
-        </w:r>
-      </w:hyperlink>
+      <w:r>
+        <w:rPr>
+          <w:lang w:val="zh_TW" w:bidi="zh_TW"/>
+        </w:rPr>
+        <w:t>林後13:1</w:t>
+      </w:r>
       <w:r>
         <w:rPr>
           <w:lang w:val="zh_TW" w:bidi="zh_TW"/>
         </w:rPr>
         <w:t>；</w:t>
       </w:r>
-      <w:hyperlink r:id="rId56">
-        <w:r>
-          <w:rPr>
-            <w:lang w:val="zh_TW" w:bidi="zh_TW"/>
-          </w:rPr>
-          <w:rPr>
-            <w:color w:val="0000EE"/>
-            <w:u w:val="single"/>
-          </w:rPr>
-          <w:t>提前5:19</w:t>
-        </w:r>
-      </w:hyperlink>
+      <w:r>
+        <w:rPr>
+          <w:lang w:val="zh_TW" w:bidi="zh_TW"/>
+        </w:rPr>
+        <w:t>提前5:19</w:t>
+      </w:r>
       <w:r>
         <w:rPr>
           <w:lang w:val="zh_TW" w:bidi="zh_TW"/>
@@ -1906,18 +1630,12 @@
         </w:rPr>
         <w:t xml:space="preserve"> 保羅和他的同工沒有利用他們使徒的權柄來提出任何要求（參</w:t>
       </w:r>
-      <w:hyperlink r:id="rId57">
-        <w:r>
-          <w:rPr>
-            <w:lang w:val="zh_TW" w:bidi="zh_TW"/>
-          </w:rPr>
-          <w:rPr>
-            <w:color w:val="0000EE"/>
-            <w:u w:val="single"/>
-          </w:rPr>
-          <w:t>太20:25–28</w:t>
-        </w:r>
-      </w:hyperlink>
+      <w:r>
+        <w:rPr>
+          <w:lang w:val="zh_TW" w:bidi="zh_TW"/>
+        </w:rPr>
+        <w:t>太20:25–28</w:t>
+      </w:r>
       <w:r>
         <w:rPr>
           <w:lang w:val="zh_TW" w:bidi="zh_TW"/>
@@ -1972,54 +1690,36 @@
         </w:rPr>
         <w:t>保羅和他的同工在城中用雙手作工以供養自己（參</w:t>
       </w:r>
-      <w:hyperlink r:id="rId58">
-        <w:r>
-          <w:rPr>
-            <w:lang w:val="zh_TW" w:bidi="zh_TW"/>
-          </w:rPr>
-          <w:rPr>
-            <w:color w:val="0000EE"/>
-            <w:u w:val="single"/>
-          </w:rPr>
-          <w:t>徒18:1–4</w:t>
-        </w:r>
-      </w:hyperlink>
+      <w:r>
+        <w:rPr>
+          <w:lang w:val="zh_TW" w:bidi="zh_TW"/>
+        </w:rPr>
+        <w:t>徒18:1–4</w:t>
+      </w:r>
       <w:r>
         <w:rPr>
           <w:lang w:val="zh_TW" w:bidi="zh_TW"/>
         </w:rPr>
         <w:t>；</w:t>
       </w:r>
-      <w:hyperlink r:id="rId59">
-        <w:r>
-          <w:rPr>
-            <w:lang w:val="zh_TW" w:bidi="zh_TW"/>
-          </w:rPr>
-          <w:rPr>
-            <w:color w:val="0000EE"/>
-            <w:u w:val="single"/>
-          </w:rPr>
-          <w:t>林前9:12–18</w:t>
-        </w:r>
-      </w:hyperlink>
+      <w:r>
+        <w:rPr>
+          <w:lang w:val="zh_TW" w:bidi="zh_TW"/>
+        </w:rPr>
+        <w:t>林前9:12–18</w:t>
+      </w:r>
       <w:r>
         <w:rPr>
           <w:lang w:val="zh_TW" w:bidi="zh_TW"/>
         </w:rPr>
         <w:t>），來作為帖撒羅尼迦人的榜樣（</w:t>
       </w:r>
-      <w:hyperlink r:id="rId60">
-        <w:r>
-          <w:rPr>
-            <w:lang w:val="zh_TW" w:bidi="zh_TW"/>
-          </w:rPr>
-          <w:rPr>
-            <w:color w:val="0000EE"/>
-            <w:u w:val="single"/>
-          </w:rPr>
-          <w:t>帖後3:8–9）</w:t>
-        </w:r>
-      </w:hyperlink>
+      <w:r>
+        <w:rPr>
+          <w:lang w:val="zh_TW" w:bidi="zh_TW"/>
+        </w:rPr>
+        <w:t>帖後3:8–9）</w:t>
+      </w:r>
       <w:r>
         <w:rPr>
           <w:lang w:val="zh_TW" w:bidi="zh_TW"/>
@@ -2074,18 +1774,12 @@
         </w:rPr>
         <w:t>神和帖撒羅尼迦人都是見證人（見</w:t>
       </w:r>
-      <w:hyperlink r:id="rId61">
-        <w:r>
-          <w:rPr>
-            <w:lang w:val="zh_TW" w:bidi="zh_TW"/>
-          </w:rPr>
-          <w:rPr>
-            <w:color w:val="0000EE"/>
-            <w:u w:val="single"/>
-          </w:rPr>
-          <w:t>2:5</w:t>
-        </w:r>
-      </w:hyperlink>
+      <w:r>
+        <w:rPr>
+          <w:lang w:val="zh_TW" w:bidi="zh_TW"/>
+        </w:rPr>
+        <w:t>2:5</w:t>
+      </w:r>
       <w:r>
         <w:rPr>
           <w:lang w:val="zh_TW" w:bidi="zh_TW"/>
@@ -2218,72 +1912,48 @@
         </w:rPr>
         <w:t>享祂國度和榮耀（</w:t>
       </w:r>
-      <w:hyperlink r:id="rId62">
-        <w:r>
-          <w:rPr>
-            <w:lang w:val="zh_TW" w:bidi="zh_TW"/>
-          </w:rPr>
-          <w:rPr>
-            <w:color w:val="0000EE"/>
-            <w:u w:val="single"/>
-          </w:rPr>
-          <w:t>羅8:17–18</w:t>
-        </w:r>
-      </w:hyperlink>
+      <w:r>
+        <w:rPr>
+          <w:lang w:val="zh_TW" w:bidi="zh_TW"/>
+        </w:rPr>
+        <w:t>羅8:17–18</w:t>
+      </w:r>
       <w:r>
         <w:rPr>
           <w:lang w:val="zh_TW" w:bidi="zh_TW"/>
         </w:rPr>
         <w:t>；</w:t>
       </w:r>
-      <w:hyperlink r:id="rId63">
-        <w:r>
-          <w:rPr>
-            <w:lang w:val="zh_TW" w:bidi="zh_TW"/>
-          </w:rPr>
-          <w:rPr>
-            <w:color w:val="0000EE"/>
-            <w:u w:val="single"/>
-          </w:rPr>
-          <w:t>西1:27</w:t>
-        </w:r>
-      </w:hyperlink>
+      <w:r>
+        <w:rPr>
+          <w:lang w:val="zh_TW" w:bidi="zh_TW"/>
+        </w:rPr>
+        <w:t>西1:27</w:t>
+      </w:r>
       <w:r>
         <w:rPr>
           <w:lang w:val="zh_TW" w:bidi="zh_TW"/>
         </w:rPr>
         <w:t>；</w:t>
       </w:r>
-      <w:hyperlink r:id="rId64">
-        <w:r>
-          <w:rPr>
-            <w:lang w:val="zh_TW" w:bidi="zh_TW"/>
-          </w:rPr>
-          <w:rPr>
-            <w:color w:val="0000EE"/>
-            <w:u w:val="single"/>
-          </w:rPr>
-          <w:t>帖後2:14</w:t>
-        </w:r>
-      </w:hyperlink>
+      <w:r>
+        <w:rPr>
+          <w:lang w:val="zh_TW" w:bidi="zh_TW"/>
+        </w:rPr>
+        <w:t>帖後2:14</w:t>
+      </w:r>
       <w:r>
         <w:rPr>
           <w:lang w:val="zh_TW" w:bidi="zh_TW"/>
         </w:rPr>
         <w:t>）的蒙召之人能按照神對他們的期待及高標準來和諧共處（</w:t>
       </w:r>
-      <w:hyperlink r:id="rId65">
-        <w:r>
-          <w:rPr>
-            <w:lang w:val="zh_TW" w:bidi="zh_TW"/>
-          </w:rPr>
-          <w:rPr>
-            <w:color w:val="0000EE"/>
-            <w:u w:val="single"/>
-          </w:rPr>
-          <w:t>4:7</w:t>
-        </w:r>
-      </w:hyperlink>
+      <w:r>
+        <w:rPr>
+          <w:lang w:val="zh_TW" w:bidi="zh_TW"/>
+        </w:rPr>
+        <w:t>4:7</w:t>
+      </w:r>
       <w:r>
         <w:rPr>
           <w:lang w:val="zh_TW" w:bidi="zh_TW"/>
@@ -2338,90 +2008,60 @@
         </w:rPr>
         <w:t>保羅第二次獻上感恩（見</w:t>
       </w:r>
-      <w:hyperlink r:id="rId66">
-        <w:r>
-          <w:rPr>
-            <w:lang w:val="zh_TW" w:bidi="zh_TW"/>
-          </w:rPr>
-          <w:rPr>
-            <w:color w:val="0000EE"/>
-            <w:u w:val="single"/>
-          </w:rPr>
-          <w:t>1:2</w:t>
-        </w:r>
-      </w:hyperlink>
+      <w:r>
+        <w:rPr>
+          <w:lang w:val="zh_TW" w:bidi="zh_TW"/>
+        </w:rPr>
+        <w:t>1:2</w:t>
+      </w:r>
       <w:r>
         <w:rPr>
           <w:lang w:val="zh_TW" w:bidi="zh_TW"/>
         </w:rPr>
         <w:t>，</w:t>
       </w:r>
-      <w:hyperlink r:id="rId15">
-        <w:r>
-          <w:rPr>
-            <w:lang w:val="zh_TW" w:bidi="zh_TW"/>
-          </w:rPr>
-          <w:rPr>
-            <w:color w:val="0000EE"/>
-            <w:u w:val="single"/>
-          </w:rPr>
-          <w:t>3:9</w:t>
-        </w:r>
-      </w:hyperlink>
+      <w:r>
+        <w:rPr>
+          <w:lang w:val="zh_TW" w:bidi="zh_TW"/>
+        </w:rPr>
+        <w:t>3:9</w:t>
+      </w:r>
       <w:r>
         <w:rPr>
           <w:lang w:val="zh_TW" w:bidi="zh_TW"/>
         </w:rPr>
         <w:t>），是因為帖撒羅尼迦人接受了使徒的信息——且不以為那只是人的哲學，乃以為是神的道（</w:t>
       </w:r>
-      <w:hyperlink r:id="rId67">
-        <w:r>
-          <w:rPr>
-            <w:lang w:val="zh_TW" w:bidi="zh_TW"/>
-          </w:rPr>
-          <w:rPr>
-            <w:color w:val="0000EE"/>
-            <w:u w:val="single"/>
-          </w:rPr>
-          <w:t>1:5</w:t>
-        </w:r>
-      </w:hyperlink>
+      <w:r>
+        <w:rPr>
+          <w:lang w:val="zh_TW" w:bidi="zh_TW"/>
+        </w:rPr>
+        <w:t>1:5</w:t>
+      </w:r>
       <w:r>
         <w:rPr>
           <w:lang w:val="zh_TW" w:bidi="zh_TW"/>
         </w:rPr>
         <w:t>；</w:t>
       </w:r>
-      <w:hyperlink r:id="rId64">
-        <w:r>
-          <w:rPr>
-            <w:lang w:val="zh_TW" w:bidi="zh_TW"/>
-          </w:rPr>
-          <w:rPr>
-            <w:color w:val="0000EE"/>
-            <w:u w:val="single"/>
-          </w:rPr>
-          <w:t>帖後2:14</w:t>
-        </w:r>
-      </w:hyperlink>
+      <w:r>
+        <w:rPr>
+          <w:lang w:val="zh_TW" w:bidi="zh_TW"/>
+        </w:rPr>
+        <w:t>帖後2:14</w:t>
+      </w:r>
       <w:r>
         <w:rPr>
           <w:lang w:val="zh_TW" w:bidi="zh_TW"/>
         </w:rPr>
         <w:t>；</w:t>
       </w:r>
-      <w:hyperlink r:id="rId68">
-        <w:r>
-          <w:rPr>
-            <w:lang w:val="zh_TW" w:bidi="zh_TW"/>
-          </w:rPr>
-          <w:rPr>
-            <w:color w:val="0000EE"/>
-            <w:u w:val="single"/>
-          </w:rPr>
-          <w:t>林後5:20</w:t>
-        </w:r>
-      </w:hyperlink>
+      <w:r>
+        <w:rPr>
+          <w:lang w:val="zh_TW" w:bidi="zh_TW"/>
+        </w:rPr>
+        <w:t>林後5:20</w:t>
+      </w:r>
       <w:r>
         <w:rPr>
           <w:lang w:val="zh_TW" w:bidi="zh_TW"/>
@@ -2476,36 +2116,24 @@
         </w:rPr>
         <w:t>帖撒羅尼迦信徒領受神之道的證據是他們也遭受了迫害（</w:t>
       </w:r>
-      <w:hyperlink r:id="rId69">
-        <w:r>
-          <w:rPr>
-            <w:lang w:val="zh_TW" w:bidi="zh_TW"/>
-          </w:rPr>
-          <w:rPr>
-            <w:color w:val="0000EE"/>
-            <w:u w:val="single"/>
-          </w:rPr>
-          <w:t>1:6</w:t>
-        </w:r>
-      </w:hyperlink>
+      <w:r>
+        <w:rPr>
+          <w:lang w:val="zh_TW" w:bidi="zh_TW"/>
+        </w:rPr>
+        <w:t>1:6</w:t>
+      </w:r>
       <w:r>
         <w:rPr>
           <w:lang w:val="zh_TW" w:bidi="zh_TW"/>
         </w:rPr>
         <w:t>）。這遵循了使徒、猶太教會（</w:t>
       </w:r>
-      <w:hyperlink r:id="rId70">
-        <w:r>
-          <w:rPr>
-            <w:lang w:val="zh_TW" w:bidi="zh_TW"/>
-          </w:rPr>
-          <w:rPr>
-            <w:color w:val="0000EE"/>
-            <w:u w:val="single"/>
-          </w:rPr>
-          <w:t>徒8:1</w:t>
-        </w:r>
-      </w:hyperlink>
+      <w:r>
+        <w:rPr>
+          <w:lang w:val="zh_TW" w:bidi="zh_TW"/>
+        </w:rPr>
+        <w:t>徒8:1</w:t>
+      </w:r>
       <w:r>
         <w:rPr>
           <w:lang w:val="zh_TW" w:bidi="zh_TW"/>
@@ -2560,108 +2188,72 @@
         </w:rPr>
         <w:t>保羅並非反猶太人；出於對自己本族人的愛，他為他們的救恩祈求（</w:t>
       </w:r>
-      <w:hyperlink r:id="rId71">
-        <w:r>
-          <w:rPr>
-            <w:lang w:val="zh_TW" w:bidi="zh_TW"/>
-          </w:rPr>
-          <w:rPr>
-            <w:color w:val="0000EE"/>
-            <w:u w:val="single"/>
-          </w:rPr>
-          <w:t>羅9:1–5</w:t>
-        </w:r>
-      </w:hyperlink>
+      <w:r>
+        <w:rPr>
+          <w:lang w:val="zh_TW" w:bidi="zh_TW"/>
+        </w:rPr>
+        <w:t>羅9:1–5</w:t>
+      </w:r>
       <w:r>
         <w:rPr>
           <w:lang w:val="zh_TW" w:bidi="zh_TW"/>
         </w:rPr>
         <w:t>，</w:t>
       </w:r>
-      <w:hyperlink r:id="rId72">
-        <w:r>
-          <w:rPr>
-            <w:lang w:val="zh_TW" w:bidi="zh_TW"/>
-          </w:rPr>
-          <w:rPr>
-            <w:color w:val="0000EE"/>
-            <w:u w:val="single"/>
-          </w:rPr>
-          <w:t>10:1</w:t>
-        </w:r>
-      </w:hyperlink>
+      <w:r>
+        <w:rPr>
+          <w:lang w:val="zh_TW" w:bidi="zh_TW"/>
+        </w:rPr>
+        <w:t>10:1</w:t>
+      </w:r>
       <w:r>
         <w:rPr>
           <w:lang w:val="zh_TW" w:bidi="zh_TW"/>
         </w:rPr>
         <w:t>）。但他知道一些猶太人在神的使者——包括耶穌——的死亡中所扮演的角色（</w:t>
       </w:r>
-      <w:hyperlink r:id="rId73">
-        <w:r>
-          <w:rPr>
-            <w:lang w:val="zh_TW" w:bidi="zh_TW"/>
-          </w:rPr>
-          <w:rPr>
-            <w:color w:val="0000EE"/>
-            <w:u w:val="single"/>
-          </w:rPr>
-          <w:t>王上19:10</w:t>
-        </w:r>
-      </w:hyperlink>
+      <w:r>
+        <w:rPr>
+          <w:lang w:val="zh_TW" w:bidi="zh_TW"/>
+        </w:rPr>
+        <w:t>王上19:10</w:t>
+      </w:r>
       <w:r>
         <w:rPr>
           <w:lang w:val="zh_TW" w:bidi="zh_TW"/>
         </w:rPr>
         <w:t>；</w:t>
       </w:r>
-      <w:hyperlink r:id="rId74">
-        <w:r>
-          <w:rPr>
-            <w:lang w:val="zh_TW" w:bidi="zh_TW"/>
-          </w:rPr>
-          <w:rPr>
-            <w:color w:val="0000EE"/>
-            <w:u w:val="single"/>
-          </w:rPr>
-          <w:t>徒7:52</w:t>
-        </w:r>
-      </w:hyperlink>
+      <w:r>
+        <w:rPr>
+          <w:lang w:val="zh_TW" w:bidi="zh_TW"/>
+        </w:rPr>
+        <w:t>徒7:52</w:t>
+      </w:r>
       <w:r>
         <w:rPr>
           <w:lang w:val="zh_TW" w:bidi="zh_TW"/>
         </w:rPr>
         <w:t>）。現在他們在帖撒羅尼迦迫害使徒所差派的使者（</w:t>
       </w:r>
-      <w:hyperlink r:id="rId75">
-        <w:r>
-          <w:rPr>
-            <w:lang w:val="zh_TW" w:bidi="zh_TW"/>
-          </w:rPr>
-          <w:rPr>
-            <w:color w:val="0000EE"/>
-            <w:u w:val="single"/>
-          </w:rPr>
-          <w:t>徒17:10</w:t>
-        </w:r>
-      </w:hyperlink>
+      <w:r>
+        <w:rPr>
+          <w:lang w:val="zh_TW" w:bidi="zh_TW"/>
+        </w:rPr>
+        <w:t>徒17:10</w:t>
+      </w:r>
       <w:r>
         <w:rPr>
           <w:lang w:val="zh_TW" w:bidi="zh_TW"/>
         </w:rPr>
         <w:t>；</w:t>
       </w:r>
-      <w:hyperlink r:id="rId76">
-        <w:r>
-          <w:rPr>
-            <w:lang w:val="zh_TW" w:bidi="zh_TW"/>
-          </w:rPr>
-          <w:rPr>
-            <w:color w:val="0000EE"/>
-            <w:u w:val="single"/>
-          </w:rPr>
-          <w:t>林後11:26</w:t>
-        </w:r>
-      </w:hyperlink>
+      <w:r>
+        <w:rPr>
+          <w:lang w:val="zh_TW" w:bidi="zh_TW"/>
+        </w:rPr>
+        <w:t>林後11:26</w:t>
+      </w:r>
       <w:r>
         <w:rPr>
           <w:lang w:val="zh_TW" w:bidi="zh_TW"/>
@@ -2720,72 +2312,48 @@
         </w:rPr>
         <w:t>向外邦人傳福音是早期教會最重要的一項議題（</w:t>
       </w:r>
-      <w:hyperlink r:id="rId77">
-        <w:r>
-          <w:rPr>
-            <w:lang w:val="zh_TW" w:bidi="zh_TW"/>
-          </w:rPr>
-          <w:rPr>
-            <w:color w:val="0000EE"/>
-            <w:u w:val="single"/>
-          </w:rPr>
-          <w:t>徒11:18</w:t>
-        </w:r>
-      </w:hyperlink>
+      <w:r>
+        <w:rPr>
+          <w:lang w:val="zh_TW" w:bidi="zh_TW"/>
+        </w:rPr>
+        <w:t>徒11:18</w:t>
+      </w:r>
       <w:r>
         <w:rPr>
           <w:lang w:val="zh_TW" w:bidi="zh_TW"/>
         </w:rPr>
         <w:t>，</w:t>
       </w:r>
-      <w:hyperlink r:id="rId78">
-        <w:r>
-          <w:rPr>
-            <w:lang w:val="zh_TW" w:bidi="zh_TW"/>
-          </w:rPr>
-          <w:rPr>
-            <w:color w:val="0000EE"/>
-            <w:u w:val="single"/>
-          </w:rPr>
-          <w:t>13:46–49</w:t>
-        </w:r>
-      </w:hyperlink>
+      <w:r>
+        <w:rPr>
+          <w:lang w:val="zh_TW" w:bidi="zh_TW"/>
+        </w:rPr>
+        <w:t>13:46–49</w:t>
+      </w:r>
       <w:r>
         <w:rPr>
           <w:lang w:val="zh_TW" w:bidi="zh_TW"/>
         </w:rPr>
         <w:t>，</w:t>
       </w:r>
-      <w:hyperlink r:id="rId79">
-        <w:r>
-          <w:rPr>
-            <w:lang w:val="zh_TW" w:bidi="zh_TW"/>
-          </w:rPr>
-          <w:rPr>
-            <w:color w:val="0000EE"/>
-            <w:u w:val="single"/>
-          </w:rPr>
-          <w:t>28:28</w:t>
-        </w:r>
-      </w:hyperlink>
+      <w:r>
+        <w:rPr>
+          <w:lang w:val="zh_TW" w:bidi="zh_TW"/>
+        </w:rPr>
+        <w:t>28:28</w:t>
+      </w:r>
       <w:r>
         <w:rPr>
           <w:lang w:val="zh_TW" w:bidi="zh_TW"/>
         </w:rPr>
         <w:t>；</w:t>
       </w:r>
-      <w:hyperlink r:id="rId80">
-        <w:r>
-          <w:rPr>
-            <w:lang w:val="zh_TW" w:bidi="zh_TW"/>
-          </w:rPr>
-          <w:rPr>
-            <w:color w:val="0000EE"/>
-            <w:u w:val="single"/>
-          </w:rPr>
-          <w:t>羅1:16）</w:t>
-        </w:r>
-      </w:hyperlink>
+      <w:r>
+        <w:rPr>
+          <w:lang w:val="zh_TW" w:bidi="zh_TW"/>
+        </w:rPr>
+        <w:t>羅1:16）</w:t>
+      </w:r>
       <w:r>
         <w:rPr>
           <w:lang w:val="zh_TW" w:bidi="zh_TW"/>
@@ -2810,54 +2378,36 @@
         </w:rPr>
         <w:t>當惡貫滿盈時，審判就會來臨（</w:t>
       </w:r>
-      <w:hyperlink r:id="rId81">
-        <w:r>
-          <w:rPr>
-            <w:lang w:val="zh_TW" w:bidi="zh_TW"/>
-          </w:rPr>
-          <w:rPr>
-            <w:color w:val="0000EE"/>
-            <w:u w:val="single"/>
-          </w:rPr>
-          <w:t>創15:16</w:t>
-        </w:r>
-      </w:hyperlink>
+      <w:r>
+        <w:rPr>
+          <w:lang w:val="zh_TW" w:bidi="zh_TW"/>
+        </w:rPr>
+        <w:t>創15:16</w:t>
+      </w:r>
       <w:r>
         <w:rPr>
           <w:lang w:val="zh_TW" w:bidi="zh_TW"/>
         </w:rPr>
         <w:t>；</w:t>
       </w:r>
-      <w:hyperlink r:id="rId82">
-        <w:r>
-          <w:rPr>
-            <w:lang w:val="zh_TW" w:bidi="zh_TW"/>
-          </w:rPr>
-          <w:rPr>
-            <w:color w:val="0000EE"/>
-            <w:u w:val="single"/>
-          </w:rPr>
-          <w:t>但8:23</w:t>
-        </w:r>
-      </w:hyperlink>
+      <w:r>
+        <w:rPr>
+          <w:lang w:val="zh_TW" w:bidi="zh_TW"/>
+        </w:rPr>
+        <w:t>但8:23</w:t>
+      </w:r>
       <w:r>
         <w:rPr>
           <w:lang w:val="zh_TW" w:bidi="zh_TW"/>
         </w:rPr>
         <w:t>；參</w:t>
       </w:r>
-      <w:hyperlink r:id="rId83">
-        <w:r>
-          <w:rPr>
-            <w:lang w:val="zh_TW" w:bidi="zh_TW"/>
-          </w:rPr>
-          <w:rPr>
-            <w:color w:val="0000EE"/>
-            <w:u w:val="single"/>
-          </w:rPr>
-          <w:t>太23:31–36）</w:t>
-        </w:r>
-      </w:hyperlink>
+      <w:r>
+        <w:rPr>
+          <w:lang w:val="zh_TW" w:bidi="zh_TW"/>
+        </w:rPr>
+        <w:t>太23:31–36）</w:t>
+      </w:r>
       <w:r>
         <w:rPr>
           <w:lang w:val="zh_TW" w:bidi="zh_TW"/>
@@ -2912,54 +2462,36 @@
         </w:rPr>
         <w:t>離別：保羅說他意外離開帖撒羅尼迦（見</w:t>
       </w:r>
-      <w:hyperlink r:id="rId75">
-        <w:r>
-          <w:rPr>
-            <w:lang w:val="zh_TW" w:bidi="zh_TW"/>
-          </w:rPr>
-          <w:rPr>
-            <w:color w:val="0000EE"/>
-            <w:u w:val="single"/>
-          </w:rPr>
-          <w:t>徒17:10</w:t>
-        </w:r>
-      </w:hyperlink>
+      <w:r>
+        <w:rPr>
+          <w:lang w:val="zh_TW" w:bidi="zh_TW"/>
+        </w:rPr>
+        <w:t>徒17:10</w:t>
+      </w:r>
       <w:r>
         <w:rPr>
           <w:lang w:val="zh_TW" w:bidi="zh_TW"/>
         </w:rPr>
         <w:t>）就像剝奪了這些新信徒的屬靈父母的照顧。然而，這樣的缺席並不是忽視他們。正如保羅試圖返回教會的行為，可以看出這樣的分離並非出於他的本意（參</w:t>
       </w:r>
-      <w:hyperlink r:id="rId84">
-        <w:r>
-          <w:rPr>
-            <w:lang w:val="zh_TW" w:bidi="zh_TW"/>
-          </w:rPr>
-          <w:rPr>
-            <w:color w:val="0000EE"/>
-            <w:u w:val="single"/>
-          </w:rPr>
-          <w:t>腓1:7</w:t>
-        </w:r>
-      </w:hyperlink>
+      <w:r>
+        <w:rPr>
+          <w:lang w:val="zh_TW" w:bidi="zh_TW"/>
+        </w:rPr>
+        <w:t>腓1:7</w:t>
+      </w:r>
       <w:r>
         <w:rPr>
           <w:lang w:val="zh_TW" w:bidi="zh_TW"/>
         </w:rPr>
         <w:t>；</w:t>
       </w:r>
-      <w:hyperlink r:id="rId85">
-        <w:r>
-          <w:rPr>
-            <w:lang w:val="zh_TW" w:bidi="zh_TW"/>
-          </w:rPr>
-          <w:rPr>
-            <w:color w:val="0000EE"/>
-            <w:u w:val="single"/>
-          </w:rPr>
-          <w:t>西2:5</w:t>
-        </w:r>
-      </w:hyperlink>
+      <w:r>
+        <w:rPr>
+          <w:lang w:val="zh_TW" w:bidi="zh_TW"/>
+        </w:rPr>
+        <w:t>西2:5</w:t>
+      </w:r>
       <w:r>
         <w:rPr>
           <w:lang w:val="zh_TW" w:bidi="zh_TW"/>
@@ -3020,108 +2552,72 @@
         </w:rPr>
         <w:t>：保羅多次嘗試返回帖撒羅尼迦教會。儘管有撒但的敵對（見</w:t>
       </w:r>
-      <w:hyperlink r:id="rId86">
-        <w:r>
-          <w:rPr>
-            <w:lang w:val="zh_TW" w:bidi="zh_TW"/>
-          </w:rPr>
-          <w:rPr>
-            <w:color w:val="0000EE"/>
-            <w:u w:val="single"/>
-          </w:rPr>
-          <w:t>羅16:20</w:t>
-        </w:r>
-      </w:hyperlink>
+      <w:r>
+        <w:rPr>
+          <w:lang w:val="zh_TW" w:bidi="zh_TW"/>
+        </w:rPr>
+        <w:t>羅16:20</w:t>
+      </w:r>
       <w:r>
         <w:rPr>
           <w:lang w:val="zh_TW" w:bidi="zh_TW"/>
         </w:rPr>
         <w:t>；</w:t>
       </w:r>
-      <w:hyperlink r:id="rId87">
-        <w:r>
-          <w:rPr>
-            <w:lang w:val="zh_TW" w:bidi="zh_TW"/>
-          </w:rPr>
-          <w:rPr>
-            <w:color w:val="0000EE"/>
-            <w:u w:val="single"/>
-          </w:rPr>
-          <w:t>林後2:11</w:t>
-        </w:r>
-      </w:hyperlink>
+      <w:r>
+        <w:rPr>
+          <w:lang w:val="zh_TW" w:bidi="zh_TW"/>
+        </w:rPr>
+        <w:t>林後2:11</w:t>
+      </w:r>
       <w:r>
         <w:rPr>
           <w:lang w:val="zh_TW" w:bidi="zh_TW"/>
         </w:rPr>
         <w:t>；</w:t>
       </w:r>
-      <w:hyperlink r:id="rId88">
-        <w:r>
-          <w:rPr>
-            <w:lang w:val="zh_TW" w:bidi="zh_TW"/>
-          </w:rPr>
-          <w:rPr>
-            <w:color w:val="0000EE"/>
-            <w:u w:val="single"/>
-          </w:rPr>
-          <w:t>弗6:10–12</w:t>
-        </w:r>
-      </w:hyperlink>
+      <w:r>
+        <w:rPr>
+          <w:lang w:val="zh_TW" w:bidi="zh_TW"/>
+        </w:rPr>
+        <w:t>弗6:10–12</w:t>
+      </w:r>
       <w:r>
         <w:rPr>
           <w:lang w:val="zh_TW" w:bidi="zh_TW"/>
         </w:rPr>
         <w:t>），但提摩太（</w:t>
       </w:r>
-      <w:hyperlink r:id="rId89">
-        <w:r>
-          <w:rPr>
-            <w:lang w:val="zh_TW" w:bidi="zh_TW"/>
-          </w:rPr>
-          <w:rPr>
-            <w:color w:val="0000EE"/>
-            <w:u w:val="single"/>
-          </w:rPr>
-          <w:t>帖前3:2</w:t>
-        </w:r>
-      </w:hyperlink>
+      <w:r>
+        <w:rPr>
+          <w:lang w:val="zh_TW" w:bidi="zh_TW"/>
+        </w:rPr>
+        <w:t>帖前3:2</w:t>
+      </w:r>
       <w:r>
         <w:rPr>
           <w:lang w:val="zh_TW" w:bidi="zh_TW"/>
         </w:rPr>
         <w:t>、</w:t>
       </w:r>
-      <w:hyperlink r:id="rId90">
-        <w:r>
-          <w:rPr>
-            <w:lang w:val="zh_TW" w:bidi="zh_TW"/>
-          </w:rPr>
-          <w:rPr>
-            <w:color w:val="0000EE"/>
-            <w:u w:val="single"/>
-          </w:rPr>
-          <w:t>5</w:t>
-        </w:r>
-      </w:hyperlink>
+      <w:r>
+        <w:rPr>
+          <w:lang w:val="zh_TW" w:bidi="zh_TW"/>
+        </w:rPr>
+        <w:t>5</w:t>
+      </w:r>
       <w:r>
         <w:rPr>
           <w:lang w:val="zh_TW" w:bidi="zh_TW"/>
         </w:rPr>
         <w:t>）和保羅（</w:t>
       </w:r>
-      <w:hyperlink r:id="rId91">
-        <w:r>
-          <w:rPr>
-            <w:lang w:val="zh_TW" w:bidi="zh_TW"/>
-          </w:rPr>
-          <w:rPr>
-            <w:color w:val="0000EE"/>
-            <w:u w:val="single"/>
-          </w:rPr>
-          <w:t>徒20:1–3</w:t>
-        </w:r>
-      </w:hyperlink>
+      <w:r>
+        <w:rPr>
+          <w:lang w:val="zh_TW" w:bidi="zh_TW"/>
+        </w:rPr>
+        <w:t>徒20:1–3</w:t>
+      </w:r>
       <w:r>
         <w:rPr>
           <w:lang w:val="zh_TW" w:bidi="zh_TW"/>
@@ -3224,18 +2720,12 @@
         </w:rPr>
         <w:t>保羅將帖撒羅尼迦的信徒——而非他自己的成就——視為他的驕傲、榮耀以及喜樂的來源（</w:t>
       </w:r>
-      <w:hyperlink r:id="rId15">
-        <w:r>
-          <w:rPr>
-            <w:lang w:val="zh_TW" w:bidi="zh_TW"/>
-          </w:rPr>
-          <w:rPr>
-            <w:color w:val="0000EE"/>
-            <w:u w:val="single"/>
-          </w:rPr>
-          <w:t>3:9</w:t>
-        </w:r>
-      </w:hyperlink>
+      <w:r>
+        <w:rPr>
+          <w:lang w:val="zh_TW" w:bidi="zh_TW"/>
+        </w:rPr>
+        <w:t>3:9</w:t>
+      </w:r>
       <w:r>
         <w:rPr>
           <w:lang w:val="zh_TW" w:bidi="zh_TW"/>
@@ -3290,72 +2780,48 @@
         </w:rPr>
         <w:t>在庇哩亞宣講之後，保羅就離開馬其頓航行到了雅典，並指示西拉和提摩太盡快與他會合（</w:t>
       </w:r>
-      <w:hyperlink r:id="rId92">
-        <w:r>
-          <w:rPr>
-            <w:lang w:val="zh_TW" w:bidi="zh_TW"/>
-          </w:rPr>
-          <w:rPr>
-            <w:color w:val="0000EE"/>
-            <w:u w:val="single"/>
-          </w:rPr>
-          <w:t>徒17:13–15</w:t>
-        </w:r>
-      </w:hyperlink>
+      <w:r>
+        <w:rPr>
+          <w:lang w:val="zh_TW" w:bidi="zh_TW"/>
+        </w:rPr>
+        <w:t>徒17:13–15</w:t>
+      </w:r>
       <w:r>
         <w:rPr>
           <w:lang w:val="zh_TW" w:bidi="zh_TW"/>
         </w:rPr>
         <w:t>）。提摩太返回到帖撒羅尼迦（</w:t>
       </w:r>
-      <w:hyperlink r:id="rId89">
-        <w:r>
-          <w:rPr>
-            <w:lang w:val="zh_TW" w:bidi="zh_TW"/>
-          </w:rPr>
-          <w:rPr>
-            <w:color w:val="0000EE"/>
-            <w:u w:val="single"/>
-          </w:rPr>
-          <w:t>帖前3:2</w:t>
-        </w:r>
-      </w:hyperlink>
+      <w:r>
+        <w:rPr>
+          <w:lang w:val="zh_TW" w:bidi="zh_TW"/>
+        </w:rPr>
+        <w:t>帖前3:2</w:t>
+      </w:r>
       <w:r>
         <w:rPr>
           <w:lang w:val="zh_TW" w:bidi="zh_TW"/>
         </w:rPr>
         <w:t>），因為保羅心裡越來越為帖撒羅尼迦教會焦急（</w:t>
       </w:r>
-      <w:hyperlink r:id="rId93">
-        <w:r>
-          <w:rPr>
-            <w:lang w:val="zh_TW" w:bidi="zh_TW"/>
-          </w:rPr>
-          <w:rPr>
-            <w:color w:val="0000EE"/>
-            <w:u w:val="single"/>
-          </w:rPr>
-          <w:t>3:1</w:t>
-        </w:r>
-      </w:hyperlink>
+      <w:r>
+        <w:rPr>
+          <w:lang w:val="zh_TW" w:bidi="zh_TW"/>
+        </w:rPr>
+        <w:t>3:1</w:t>
+      </w:r>
       <w:r>
         <w:rPr>
           <w:lang w:val="zh_TW" w:bidi="zh_TW"/>
         </w:rPr>
         <w:t>、</w:t>
       </w:r>
-      <w:hyperlink r:id="rId90">
-        <w:r>
-          <w:rPr>
-            <w:lang w:val="zh_TW" w:bidi="zh_TW"/>
-          </w:rPr>
-          <w:rPr>
-            <w:color w:val="0000EE"/>
-            <w:u w:val="single"/>
-          </w:rPr>
-          <w:t>5</w:t>
-        </w:r>
-      </w:hyperlink>
+      <w:r>
+        <w:rPr>
+          <w:lang w:val="zh_TW" w:bidi="zh_TW"/>
+        </w:rPr>
+        <w:t>5</w:t>
+      </w:r>
       <w:r>
         <w:rPr>
           <w:lang w:val="zh_TW" w:bidi="zh_TW"/>
@@ -3410,126 +2876,84 @@
         </w:rPr>
         <w:t>我們受患難原是命定的：為信仰受苦往往是基督徒生活的一部分（</w:t>
       </w:r>
-      <w:hyperlink r:id="rId69">
-        <w:r>
-          <w:rPr>
-            <w:lang w:val="zh_TW" w:bidi="zh_TW"/>
-          </w:rPr>
-          <w:rPr>
-            <w:color w:val="0000EE"/>
-            <w:u w:val="single"/>
-          </w:rPr>
-          <w:t>1:6</w:t>
-        </w:r>
-      </w:hyperlink>
+      <w:r>
+        <w:rPr>
+          <w:lang w:val="zh_TW" w:bidi="zh_TW"/>
+        </w:rPr>
+        <w:t>1:6</w:t>
+      </w:r>
       <w:r>
         <w:rPr>
           <w:lang w:val="zh_TW" w:bidi="zh_TW"/>
         </w:rPr>
         <w:t>，</w:t>
       </w:r>
-      <w:hyperlink r:id="rId27">
-        <w:r>
-          <w:rPr>
-            <w:lang w:val="zh_TW" w:bidi="zh_TW"/>
-          </w:rPr>
-          <w:rPr>
-            <w:color w:val="0000EE"/>
-            <w:u w:val="single"/>
-          </w:rPr>
-          <w:t>2:14</w:t>
-        </w:r>
-      </w:hyperlink>
+      <w:r>
+        <w:rPr>
+          <w:lang w:val="zh_TW" w:bidi="zh_TW"/>
+        </w:rPr>
+        <w:t>2:14</w:t>
+      </w:r>
       <w:r>
         <w:rPr>
           <w:lang w:val="zh_TW" w:bidi="zh_TW"/>
         </w:rPr>
         <w:t>；</w:t>
       </w:r>
-      <w:hyperlink r:id="rId94">
-        <w:r>
-          <w:rPr>
-            <w:lang w:val="zh_TW" w:bidi="zh_TW"/>
-          </w:rPr>
-          <w:rPr>
-            <w:color w:val="0000EE"/>
-            <w:u w:val="single"/>
-          </w:rPr>
-          <w:t>腓1:29</w:t>
-        </w:r>
-      </w:hyperlink>
+      <w:r>
+        <w:rPr>
+          <w:lang w:val="zh_TW" w:bidi="zh_TW"/>
+        </w:rPr>
+        <w:t>腓1:29</w:t>
+      </w:r>
       <w:r>
         <w:rPr>
           <w:lang w:val="zh_TW" w:bidi="zh_TW"/>
         </w:rPr>
         <w:t>；</w:t>
       </w:r>
-      <w:hyperlink r:id="rId95">
-        <w:r>
-          <w:rPr>
-            <w:lang w:val="zh_TW" w:bidi="zh_TW"/>
-          </w:rPr>
-          <w:rPr>
-            <w:color w:val="0000EE"/>
-            <w:u w:val="single"/>
-          </w:rPr>
-          <w:t>彼前1:6</w:t>
-        </w:r>
-      </w:hyperlink>
+      <w:r>
+        <w:rPr>
+          <w:lang w:val="zh_TW" w:bidi="zh_TW"/>
+        </w:rPr>
+        <w:t>彼前1:6</w:t>
+      </w:r>
       <w:r>
         <w:rPr>
           <w:lang w:val="zh_TW" w:bidi="zh_TW"/>
         </w:rPr>
         <w:t>，</w:t>
       </w:r>
-      <w:hyperlink r:id="rId96">
-        <w:r>
-          <w:rPr>
-            <w:lang w:val="zh_TW" w:bidi="zh_TW"/>
-          </w:rPr>
-          <w:rPr>
-            <w:color w:val="0000EE"/>
-            <w:u w:val="single"/>
-          </w:rPr>
-          <w:t>2:21</w:t>
-        </w:r>
-      </w:hyperlink>
+      <w:r>
+        <w:rPr>
+          <w:lang w:val="zh_TW" w:bidi="zh_TW"/>
+        </w:rPr>
+        <w:t>2:21</w:t>
+      </w:r>
       <w:r>
         <w:rPr>
           <w:lang w:val="zh_TW" w:bidi="zh_TW"/>
         </w:rPr>
         <w:t>，</w:t>
       </w:r>
-      <w:hyperlink r:id="rId97">
-        <w:r>
-          <w:rPr>
-            <w:lang w:val="zh_TW" w:bidi="zh_TW"/>
-          </w:rPr>
-          <w:rPr>
-            <w:color w:val="0000EE"/>
-            <w:u w:val="single"/>
-          </w:rPr>
-          <w:t>3:17</w:t>
-        </w:r>
-      </w:hyperlink>
+      <w:r>
+        <w:rPr>
+          <w:lang w:val="zh_TW" w:bidi="zh_TW"/>
+        </w:rPr>
+        <w:t>3:17</w:t>
+      </w:r>
       <w:r>
         <w:rPr>
           <w:lang w:val="zh_TW" w:bidi="zh_TW"/>
         </w:rPr>
         <w:t>，</w:t>
       </w:r>
-      <w:hyperlink r:id="rId98">
-        <w:r>
-          <w:rPr>
-            <w:lang w:val="zh_TW" w:bidi="zh_TW"/>
-          </w:rPr>
-          <w:rPr>
-            <w:color w:val="0000EE"/>
-            <w:u w:val="single"/>
-          </w:rPr>
-          <w:t>4:19</w:t>
-        </w:r>
-      </w:hyperlink>
+      <w:r>
+        <w:rPr>
+          <w:lang w:val="zh_TW" w:bidi="zh_TW"/>
+        </w:rPr>
+        <w:t>4:19</w:t>
+      </w:r>
       <w:r>
         <w:rPr>
           <w:lang w:val="zh_TW" w:bidi="zh_TW"/>
@@ -3584,126 +3008,84 @@
         </w:rPr>
         <w:t>保羅擔心撒但這位誘惑人的（</w:t>
       </w:r>
-      <w:hyperlink r:id="rId99">
-        <w:r>
-          <w:rPr>
-            <w:lang w:val="zh_TW" w:bidi="zh_TW"/>
-          </w:rPr>
-          <w:rPr>
-            <w:color w:val="0000EE"/>
-            <w:u w:val="single"/>
-          </w:rPr>
-          <w:t>可1:13</w:t>
-        </w:r>
-      </w:hyperlink>
+      <w:r>
+        <w:rPr>
+          <w:lang w:val="zh_TW" w:bidi="zh_TW"/>
+        </w:rPr>
+        <w:t>可1:13</w:t>
+      </w:r>
       <w:r>
         <w:rPr>
           <w:lang w:val="zh_TW" w:bidi="zh_TW"/>
         </w:rPr>
         <w:t>；</w:t>
       </w:r>
-      <w:hyperlink r:id="rId100">
-        <w:r>
-          <w:rPr>
-            <w:lang w:val="zh_TW" w:bidi="zh_TW"/>
-          </w:rPr>
-          <w:rPr>
-            <w:color w:val="0000EE"/>
-            <w:u w:val="single"/>
-          </w:rPr>
-          <w:t>林前7:5</w:t>
-        </w:r>
-      </w:hyperlink>
+      <w:r>
+        <w:rPr>
+          <w:lang w:val="zh_TW" w:bidi="zh_TW"/>
+        </w:rPr>
+        <w:t>林前7:5</w:t>
+      </w:r>
       <w:r>
         <w:rPr>
           <w:lang w:val="zh_TW" w:bidi="zh_TW"/>
         </w:rPr>
         <w:t>）已經削弱了帖撒羅尼迦信徒的信心（</w:t>
       </w:r>
-      <w:hyperlink r:id="rId89">
-        <w:r>
-          <w:rPr>
-            <w:lang w:val="zh_TW" w:bidi="zh_TW"/>
-          </w:rPr>
-          <w:rPr>
-            <w:color w:val="0000EE"/>
-            <w:u w:val="single"/>
-          </w:rPr>
-          <w:t>帖前3:2</w:t>
-        </w:r>
-      </w:hyperlink>
+      <w:r>
+        <w:rPr>
+          <w:lang w:val="zh_TW" w:bidi="zh_TW"/>
+        </w:rPr>
+        <w:t>帖前3:2</w:t>
+      </w:r>
       <w:r>
         <w:rPr>
           <w:lang w:val="zh_TW" w:bidi="zh_TW"/>
         </w:rPr>
         <w:t>、</w:t>
       </w:r>
-      <w:hyperlink r:id="rId21">
-        <w:r>
-          <w:rPr>
-            <w:lang w:val="zh_TW" w:bidi="zh_TW"/>
-          </w:rPr>
-          <w:rPr>
-            <w:color w:val="0000EE"/>
-            <w:u w:val="single"/>
-          </w:rPr>
-          <w:t>6</w:t>
-        </w:r>
-      </w:hyperlink>
+      <w:r>
+        <w:rPr>
+          <w:lang w:val="zh_TW" w:bidi="zh_TW"/>
+        </w:rPr>
+        <w:t>6</w:t>
+      </w:r>
       <w:r>
         <w:rPr>
           <w:lang w:val="zh_TW" w:bidi="zh_TW"/>
         </w:rPr>
         <w:t>、</w:t>
       </w:r>
-      <w:hyperlink r:id="rId101">
-        <w:r>
-          <w:rPr>
-            <w:lang w:val="zh_TW" w:bidi="zh_TW"/>
-          </w:rPr>
-          <w:rPr>
-            <w:color w:val="0000EE"/>
-            <w:u w:val="single"/>
-          </w:rPr>
-          <w:t>8</w:t>
-        </w:r>
-      </w:hyperlink>
+      <w:r>
+        <w:rPr>
+          <w:lang w:val="zh_TW" w:bidi="zh_TW"/>
+        </w:rPr>
+        <w:t>8</w:t>
+      </w:r>
       <w:r>
         <w:rPr>
           <w:lang w:val="zh_TW" w:bidi="zh_TW"/>
         </w:rPr>
         <w:t>），並使保羅在他們中間所作的工變得徒勞無功（</w:t>
       </w:r>
-      <w:hyperlink r:id="rId102">
-        <w:r>
-          <w:rPr>
-            <w:lang w:val="zh_TW" w:bidi="zh_TW"/>
-          </w:rPr>
-          <w:rPr>
-            <w:color w:val="0000EE"/>
-            <w:u w:val="single"/>
-          </w:rPr>
-          <w:t>加2:2</w:t>
-        </w:r>
-      </w:hyperlink>
+      <w:r>
+        <w:rPr>
+          <w:lang w:val="zh_TW" w:bidi="zh_TW"/>
+        </w:rPr>
+        <w:t>加2:2</w:t>
+      </w:r>
       <w:r>
         <w:rPr>
           <w:lang w:val="zh_TW" w:bidi="zh_TW"/>
         </w:rPr>
         <w:t>；</w:t>
       </w:r>
-      <w:hyperlink r:id="rId103">
-        <w:r>
-          <w:rPr>
-            <w:lang w:val="zh_TW" w:bidi="zh_TW"/>
-          </w:rPr>
-          <w:rPr>
-            <w:color w:val="0000EE"/>
-            <w:u w:val="single"/>
-          </w:rPr>
-          <w:t>腓2:16</w:t>
-        </w:r>
-      </w:hyperlink>
+      <w:r>
+        <w:rPr>
+          <w:lang w:val="zh_TW" w:bidi="zh_TW"/>
+        </w:rPr>
+        <w:t>腓2:16</w:t>
+      </w:r>
       <w:r>
         <w:rPr>
           <w:lang w:val="zh_TW" w:bidi="zh_TW"/>
@@ -3758,108 +3140,72 @@
         </w:rPr>
         <w:t>在提摩太從帖撒羅尼迦返回後不久保羅就在哥林多寫下帖撒羅尼迦前書（</w:t>
       </w:r>
-      <w:hyperlink r:id="rId89">
-        <w:r>
-          <w:rPr>
-            <w:lang w:val="zh_TW" w:bidi="zh_TW"/>
-          </w:rPr>
-          <w:rPr>
-            <w:color w:val="0000EE"/>
-            <w:u w:val="single"/>
-          </w:rPr>
-          <w:t>3:2</w:t>
-        </w:r>
-      </w:hyperlink>
+      <w:r>
+        <w:rPr>
+          <w:lang w:val="zh_TW" w:bidi="zh_TW"/>
+        </w:rPr>
+        <w:t>3:2</w:t>
+      </w:r>
       <w:r>
         <w:rPr>
           <w:lang w:val="zh_TW" w:bidi="zh_TW"/>
         </w:rPr>
         <w:t>、</w:t>
       </w:r>
-      <w:hyperlink r:id="rId90">
-        <w:r>
-          <w:rPr>
-            <w:lang w:val="zh_TW" w:bidi="zh_TW"/>
-          </w:rPr>
-          <w:rPr>
-            <w:color w:val="0000EE"/>
-            <w:u w:val="single"/>
-          </w:rPr>
-          <w:t>5</w:t>
-        </w:r>
-      </w:hyperlink>
+      <w:r>
+        <w:rPr>
+          <w:lang w:val="zh_TW" w:bidi="zh_TW"/>
+        </w:rPr>
+        <w:t>5</w:t>
+      </w:r>
       <w:r>
         <w:rPr>
           <w:lang w:val="zh_TW" w:bidi="zh_TW"/>
         </w:rPr>
         <w:t>；</w:t>
       </w:r>
-      <w:hyperlink r:id="rId104">
-        <w:r>
-          <w:rPr>
-            <w:lang w:val="zh_TW" w:bidi="zh_TW"/>
-          </w:rPr>
-          <w:rPr>
-            <w:color w:val="0000EE"/>
-            <w:u w:val="single"/>
-          </w:rPr>
-          <w:t>徒18:5）</w:t>
-        </w:r>
-      </w:hyperlink>
+      <w:r>
+        <w:rPr>
+          <w:lang w:val="zh_TW" w:bidi="zh_TW"/>
+        </w:rPr>
+        <w:t>徒18:5）</w:t>
+      </w:r>
       <w:r>
         <w:rPr>
           <w:lang w:val="zh_TW" w:bidi="zh_TW"/>
         </w:rPr>
         <w:t>。提摩太的報告帶來了關於帖撒羅尼迦信徒在信心、愛心，堅韌（</w:t>
       </w:r>
-      <w:hyperlink r:id="rId101">
-        <w:r>
-          <w:rPr>
-            <w:lang w:val="zh_TW" w:bidi="zh_TW"/>
-          </w:rPr>
-          <w:rPr>
-            <w:color w:val="0000EE"/>
-            <w:u w:val="single"/>
-          </w:rPr>
-          <w:t>帖前3:8）</w:t>
-        </w:r>
-      </w:hyperlink>
+      <w:r>
+        <w:rPr>
+          <w:lang w:val="zh_TW" w:bidi="zh_TW"/>
+        </w:rPr>
+        <w:t>帖前3:8）</w:t>
+      </w:r>
       <w:r>
         <w:rPr>
           <w:lang w:val="zh_TW" w:bidi="zh_TW"/>
         </w:rPr>
         <w:t>和盼望（另見</w:t>
       </w:r>
-      <w:hyperlink r:id="rId22">
-        <w:r>
-          <w:rPr>
-            <w:lang w:val="zh_TW" w:bidi="zh_TW"/>
-          </w:rPr>
-          <w:rPr>
-            <w:color w:val="0000EE"/>
-            <w:u w:val="single"/>
-          </w:rPr>
-          <w:t>5:8</w:t>
-        </w:r>
-      </w:hyperlink>
+      <w:r>
+        <w:rPr>
+          <w:lang w:val="zh_TW" w:bidi="zh_TW"/>
+        </w:rPr>
+        <w:t>5:8</w:t>
+      </w:r>
       <w:r>
         <w:rPr>
           <w:lang w:val="zh_TW" w:bidi="zh_TW"/>
         </w:rPr>
         <w:t>；</w:t>
       </w:r>
-      <w:hyperlink r:id="rId23">
-        <w:r>
-          <w:rPr>
-            <w:lang w:val="zh_TW" w:bidi="zh_TW"/>
-          </w:rPr>
-          <w:rPr>
-            <w:color w:val="0000EE"/>
-            <w:u w:val="single"/>
-          </w:rPr>
-          <w:t>帖後1:3–4）</w:t>
-        </w:r>
-      </w:hyperlink>
+      <w:r>
+        <w:rPr>
+          <w:lang w:val="zh_TW" w:bidi="zh_TW"/>
+        </w:rPr>
+        <w:t>帖後1:3–4）</w:t>
+      </w:r>
       <w:r>
         <w:rPr>
           <w:lang w:val="zh_TW" w:bidi="zh_TW"/>
@@ -3926,90 +3272,60 @@
         </w:rPr>
         <w:t>（</w:t>
       </w:r>
-      <w:hyperlink r:id="rId105">
-        <w:r>
-          <w:rPr>
-            <w:lang w:val="zh_TW" w:bidi="zh_TW"/>
-          </w:rPr>
-          <w:rPr>
-            <w:color w:val="0000EE"/>
-            <w:u w:val="single"/>
-          </w:rPr>
-          <w:t>3:7</w:t>
-        </w:r>
-      </w:hyperlink>
+      <w:r>
+        <w:rPr>
+          <w:lang w:val="zh_TW" w:bidi="zh_TW"/>
+        </w:rPr>
+        <w:t>3:7</w:t>
+      </w:r>
       <w:r>
         <w:rPr>
           <w:lang w:val="zh_TW" w:bidi="zh_TW"/>
         </w:rPr>
         <w:t>），也非常關切帖撒羅尼迦教會（</w:t>
       </w:r>
-      <w:hyperlink r:id="rId93">
-        <w:r>
-          <w:rPr>
-            <w:lang w:val="zh_TW" w:bidi="zh_TW"/>
-          </w:rPr>
-          <w:rPr>
-            <w:color w:val="0000EE"/>
-            <w:u w:val="single"/>
-          </w:rPr>
-          <w:t>3:1</w:t>
-        </w:r>
-      </w:hyperlink>
+      <w:r>
+        <w:rPr>
+          <w:lang w:val="zh_TW" w:bidi="zh_TW"/>
+        </w:rPr>
+        <w:t>3:1</w:t>
+      </w:r>
       <w:r>
         <w:rPr>
           <w:lang w:val="zh_TW" w:bidi="zh_TW"/>
         </w:rPr>
         <w:t>、</w:t>
       </w:r>
-      <w:hyperlink r:id="rId90">
-        <w:r>
-          <w:rPr>
-            <w:lang w:val="zh_TW" w:bidi="zh_TW"/>
-          </w:rPr>
-          <w:rPr>
-            <w:color w:val="0000EE"/>
-            <w:u w:val="single"/>
-          </w:rPr>
-          <w:t>5</w:t>
-        </w:r>
-      </w:hyperlink>
+      <w:r>
+        <w:rPr>
+          <w:lang w:val="zh_TW" w:bidi="zh_TW"/>
+        </w:rPr>
+        <w:t>5</w:t>
+      </w:r>
       <w:r>
         <w:rPr>
           <w:lang w:val="zh_TW" w:bidi="zh_TW"/>
         </w:rPr>
         <w:t>）。當保羅得知帖撒羅尼迦信徒雖然同樣在受苦，卻依然信心堅固，並在主裡站立得穩時，他感到寬慰（</w:t>
       </w:r>
-      <w:hyperlink r:id="rId27">
-        <w:r>
-          <w:rPr>
-            <w:lang w:val="zh_TW" w:bidi="zh_TW"/>
-          </w:rPr>
-          <w:rPr>
-            <w:color w:val="0000EE"/>
-            <w:u w:val="single"/>
-          </w:rPr>
-          <w:t>2:14</w:t>
-        </w:r>
-      </w:hyperlink>
+      <w:r>
+        <w:rPr>
+          <w:lang w:val="zh_TW" w:bidi="zh_TW"/>
+        </w:rPr>
+        <w:t>2:14</w:t>
+      </w:r>
       <w:r>
         <w:rPr>
           <w:lang w:val="zh_TW" w:bidi="zh_TW"/>
         </w:rPr>
         <w:t>，</w:t>
       </w:r>
-      <w:hyperlink r:id="rId28">
-        <w:r>
-          <w:rPr>
-            <w:lang w:val="zh_TW" w:bidi="zh_TW"/>
-          </w:rPr>
-          <w:rPr>
-            <w:color w:val="0000EE"/>
-            <w:u w:val="single"/>
-          </w:rPr>
-          <w:t>3:3–4</w:t>
-        </w:r>
-      </w:hyperlink>
+      <w:r>
+        <w:rPr>
+          <w:lang w:val="zh_TW" w:bidi="zh_TW"/>
+        </w:rPr>
+        <w:t>3:3–4</w:t>
+      </w:r>
       <w:r>
         <w:rPr>
           <w:lang w:val="zh_TW" w:bidi="zh_TW"/>
@@ -4064,18 +3380,12 @@
         </w:rPr>
         <w:t>保羅向天父和主耶穌祈求能很快回到帖撒羅尼迦（</w:t>
       </w:r>
-      <w:hyperlink r:id="rId106">
-        <w:r>
-          <w:rPr>
-            <w:lang w:val="zh_TW" w:bidi="zh_TW"/>
-          </w:rPr>
-          <w:rPr>
-            <w:color w:val="0000EE"/>
-            <w:u w:val="single"/>
-          </w:rPr>
-          <w:t>3:10</w:t>
-        </w:r>
-      </w:hyperlink>
+      <w:r>
+        <w:rPr>
+          <w:lang w:val="zh_TW" w:bidi="zh_TW"/>
+        </w:rPr>
+        <w:t>3:10</w:t>
+      </w:r>
       <w:r>
         <w:rPr>
           <w:lang w:val="zh_TW" w:bidi="zh_TW"/>
@@ -4130,108 +3440,72 @@
         </w:rPr>
         <w:t>這間教會的一個特徵是他們作為神家中的成員彼此相愛（</w:t>
       </w:r>
-      <w:hyperlink r:id="rId107">
-        <w:r>
-          <w:rPr>
-            <w:lang w:val="zh_TW" w:bidi="zh_TW"/>
-          </w:rPr>
-          <w:rPr>
-            <w:color w:val="0000EE"/>
-            <w:u w:val="single"/>
-          </w:rPr>
-          <w:t>4:9</w:t>
-        </w:r>
-      </w:hyperlink>
+      <w:r>
+        <w:rPr>
+          <w:lang w:val="zh_TW" w:bidi="zh_TW"/>
+        </w:rPr>
+        <w:t>4:9</w:t>
+      </w:r>
       <w:r>
         <w:rPr>
           <w:lang w:val="zh_TW" w:bidi="zh_TW"/>
         </w:rPr>
         <w:t>；</w:t>
       </w:r>
-      <w:hyperlink r:id="rId23">
-        <w:r>
-          <w:rPr>
-            <w:lang w:val="zh_TW" w:bidi="zh_TW"/>
-          </w:rPr>
-          <w:rPr>
-            <w:color w:val="0000EE"/>
-            <w:u w:val="single"/>
-          </w:rPr>
-          <w:t>帖後1:3–4</w:t>
-        </w:r>
-      </w:hyperlink>
+      <w:r>
+        <w:rPr>
+          <w:lang w:val="zh_TW" w:bidi="zh_TW"/>
+        </w:rPr>
+        <w:t>帖後1:3–4</w:t>
+      </w:r>
       <w:r>
         <w:rPr>
           <w:lang w:val="zh_TW" w:bidi="zh_TW"/>
         </w:rPr>
         <w:t>)。保羅祈求即使他們面對迫害，他們的愛仍能增長並充足，能愛基督徒群體以外的人（參</w:t>
       </w:r>
-      <w:hyperlink r:id="rId108">
-        <w:r>
-          <w:rPr>
-            <w:lang w:val="zh_TW" w:bidi="zh_TW"/>
-          </w:rPr>
-          <w:rPr>
-            <w:color w:val="0000EE"/>
-            <w:u w:val="single"/>
-          </w:rPr>
-          <w:t>帖前5:15</w:t>
-        </w:r>
-      </w:hyperlink>
+      <w:r>
+        <w:rPr>
+          <w:lang w:val="zh_TW" w:bidi="zh_TW"/>
+        </w:rPr>
+        <w:t>帖前5:15</w:t>
+      </w:r>
       <w:r>
         <w:rPr>
           <w:lang w:val="zh_TW" w:bidi="zh_TW"/>
         </w:rPr>
         <w:t>；</w:t>
       </w:r>
-      <w:hyperlink r:id="rId109">
-        <w:r>
-          <w:rPr>
-            <w:lang w:val="zh_TW" w:bidi="zh_TW"/>
-          </w:rPr>
-          <w:rPr>
-            <w:color w:val="0000EE"/>
-            <w:u w:val="single"/>
-          </w:rPr>
-          <w:t>加6:10</w:t>
-        </w:r>
-      </w:hyperlink>
+      <w:r>
+        <w:rPr>
+          <w:lang w:val="zh_TW" w:bidi="zh_TW"/>
+        </w:rPr>
+        <w:t>加6:10</w:t>
+      </w:r>
       <w:r>
         <w:rPr>
           <w:lang w:val="zh_TW" w:bidi="zh_TW"/>
         </w:rPr>
         <w:t>；</w:t>
       </w:r>
-      <w:hyperlink r:id="rId110">
-        <w:r>
-          <w:rPr>
-            <w:lang w:val="zh_TW" w:bidi="zh_TW"/>
-          </w:rPr>
-          <w:rPr>
-            <w:color w:val="0000EE"/>
-            <w:u w:val="single"/>
-          </w:rPr>
-          <w:t>提後2:24</w:t>
-        </w:r>
-      </w:hyperlink>
+      <w:r>
+        <w:rPr>
+          <w:lang w:val="zh_TW" w:bidi="zh_TW"/>
+        </w:rPr>
+        <w:t>提後2:24</w:t>
+      </w:r>
       <w:r>
         <w:rPr>
           <w:lang w:val="zh_TW" w:bidi="zh_TW"/>
         </w:rPr>
         <w:t>；</w:t>
       </w:r>
-      <w:hyperlink r:id="rId111">
-        <w:r>
-          <w:rPr>
-            <w:lang w:val="zh_TW" w:bidi="zh_TW"/>
-          </w:rPr>
-          <w:rPr>
-            <w:color w:val="0000EE"/>
-            <w:u w:val="single"/>
-          </w:rPr>
-          <w:t>多3:2</w:t>
-        </w:r>
-      </w:hyperlink>
+      <w:r>
+        <w:rPr>
+          <w:lang w:val="zh_TW" w:bidi="zh_TW"/>
+        </w:rPr>
+        <w:t>多3:2</w:t>
+      </w:r>
       <w:r>
         <w:rPr>
           <w:lang w:val="zh_TW" w:bidi="zh_TW"/>
@@ -4286,72 +3560,48 @@
         </w:rPr>
         <w:t>在這段禱告最後的部分（</w:t>
       </w:r>
-      <w:hyperlink r:id="rId112">
-        <w:r>
-          <w:rPr>
-            <w:lang w:val="zh_TW" w:bidi="zh_TW"/>
-          </w:rPr>
-          <w:rPr>
-            <w:color w:val="0000EE"/>
-            <w:u w:val="single"/>
-          </w:rPr>
-          <w:t>3:11–13</w:t>
-        </w:r>
-      </w:hyperlink>
+      <w:r>
+        <w:rPr>
+          <w:lang w:val="zh_TW" w:bidi="zh_TW"/>
+        </w:rPr>
+        <w:t>3:11–13</w:t>
+      </w:r>
       <w:r>
         <w:rPr>
           <w:lang w:val="zh_TW" w:bidi="zh_TW"/>
         </w:rPr>
         <w:t>），保羅祈求他們的心裡——他們的行為和道德決心（</w:t>
       </w:r>
-      <w:hyperlink r:id="rId113">
-        <w:r>
-          <w:rPr>
-            <w:lang w:val="zh_TW" w:bidi="zh_TW"/>
-          </w:rPr>
-          <w:rPr>
-            <w:color w:val="0000EE"/>
-            <w:u w:val="single"/>
-          </w:rPr>
-          <w:t>太5:8</w:t>
-        </w:r>
-      </w:hyperlink>
+      <w:r>
+        <w:rPr>
+          <w:lang w:val="zh_TW" w:bidi="zh_TW"/>
+        </w:rPr>
+        <w:t>太5:8</w:t>
+      </w:r>
       <w:r>
         <w:rPr>
           <w:lang w:val="zh_TW" w:bidi="zh_TW"/>
         </w:rPr>
         <w:t>；</w:t>
       </w:r>
-      <w:hyperlink r:id="rId114">
-        <w:r>
-          <w:rPr>
-            <w:lang w:val="zh_TW" w:bidi="zh_TW"/>
-          </w:rPr>
-          <w:rPr>
-            <w:color w:val="0000EE"/>
-            <w:u w:val="single"/>
-          </w:rPr>
-          <w:t>徒15:9</w:t>
-        </w:r>
-      </w:hyperlink>
+      <w:r>
+        <w:rPr>
+          <w:lang w:val="zh_TW" w:bidi="zh_TW"/>
+        </w:rPr>
+        <w:t>徒15:9</w:t>
+      </w:r>
       <w:r>
         <w:rPr>
           <w:lang w:val="zh_TW" w:bidi="zh_TW"/>
         </w:rPr>
         <w:t>；</w:t>
       </w:r>
-      <w:hyperlink r:id="rId115">
-        <w:r>
-          <w:rPr>
-            <w:lang w:val="zh_TW" w:bidi="zh_TW"/>
-          </w:rPr>
-          <w:rPr>
-            <w:color w:val="0000EE"/>
-            <w:u w:val="single"/>
-          </w:rPr>
-          <w:t>來10:22</w:t>
-        </w:r>
-      </w:hyperlink>
+      <w:r>
+        <w:rPr>
+          <w:lang w:val="zh_TW" w:bidi="zh_TW"/>
+        </w:rPr>
+        <w:t>來10:22</w:t>
+      </w:r>
       <w:r>
         <w:rPr>
           <w:lang w:val="zh_TW" w:bidi="zh_TW"/>
@@ -4400,162 +3650,108 @@
         </w:rPr>
         <w:t>，眾聖徒可能是指天使（</w:t>
       </w:r>
-      <w:hyperlink r:id="rId116">
-        <w:r>
-          <w:rPr>
-            <w:lang w:val="zh_TW" w:bidi="zh_TW"/>
-          </w:rPr>
-          <w:rPr>
-            <w:color w:val="0000EE"/>
-            <w:u w:val="single"/>
-          </w:rPr>
-          <w:t>申33:2</w:t>
-        </w:r>
-      </w:hyperlink>
+      <w:r>
+        <w:rPr>
+          <w:lang w:val="zh_TW" w:bidi="zh_TW"/>
+        </w:rPr>
+        <w:t>申33:2</w:t>
+      </w:r>
       <w:r>
         <w:rPr>
           <w:lang w:val="zh_TW" w:bidi="zh_TW"/>
         </w:rPr>
         <w:t>；</w:t>
       </w:r>
-      <w:hyperlink r:id="rId117">
-        <w:r>
-          <w:rPr>
-            <w:lang w:val="zh_TW" w:bidi="zh_TW"/>
-          </w:rPr>
-          <w:rPr>
-            <w:color w:val="0000EE"/>
-            <w:u w:val="single"/>
-          </w:rPr>
-          <w:t>詩89:5</w:t>
-        </w:r>
-      </w:hyperlink>
+      <w:r>
+        <w:rPr>
+          <w:lang w:val="zh_TW" w:bidi="zh_TW"/>
+        </w:rPr>
+        <w:t>詩89:5</w:t>
+      </w:r>
       <w:r>
         <w:rPr>
           <w:lang w:val="zh_TW" w:bidi="zh_TW"/>
         </w:rPr>
         <w:t>、</w:t>
       </w:r>
-      <w:hyperlink r:id="rId118">
-        <w:r>
-          <w:rPr>
-            <w:lang w:val="zh_TW" w:bidi="zh_TW"/>
-          </w:rPr>
-          <w:rPr>
-            <w:color w:val="0000EE"/>
-            <w:u w:val="single"/>
-          </w:rPr>
-          <w:t>7</w:t>
-        </w:r>
-      </w:hyperlink>
+      <w:r>
+        <w:rPr>
+          <w:lang w:val="zh_TW" w:bidi="zh_TW"/>
+        </w:rPr>
+        <w:t>7</w:t>
+      </w:r>
       <w:r>
         <w:rPr>
           <w:lang w:val="zh_TW" w:bidi="zh_TW"/>
         </w:rPr>
         <w:t>；</w:t>
       </w:r>
-      <w:hyperlink r:id="rId119">
-        <w:r>
-          <w:rPr>
-            <w:lang w:val="zh_TW" w:bidi="zh_TW"/>
-          </w:rPr>
-          <w:rPr>
-            <w:color w:val="0000EE"/>
-            <w:u w:val="single"/>
-          </w:rPr>
-          <w:t>但4:13</w:t>
-        </w:r>
-      </w:hyperlink>
+      <w:r>
+        <w:rPr>
+          <w:lang w:val="zh_TW" w:bidi="zh_TW"/>
+        </w:rPr>
+        <w:t>但4:13</w:t>
+      </w:r>
       <w:r>
         <w:rPr>
           <w:lang w:val="zh_TW" w:bidi="zh_TW"/>
         </w:rPr>
         <w:t>，</w:t>
       </w:r>
-      <w:hyperlink r:id="rId120">
-        <w:r>
-          <w:rPr>
-            <w:lang w:val="zh_TW" w:bidi="zh_TW"/>
-          </w:rPr>
-          <w:rPr>
-            <w:color w:val="0000EE"/>
-            <w:u w:val="single"/>
-          </w:rPr>
-          <w:t>8:13</w:t>
-        </w:r>
-      </w:hyperlink>
+      <w:r>
+        <w:rPr>
+          <w:lang w:val="zh_TW" w:bidi="zh_TW"/>
+        </w:rPr>
+        <w:t>8:13</w:t>
+      </w:r>
       <w:r>
         <w:rPr>
           <w:lang w:val="zh_TW" w:bidi="zh_TW"/>
         </w:rPr>
         <w:t>；</w:t>
       </w:r>
-      <w:hyperlink r:id="rId121">
-        <w:r>
-          <w:rPr>
-            <w:lang w:val="zh_TW" w:bidi="zh_TW"/>
-          </w:rPr>
-          <w:rPr>
-            <w:color w:val="0000EE"/>
-            <w:u w:val="single"/>
-          </w:rPr>
-          <w:t>太13:41</w:t>
-        </w:r>
-      </w:hyperlink>
+      <w:r>
+        <w:rPr>
+          <w:lang w:val="zh_TW" w:bidi="zh_TW"/>
+        </w:rPr>
+        <w:t>太13:41</w:t>
+      </w:r>
       <w:r>
         <w:rPr>
           <w:lang w:val="zh_TW" w:bidi="zh_TW"/>
         </w:rPr>
         <w:t>；</w:t>
       </w:r>
-      <w:hyperlink r:id="rId122">
-        <w:r>
-          <w:rPr>
-            <w:lang w:val="zh_TW" w:bidi="zh_TW"/>
-          </w:rPr>
-          <w:rPr>
-            <w:color w:val="0000EE"/>
-            <w:u w:val="single"/>
-          </w:rPr>
-          <w:t>可8:38</w:t>
-        </w:r>
-      </w:hyperlink>
+      <w:r>
+        <w:rPr>
+          <w:lang w:val="zh_TW" w:bidi="zh_TW"/>
+        </w:rPr>
+        <w:t>可8:38</w:t>
+      </w:r>
       <w:r>
         <w:rPr>
           <w:lang w:val="zh_TW" w:bidi="zh_TW"/>
         </w:rPr>
         <w:t>，</w:t>
       </w:r>
-      <w:hyperlink r:id="rId123">
-        <w:r>
-          <w:rPr>
-            <w:lang w:val="zh_TW" w:bidi="zh_TW"/>
-          </w:rPr>
-          <w:rPr>
-            <w:color w:val="0000EE"/>
-            <w:u w:val="single"/>
-          </w:rPr>
-          <w:t>13:26–27</w:t>
-        </w:r>
-      </w:hyperlink>
+      <w:r>
+        <w:rPr>
+          <w:lang w:val="zh_TW" w:bidi="zh_TW"/>
+        </w:rPr>
+        <w:t>13:26–27</w:t>
+      </w:r>
       <w:r>
         <w:rPr>
           <w:lang w:val="zh_TW" w:bidi="zh_TW"/>
         </w:rPr>
         <w:t>；</w:t>
       </w:r>
-      <w:hyperlink r:id="rId124">
-        <w:r>
-          <w:rPr>
-            <w:lang w:val="zh_TW" w:bidi="zh_TW"/>
-          </w:rPr>
-          <w:rPr>
-            <w:color w:val="0000EE"/>
-            <w:u w:val="single"/>
-          </w:rPr>
-          <w:t>帖後1:7</w:t>
-        </w:r>
-      </w:hyperlink>
+      <w:r>
+        <w:rPr>
+          <w:lang w:val="zh_TW" w:bidi="zh_TW"/>
+        </w:rPr>
+        <w:t>帖後1:7</w:t>
+      </w:r>
       <w:r>
         <w:rPr>
           <w:lang w:val="zh_TW" w:bidi="zh_TW"/>
@@ -4650,90 +3846,60 @@
         </w:rPr>
         <w:t>：古代書信中經常會提醒收信人已知的內容。保羅提醒帖撒羅尼迦信徒那些需要他們順服的事情（</w:t>
       </w:r>
-      <w:hyperlink r:id="rId125">
-        <w:r>
-          <w:rPr>
-            <w:lang w:val="zh_TW" w:bidi="zh_TW"/>
-          </w:rPr>
-          <w:rPr>
-            <w:color w:val="0000EE"/>
-            <w:u w:val="single"/>
-          </w:rPr>
-          <w:t>4:11</w:t>
-        </w:r>
-      </w:hyperlink>
+      <w:r>
+        <w:rPr>
+          <w:lang w:val="zh_TW" w:bidi="zh_TW"/>
+        </w:rPr>
+        <w:t>4:11</w:t>
+      </w:r>
       <w:r>
         <w:rPr>
           <w:lang w:val="zh_TW" w:bidi="zh_TW"/>
         </w:rPr>
         <w:t>；</w:t>
       </w:r>
-      <w:hyperlink r:id="rId126">
-        <w:r>
-          <w:rPr>
-            <w:lang w:val="zh_TW" w:bidi="zh_TW"/>
-          </w:rPr>
-          <w:rPr>
-            <w:color w:val="0000EE"/>
-            <w:u w:val="single"/>
-          </w:rPr>
-          <w:t>帖後3:4</w:t>
-        </w:r>
-      </w:hyperlink>
+      <w:r>
+        <w:rPr>
+          <w:lang w:val="zh_TW" w:bidi="zh_TW"/>
+        </w:rPr>
+        <w:t>帖後3:4</w:t>
+      </w:r>
       <w:r>
         <w:rPr>
           <w:lang w:val="zh_TW" w:bidi="zh_TW"/>
         </w:rPr>
         <w:t>、</w:t>
       </w:r>
-      <w:hyperlink r:id="rId127">
-        <w:r>
-          <w:rPr>
-            <w:lang w:val="zh_TW" w:bidi="zh_TW"/>
-          </w:rPr>
-          <w:rPr>
-            <w:color w:val="0000EE"/>
-            <w:u w:val="single"/>
-          </w:rPr>
-          <w:t>6</w:t>
-        </w:r>
-      </w:hyperlink>
+      <w:r>
+        <w:rPr>
+          <w:lang w:val="zh_TW" w:bidi="zh_TW"/>
+        </w:rPr>
+        <w:t>6</w:t>
+      </w:r>
       <w:r>
         <w:rPr>
           <w:lang w:val="zh_TW" w:bidi="zh_TW"/>
         </w:rPr>
         <w:t>、</w:t>
       </w:r>
-      <w:hyperlink r:id="rId128">
-        <w:r>
-          <w:rPr>
-            <w:lang w:val="zh_TW" w:bidi="zh_TW"/>
-          </w:rPr>
-          <w:rPr>
-            <w:color w:val="0000EE"/>
-            <w:u w:val="single"/>
-          </w:rPr>
-          <w:t>10</w:t>
-        </w:r>
-      </w:hyperlink>
+      <w:r>
+        <w:rPr>
+          <w:lang w:val="zh_TW" w:bidi="zh_TW"/>
+        </w:rPr>
+        <w:t>10</w:t>
+      </w:r>
       <w:r>
         <w:rPr>
           <w:lang w:val="zh_TW" w:bidi="zh_TW"/>
         </w:rPr>
         <w:t>、</w:t>
       </w:r>
-      <w:hyperlink r:id="rId129">
-        <w:r>
-          <w:rPr>
-            <w:lang w:val="zh_TW" w:bidi="zh_TW"/>
-          </w:rPr>
-          <w:rPr>
-            <w:color w:val="0000EE"/>
-            <w:u w:val="single"/>
-          </w:rPr>
-          <w:t>12</w:t>
-        </w:r>
-      </w:hyperlink>
+      <w:r>
+        <w:rPr>
+          <w:lang w:val="zh_TW" w:bidi="zh_TW"/>
+        </w:rPr>
+        <w:t>12</w:t>
+      </w:r>
       <w:r>
         <w:rPr>
           <w:lang w:val="zh_TW" w:bidi="zh_TW"/>
@@ -4788,54 +3954,36 @@
         </w:rPr>
         <w:t>這封書信正文的第二部分涉及提摩太關於教會情況的報告以及信徒們給保羅的問題。保羅在回答帖撒羅尼迦信徒的問題之前，先處理了不道德性關係的問題（</w:t>
       </w:r>
-      <w:hyperlink r:id="rId130">
-        <w:r>
-          <w:rPr>
-            <w:lang w:val="zh_TW" w:bidi="zh_TW"/>
-          </w:rPr>
-          <w:rPr>
-            <w:color w:val="0000EE"/>
-            <w:u w:val="single"/>
-          </w:rPr>
-          <w:t>4:3–8</w:t>
-        </w:r>
-      </w:hyperlink>
+      <w:r>
+        <w:rPr>
+          <w:lang w:val="zh_TW" w:bidi="zh_TW"/>
+        </w:rPr>
+        <w:t>4:3–8</w:t>
+      </w:r>
       <w:r>
         <w:rPr>
           <w:lang w:val="zh_TW" w:bidi="zh_TW"/>
         </w:rPr>
         <w:t>），然後談到對其他基督徒的愛（</w:t>
       </w:r>
-      <w:hyperlink r:id="rId131">
-        <w:r>
-          <w:rPr>
-            <w:lang w:val="zh_TW" w:bidi="zh_TW"/>
-          </w:rPr>
-          <w:rPr>
-            <w:color w:val="0000EE"/>
-            <w:u w:val="single"/>
-          </w:rPr>
-          <w:t>4:9–12</w:t>
-        </w:r>
-      </w:hyperlink>
+      <w:r>
+        <w:rPr>
+          <w:lang w:val="zh_TW" w:bidi="zh_TW"/>
+        </w:rPr>
+        <w:t>4:9–12</w:t>
+      </w:r>
       <w:r>
         <w:rPr>
           <w:lang w:val="zh_TW" w:bidi="zh_TW"/>
         </w:rPr>
         <w:t>）、已故信徒的命運（</w:t>
       </w:r>
-      <w:hyperlink r:id="rId132">
-        <w:r>
-          <w:rPr>
-            <w:lang w:val="zh_TW" w:bidi="zh_TW"/>
-          </w:rPr>
-          <w:rPr>
-            <w:color w:val="0000EE"/>
-            <w:u w:val="single"/>
-          </w:rPr>
-          <w:t>4:13–18</w:t>
-        </w:r>
-      </w:hyperlink>
+      <w:r>
+        <w:rPr>
+          <w:lang w:val="zh_TW" w:bidi="zh_TW"/>
+        </w:rPr>
+        <w:t>4:13–18</w:t>
+      </w:r>
       <w:r>
         <w:rPr>
           <w:lang w:val="zh_TW" w:bidi="zh_TW"/>
@@ -4854,54 +4002,36 @@
         </w:rPr>
         <w:t>來的時間（</w:t>
       </w:r>
-      <w:hyperlink r:id="rId133">
-        <w:r>
-          <w:rPr>
-            <w:lang w:val="zh_TW" w:bidi="zh_TW"/>
-          </w:rPr>
-          <w:rPr>
-            <w:color w:val="0000EE"/>
-            <w:u w:val="single"/>
-          </w:rPr>
-          <w:t>5:1–11</w:t>
-        </w:r>
-      </w:hyperlink>
+      <w:r>
+        <w:rPr>
+          <w:lang w:val="zh_TW" w:bidi="zh_TW"/>
+        </w:rPr>
+        <w:t>5:1–11</w:t>
+      </w:r>
       <w:r>
         <w:rPr>
           <w:lang w:val="zh_TW" w:bidi="zh_TW"/>
         </w:rPr>
         <w:t>）。保羅給出了各樣的勸勉，涉及領袖和群體內的關係（</w:t>
       </w:r>
-      <w:hyperlink r:id="rId134">
-        <w:r>
-          <w:rPr>
-            <w:lang w:val="zh_TW" w:bidi="zh_TW"/>
-          </w:rPr>
-          <w:rPr>
-            <w:color w:val="0000EE"/>
-            <w:u w:val="single"/>
-          </w:rPr>
-          <w:t>5:12–15</w:t>
-        </w:r>
-      </w:hyperlink>
+      <w:r>
+        <w:rPr>
+          <w:lang w:val="zh_TW" w:bidi="zh_TW"/>
+        </w:rPr>
+        <w:t>5:12–15</w:t>
+      </w:r>
       <w:r>
         <w:rPr>
           <w:lang w:val="zh_TW" w:bidi="zh_TW"/>
         </w:rPr>
         <w:t>）、與主的關係（</w:t>
       </w:r>
-      <w:hyperlink r:id="rId135">
-        <w:r>
-          <w:rPr>
-            <w:lang w:val="zh_TW" w:bidi="zh_TW"/>
-          </w:rPr>
-          <w:rPr>
-            <w:color w:val="0000EE"/>
-            <w:u w:val="single"/>
-          </w:rPr>
-          <w:t>5:16–18</w:t>
-        </w:r>
-      </w:hyperlink>
+      <w:r>
+        <w:rPr>
+          <w:lang w:val="zh_TW" w:bidi="zh_TW"/>
+        </w:rPr>
+        <w:t>5:16–18</w:t>
+      </w:r>
       <w:r>
         <w:rPr>
           <w:lang w:val="zh_TW" w:bidi="zh_TW"/>
@@ -4920,18 +4050,12 @@
         </w:rPr>
         <w:t>（</w:t>
       </w:r>
-      <w:hyperlink r:id="rId136">
-        <w:r>
-          <w:rPr>
-            <w:lang w:val="zh_TW" w:bidi="zh_TW"/>
-          </w:rPr>
-          <w:rPr>
-            <w:color w:val="0000EE"/>
-            <w:u w:val="single"/>
-          </w:rPr>
-          <w:t>5:19–22</w:t>
-        </w:r>
-      </w:hyperlink>
+      <w:r>
+        <w:rPr>
+          <w:lang w:val="zh_TW" w:bidi="zh_TW"/>
+        </w:rPr>
+        <w:t>5:19–22</w:t>
+      </w:r>
       <w:r>
         <w:rPr>
           <w:lang w:val="zh_TW" w:bidi="zh_TW"/>
@@ -4992,108 +4116,72 @@
         </w:rPr>
         <w:t>：基督徒倫理的根基不是關於美德的哲學推論，而是遵行神的旨意（</w:t>
       </w:r>
-      <w:hyperlink r:id="rId137">
-        <w:r>
-          <w:rPr>
-            <w:lang w:val="zh_TW" w:bidi="zh_TW"/>
-          </w:rPr>
-          <w:rPr>
-            <w:color w:val="0000EE"/>
-            <w:u w:val="single"/>
-          </w:rPr>
-          <w:t>羅12:1–2</w:t>
-        </w:r>
-      </w:hyperlink>
+      <w:r>
+        <w:rPr>
+          <w:lang w:val="zh_TW" w:bidi="zh_TW"/>
+        </w:rPr>
+        <w:t>羅12:1–2</w:t>
+      </w:r>
       <w:r>
         <w:rPr>
           <w:lang w:val="zh_TW" w:bidi="zh_TW"/>
         </w:rPr>
         <w:t>；</w:t>
       </w:r>
-      <w:hyperlink r:id="rId138">
-        <w:r>
-          <w:rPr>
-            <w:lang w:val="zh_TW" w:bidi="zh_TW"/>
-          </w:rPr>
-          <w:rPr>
-            <w:color w:val="0000EE"/>
-            <w:u w:val="single"/>
-          </w:rPr>
-          <w:t>弗6:6</w:t>
-        </w:r>
-      </w:hyperlink>
+      <w:r>
+        <w:rPr>
+          <w:lang w:val="zh_TW" w:bidi="zh_TW"/>
+        </w:rPr>
+        <w:t>弗6:6</w:t>
+      </w:r>
       <w:r>
         <w:rPr>
           <w:lang w:val="zh_TW" w:bidi="zh_TW"/>
         </w:rPr>
         <w:t>；</w:t>
       </w:r>
-      <w:hyperlink r:id="rId139">
-        <w:r>
-          <w:rPr>
-            <w:lang w:val="zh_TW" w:bidi="zh_TW"/>
-          </w:rPr>
-          <w:rPr>
-            <w:color w:val="0000EE"/>
-            <w:u w:val="single"/>
-          </w:rPr>
-          <w:t>來10:36</w:t>
-        </w:r>
-      </w:hyperlink>
+      <w:r>
+        <w:rPr>
+          <w:lang w:val="zh_TW" w:bidi="zh_TW"/>
+        </w:rPr>
+        <w:t>來10:36</w:t>
+      </w:r>
       <w:r>
         <w:rPr>
           <w:lang w:val="zh_TW" w:bidi="zh_TW"/>
         </w:rPr>
         <w:t>，</w:t>
       </w:r>
-      <w:hyperlink r:id="rId140">
-        <w:r>
-          <w:rPr>
-            <w:lang w:val="zh_TW" w:bidi="zh_TW"/>
-          </w:rPr>
-          <w:rPr>
-            <w:color w:val="0000EE"/>
-            <w:u w:val="single"/>
-          </w:rPr>
-          <w:t>13:20–21</w:t>
-        </w:r>
-      </w:hyperlink>
+      <w:r>
+        <w:rPr>
+          <w:lang w:val="zh_TW" w:bidi="zh_TW"/>
+        </w:rPr>
+        <w:t>13:20–21</w:t>
+      </w:r>
       <w:r>
         <w:rPr>
           <w:lang w:val="zh_TW" w:bidi="zh_TW"/>
         </w:rPr>
         <w:t>）。聖潔（</w:t>
       </w:r>
-      <w:hyperlink r:id="rId141">
-        <w:r>
-          <w:rPr>
-            <w:lang w:val="zh_TW" w:bidi="zh_TW"/>
-          </w:rPr>
-          <w:rPr>
-            <w:color w:val="0000EE"/>
-            <w:u w:val="single"/>
-          </w:rPr>
-          <w:t>帖前4:4</w:t>
-        </w:r>
-      </w:hyperlink>
+      <w:r>
+        <w:rPr>
+          <w:lang w:val="zh_TW" w:bidi="zh_TW"/>
+        </w:rPr>
+        <w:t>帖前4:4</w:t>
+      </w:r>
       <w:r>
         <w:rPr>
           <w:lang w:val="zh_TW" w:bidi="zh_TW"/>
         </w:rPr>
         <w:t>、</w:t>
       </w:r>
-      <w:hyperlink r:id="rId65">
-        <w:r>
-          <w:rPr>
-            <w:lang w:val="zh_TW" w:bidi="zh_TW"/>
-          </w:rPr>
-          <w:rPr>
-            <w:color w:val="0000EE"/>
-            <w:u w:val="single"/>
-          </w:rPr>
-          <w:t>7</w:t>
-        </w:r>
-      </w:hyperlink>
+      <w:r>
+        <w:rPr>
+          <w:lang w:val="zh_TW" w:bidi="zh_TW"/>
+        </w:rPr>
+        <w:t>7</w:t>
+      </w:r>
       <w:r>
         <w:rPr>
           <w:lang w:val="zh_TW" w:bidi="zh_TW"/>
@@ -5112,18 +4200,12 @@
         </w:rPr>
         <w:t>（</w:t>
       </w:r>
-      <w:hyperlink r:id="rId142">
-        <w:r>
-          <w:rPr>
-            <w:lang w:val="zh_TW" w:bidi="zh_TW"/>
-          </w:rPr>
-          <w:rPr>
-            <w:color w:val="0000EE"/>
-            <w:u w:val="single"/>
-          </w:rPr>
-          <w:t>5:23</w:t>
-        </w:r>
-      </w:hyperlink>
+      <w:r>
+        <w:rPr>
+          <w:lang w:val="zh_TW" w:bidi="zh_TW"/>
+        </w:rPr>
+        <w:t>5:23</w:t>
+      </w:r>
       <w:r>
         <w:rPr>
           <w:lang w:val="zh_TW" w:bidi="zh_TW"/>
@@ -5178,72 +4260,48 @@
         </w:rPr>
         <w:t>守着自己的身體：自我節制能帶來從他人而來的尊敬（</w:t>
       </w:r>
-      <w:hyperlink r:id="rId143">
-        <w:r>
-          <w:rPr>
-            <w:lang w:val="zh_TW" w:bidi="zh_TW"/>
-          </w:rPr>
-          <w:rPr>
-            <w:color w:val="0000EE"/>
-            <w:u w:val="single"/>
-          </w:rPr>
-          <w:t>羅12:10</w:t>
-        </w:r>
-      </w:hyperlink>
+      <w:r>
+        <w:rPr>
+          <w:lang w:val="zh_TW" w:bidi="zh_TW"/>
+        </w:rPr>
+        <w:t>羅12:10</w:t>
+      </w:r>
       <w:r>
         <w:rPr>
           <w:lang w:val="zh_TW" w:bidi="zh_TW"/>
         </w:rPr>
         <w:t>），也帶來從神而來的尊榮（</w:t>
       </w:r>
-      <w:hyperlink r:id="rId144">
-        <w:r>
-          <w:rPr>
-            <w:lang w:val="zh_TW" w:bidi="zh_TW"/>
-          </w:rPr>
-          <w:rPr>
-            <w:color w:val="0000EE"/>
-            <w:u w:val="single"/>
-          </w:rPr>
-          <w:t>羅2:7</w:t>
-        </w:r>
-      </w:hyperlink>
+      <w:r>
+        <w:rPr>
+          <w:lang w:val="zh_TW" w:bidi="zh_TW"/>
+        </w:rPr>
+        <w:t>羅2:7</w:t>
+      </w:r>
       <w:r>
         <w:rPr>
           <w:lang w:val="zh_TW" w:bidi="zh_TW"/>
         </w:rPr>
         <w:t>；</w:t>
       </w:r>
-      <w:hyperlink r:id="rId145">
-        <w:r>
-          <w:rPr>
-            <w:lang w:val="zh_TW" w:bidi="zh_TW"/>
-          </w:rPr>
-          <w:rPr>
-            <w:color w:val="0000EE"/>
-            <w:u w:val="single"/>
-          </w:rPr>
-          <w:t>彼前5:4</w:t>
-        </w:r>
-      </w:hyperlink>
+      <w:r>
+        <w:rPr>
+          <w:lang w:val="zh_TW" w:bidi="zh_TW"/>
+        </w:rPr>
+        <w:t>彼前5:4</w:t>
+      </w:r>
       <w:r>
         <w:rPr>
           <w:lang w:val="zh_TW" w:bidi="zh_TW"/>
         </w:rPr>
         <w:t>、</w:t>
       </w:r>
-      <w:hyperlink r:id="rId146">
-        <w:r>
-          <w:rPr>
-            <w:lang w:val="zh_TW" w:bidi="zh_TW"/>
-          </w:rPr>
-          <w:rPr>
-            <w:color w:val="0000EE"/>
-            <w:u w:val="single"/>
-          </w:rPr>
-          <w:t>6</w:t>
-        </w:r>
-      </w:hyperlink>
+      <w:r>
+        <w:rPr>
+          <w:lang w:val="zh_TW" w:bidi="zh_TW"/>
+        </w:rPr>
+        <w:t>6</w:t>
+      </w:r>
       <w:r>
         <w:rPr>
           <w:lang w:val="zh_TW" w:bidi="zh_TW"/>
@@ -5302,36 +4360,24 @@
         </w:rPr>
         <w:t>故意無視神及祂的作為是道德敗壞的根源（</w:t>
       </w:r>
-      <w:hyperlink r:id="rId147">
-        <w:r>
-          <w:rPr>
-            <w:lang w:val="zh_TW" w:bidi="zh_TW"/>
-          </w:rPr>
-          <w:rPr>
-            <w:color w:val="0000EE"/>
-            <w:u w:val="single"/>
-          </w:rPr>
-          <w:t>羅1:18–32</w:t>
-        </w:r>
-      </w:hyperlink>
+      <w:r>
+        <w:rPr>
+          <w:lang w:val="zh_TW" w:bidi="zh_TW"/>
+        </w:rPr>
+        <w:t>羅1:18–32</w:t>
+      </w:r>
       <w:r>
         <w:rPr>
           <w:lang w:val="zh_TW" w:bidi="zh_TW"/>
         </w:rPr>
         <w:t>；</w:t>
       </w:r>
-      <w:hyperlink r:id="rId148">
-        <w:r>
-          <w:rPr>
-            <w:lang w:val="zh_TW" w:bidi="zh_TW"/>
-          </w:rPr>
-          <w:rPr>
-            <w:color w:val="0000EE"/>
-            <w:u w:val="single"/>
-          </w:rPr>
-          <w:t>弗4:17–18</w:t>
-        </w:r>
-      </w:hyperlink>
+      <w:r>
+        <w:rPr>
+          <w:lang w:val="zh_TW" w:bidi="zh_TW"/>
+        </w:rPr>
+        <w:t>弗4:17–18</w:t>
+      </w:r>
       <w:r>
         <w:rPr>
           <w:lang w:val="zh_TW" w:bidi="zh_TW"/>
@@ -5362,54 +4408,36 @@
         </w:rPr>
         <w:t>：在地中海世界，不道德的性行為常常被容忍。賣淫是被允許的，但與他人的妻子發生性關係是被禁止的。羅馬的婚姻習俗禁止女性有婚外情，卻不禁止男性。相比之下，猶太教和基督教的作者都禁止所有婚姻之外的性行為（</w:t>
       </w:r>
-      <w:hyperlink r:id="rId149">
-        <w:r>
-          <w:rPr>
-            <w:lang w:val="zh_TW" w:bidi="zh_TW"/>
-          </w:rPr>
-          <w:rPr>
-            <w:color w:val="0000EE"/>
-            <w:u w:val="single"/>
-          </w:rPr>
-          <w:t>徒15:20</w:t>
-        </w:r>
-      </w:hyperlink>
+      <w:r>
+        <w:rPr>
+          <w:lang w:val="zh_TW" w:bidi="zh_TW"/>
+        </w:rPr>
+        <w:t>徒15:20</w:t>
+      </w:r>
       <w:r>
         <w:rPr>
           <w:lang w:val="zh_TW" w:bidi="zh_TW"/>
         </w:rPr>
         <w:t>；</w:t>
       </w:r>
-      <w:hyperlink r:id="rId150">
-        <w:r>
-          <w:rPr>
-            <w:lang w:val="zh_TW" w:bidi="zh_TW"/>
-          </w:rPr>
-          <w:rPr>
-            <w:color w:val="0000EE"/>
-            <w:u w:val="single"/>
-          </w:rPr>
-          <w:t>林前6:12–20</w:t>
-        </w:r>
-      </w:hyperlink>
+      <w:r>
+        <w:rPr>
+          <w:lang w:val="zh_TW" w:bidi="zh_TW"/>
+        </w:rPr>
+        <w:t>林前6:12–20</w:t>
+      </w:r>
       <w:r>
         <w:rPr>
           <w:lang w:val="zh_TW" w:bidi="zh_TW"/>
         </w:rPr>
         <w:t>；</w:t>
       </w:r>
-      <w:hyperlink r:id="rId151">
-        <w:r>
-          <w:rPr>
-            <w:lang w:val="zh_TW" w:bidi="zh_TW"/>
-          </w:rPr>
-          <w:rPr>
-            <w:color w:val="0000EE"/>
-            <w:u w:val="single"/>
-          </w:rPr>
-          <w:t>西3:5–6</w:t>
-        </w:r>
-      </w:hyperlink>
+      <w:r>
+        <w:rPr>
+          <w:lang w:val="zh_TW" w:bidi="zh_TW"/>
+        </w:rPr>
+        <w:t>西3:5–6</w:t>
+      </w:r>
       <w:r>
         <w:rPr>
           <w:lang w:val="zh_TW" w:bidi="zh_TW"/>
@@ -5464,90 +4492,60 @@
         </w:rPr>
         <w:t>沾染污穢：參</w:t>
       </w:r>
-      <w:hyperlink r:id="rId152">
-        <w:r>
-          <w:rPr>
-            <w:lang w:val="zh_TW" w:bidi="zh_TW"/>
-          </w:rPr>
-          <w:rPr>
-            <w:color w:val="0000EE"/>
-            <w:u w:val="single"/>
-          </w:rPr>
-          <w:t>帖撒羅尼迦前書一章4節</w:t>
-        </w:r>
-      </w:hyperlink>
+      <w:r>
+        <w:rPr>
+          <w:lang w:val="zh_TW" w:bidi="zh_TW"/>
+        </w:rPr>
+        <w:t>帖撒羅尼迦前書一章4節</w:t>
+      </w:r>
       <w:r>
         <w:rPr>
           <w:lang w:val="zh_TW" w:bidi="zh_TW"/>
         </w:rPr>
         <w:t>，</w:t>
       </w:r>
-      <w:hyperlink r:id="rId153">
-        <w:r>
-          <w:rPr>
-            <w:lang w:val="zh_TW" w:bidi="zh_TW"/>
-          </w:rPr>
-          <w:rPr>
-            <w:color w:val="0000EE"/>
-            <w:u w:val="single"/>
-          </w:rPr>
-          <w:t>二章12節</w:t>
-        </w:r>
-      </w:hyperlink>
+      <w:r>
+        <w:rPr>
+          <w:lang w:val="zh_TW" w:bidi="zh_TW"/>
+        </w:rPr>
+        <w:t>二章12節</w:t>
+      </w:r>
       <w:r>
         <w:rPr>
           <w:lang w:val="zh_TW" w:bidi="zh_TW"/>
         </w:rPr>
         <w:t>，</w:t>
       </w:r>
-      <w:hyperlink r:id="rId154">
-        <w:r>
-          <w:rPr>
-            <w:lang w:val="zh_TW" w:bidi="zh_TW"/>
-          </w:rPr>
-          <w:rPr>
-            <w:color w:val="0000EE"/>
-            <w:u w:val="single"/>
-          </w:rPr>
-          <w:t>五章23至24節</w:t>
-        </w:r>
-      </w:hyperlink>
+      <w:r>
+        <w:rPr>
+          <w:lang w:val="zh_TW" w:bidi="zh_TW"/>
+        </w:rPr>
+        <w:t>五章23至24節</w:t>
+      </w:r>
       <w:r>
         <w:rPr>
           <w:lang w:val="zh_TW" w:bidi="zh_TW"/>
         </w:rPr>
         <w:t>；</w:t>
       </w:r>
-      <w:hyperlink r:id="rId24">
-        <w:r>
-          <w:rPr>
-            <w:lang w:val="zh_TW" w:bidi="zh_TW"/>
-          </w:rPr>
-          <w:rPr>
-            <w:color w:val="0000EE"/>
-            <w:u w:val="single"/>
-          </w:rPr>
-          <w:t>帖撒羅尼迦後書二章13至14節</w:t>
-        </w:r>
-      </w:hyperlink>
+      <w:r>
+        <w:rPr>
+          <w:lang w:val="zh_TW" w:bidi="zh_TW"/>
+        </w:rPr>
+        <w:t>帖撒羅尼迦後書二章13至14節</w:t>
+      </w:r>
       <w:r>
         <w:rPr>
           <w:lang w:val="zh_TW" w:bidi="zh_TW"/>
         </w:rPr>
         <w:t>；</w:t>
       </w:r>
-      <w:hyperlink r:id="rId155">
-        <w:r>
-          <w:rPr>
-            <w:lang w:val="zh_TW" w:bidi="zh_TW"/>
-          </w:rPr>
-          <w:rPr>
-            <w:color w:val="0000EE"/>
-            <w:u w:val="single"/>
-          </w:rPr>
-          <w:t>彼得前書一章15至16節</w:t>
-        </w:r>
-      </w:hyperlink>
+      <w:r>
+        <w:rPr>
+          <w:lang w:val="zh_TW" w:bidi="zh_TW"/>
+        </w:rPr>
+        <w:t>彼得前書一章15至16節</w:t>
+      </w:r>
       <w:r>
         <w:rPr>
           <w:lang w:val="zh_TW" w:bidi="zh_TW"/>
@@ -5624,72 +4622,48 @@
         </w:rPr>
         <w:t>聖靈賦予基督徒力量，使他們的生活能合乎神的旨意（</w:t>
       </w:r>
-      <w:hyperlink r:id="rId156">
-        <w:r>
-          <w:rPr>
-            <w:lang w:val="zh_TW" w:bidi="zh_TW"/>
-          </w:rPr>
-          <w:rPr>
-            <w:color w:val="0000EE"/>
-            <w:u w:val="single"/>
-          </w:rPr>
-          <w:t>結36:27</w:t>
-        </w:r>
-      </w:hyperlink>
+      <w:r>
+        <w:rPr>
+          <w:lang w:val="zh_TW" w:bidi="zh_TW"/>
+        </w:rPr>
+        <w:t>結36:27</w:t>
+      </w:r>
       <w:r>
         <w:rPr>
           <w:lang w:val="zh_TW" w:bidi="zh_TW"/>
         </w:rPr>
         <w:t>；</w:t>
       </w:r>
-      <w:hyperlink r:id="rId157">
-        <w:r>
-          <w:rPr>
-            <w:lang w:val="zh_TW" w:bidi="zh_TW"/>
-          </w:rPr>
-          <w:rPr>
-            <w:color w:val="0000EE"/>
-            <w:u w:val="single"/>
-          </w:rPr>
-          <w:t>羅8:1–4</w:t>
-        </w:r>
-      </w:hyperlink>
+      <w:r>
+        <w:rPr>
+          <w:lang w:val="zh_TW" w:bidi="zh_TW"/>
+        </w:rPr>
+        <w:t>羅8:1–4</w:t>
+      </w:r>
       <w:r>
         <w:rPr>
           <w:lang w:val="zh_TW" w:bidi="zh_TW"/>
         </w:rPr>
         <w:t>；</w:t>
       </w:r>
-      <w:hyperlink r:id="rId158">
-        <w:r>
-          <w:rPr>
-            <w:lang w:val="zh_TW" w:bidi="zh_TW"/>
-          </w:rPr>
-          <w:rPr>
-            <w:color w:val="0000EE"/>
-            <w:u w:val="single"/>
-          </w:rPr>
-          <w:t>加5:16</w:t>
-        </w:r>
-      </w:hyperlink>
+      <w:r>
+        <w:rPr>
+          <w:lang w:val="zh_TW" w:bidi="zh_TW"/>
+        </w:rPr>
+        <w:t>加5:16</w:t>
+      </w:r>
       <w:r>
         <w:rPr>
           <w:lang w:val="zh_TW" w:bidi="zh_TW"/>
         </w:rPr>
         <w:t>；</w:t>
       </w:r>
-      <w:hyperlink r:id="rId159">
-        <w:r>
-          <w:rPr>
-            <w:lang w:val="zh_TW" w:bidi="zh_TW"/>
-          </w:rPr>
-          <w:rPr>
-            <w:color w:val="0000EE"/>
-            <w:u w:val="single"/>
-          </w:rPr>
-          <w:t>約一3:24</w:t>
-        </w:r>
-      </w:hyperlink>
+      <w:r>
+        <w:rPr>
+          <w:lang w:val="zh_TW" w:bidi="zh_TW"/>
+        </w:rPr>
+        <w:t>約一3:24</w:t>
+      </w:r>
       <w:r>
         <w:rPr>
           <w:lang w:val="zh_TW" w:bidi="zh_TW"/>
@@ -5744,108 +4718,72 @@
         </w:rPr>
         <w:t>神親自教導你們彼此相愛（譯註：和合本譯為「因為你們自己蒙了神的教訓，叫你們彼此相愛」；參</w:t>
       </w:r>
-      <w:hyperlink r:id="rId160">
-        <w:r>
-          <w:rPr>
-            <w:lang w:val="zh_TW" w:bidi="zh_TW"/>
-          </w:rPr>
-          <w:rPr>
-            <w:color w:val="0000EE"/>
-            <w:u w:val="single"/>
-          </w:rPr>
-          <w:t>賽54:13</w:t>
-        </w:r>
-      </w:hyperlink>
+      <w:r>
+        <w:rPr>
+          <w:lang w:val="zh_TW" w:bidi="zh_TW"/>
+        </w:rPr>
+        <w:t>賽54:13</w:t>
+      </w:r>
       <w:r>
         <w:rPr>
           <w:lang w:val="zh_TW" w:bidi="zh_TW"/>
         </w:rPr>
         <w:t>），而這是藉由耶穌（</w:t>
       </w:r>
-      <w:hyperlink r:id="rId161">
-        <w:r>
-          <w:rPr>
-            <w:lang w:val="zh_TW" w:bidi="zh_TW"/>
-          </w:rPr>
-          <w:rPr>
-            <w:color w:val="0000EE"/>
-            <w:u w:val="single"/>
-          </w:rPr>
-          <w:t>約13:34–35</w:t>
-        </w:r>
-      </w:hyperlink>
+      <w:r>
+        <w:rPr>
+          <w:lang w:val="zh_TW" w:bidi="zh_TW"/>
+        </w:rPr>
+        <w:t>約13:34–35</w:t>
+      </w:r>
       <w:r>
         <w:rPr>
           <w:lang w:val="zh_TW" w:bidi="zh_TW"/>
         </w:rPr>
         <w:t>）、十字架（</w:t>
       </w:r>
-      <w:hyperlink r:id="rId162">
-        <w:r>
-          <w:rPr>
-            <w:lang w:val="zh_TW" w:bidi="zh_TW"/>
-          </w:rPr>
-          <w:rPr>
-            <w:color w:val="0000EE"/>
-            <w:u w:val="single"/>
-          </w:rPr>
-          <w:t>羅5:8</w:t>
-        </w:r>
-      </w:hyperlink>
+      <w:r>
+        <w:rPr>
+          <w:lang w:val="zh_TW" w:bidi="zh_TW"/>
+        </w:rPr>
+        <w:t>羅5:8</w:t>
+      </w:r>
       <w:r>
         <w:rPr>
           <w:lang w:val="zh_TW" w:bidi="zh_TW"/>
         </w:rPr>
         <w:t>；</w:t>
       </w:r>
-      <w:hyperlink r:id="rId163">
-        <w:r>
-          <w:rPr>
-            <w:lang w:val="zh_TW" w:bidi="zh_TW"/>
-          </w:rPr>
-          <w:rPr>
-            <w:color w:val="0000EE"/>
-            <w:u w:val="single"/>
-          </w:rPr>
-          <w:t>弗5:1–2</w:t>
-        </w:r>
-      </w:hyperlink>
+      <w:r>
+        <w:rPr>
+          <w:lang w:val="zh_TW" w:bidi="zh_TW"/>
+        </w:rPr>
+        <w:t>弗5:1–2</w:t>
+      </w:r>
       <w:r>
         <w:rPr>
           <w:lang w:val="zh_TW" w:bidi="zh_TW"/>
         </w:rPr>
         <w:t>）和聖靈（</w:t>
       </w:r>
-      <w:hyperlink r:id="rId164">
-        <w:r>
-          <w:rPr>
-            <w:lang w:val="zh_TW" w:bidi="zh_TW"/>
-          </w:rPr>
-          <w:rPr>
-            <w:color w:val="0000EE"/>
-            <w:u w:val="single"/>
-          </w:rPr>
-          <w:t>羅5:5</w:t>
-        </w:r>
-      </w:hyperlink>
+      <w:r>
+        <w:rPr>
+          <w:lang w:val="zh_TW" w:bidi="zh_TW"/>
+        </w:rPr>
+        <w:t>羅5:5</w:t>
+      </w:r>
       <w:r>
         <w:rPr>
           <w:lang w:val="zh_TW" w:bidi="zh_TW"/>
         </w:rPr>
         <w:t>；</w:t>
       </w:r>
-      <w:hyperlink r:id="rId165">
-        <w:r>
-          <w:rPr>
-            <w:lang w:val="zh_TW" w:bidi="zh_TW"/>
-          </w:rPr>
-          <w:rPr>
-            <w:color w:val="0000EE"/>
-            <w:u w:val="single"/>
-          </w:rPr>
-          <w:t>加5:22</w:t>
-        </w:r>
-      </w:hyperlink>
+      <w:r>
+        <w:rPr>
+          <w:lang w:val="zh_TW" w:bidi="zh_TW"/>
+        </w:rPr>
+        <w:t>加5:22</w:t>
+      </w:r>
       <w:r>
         <w:rPr>
           <w:lang w:val="zh_TW" w:bidi="zh_TW"/>
@@ -5900,72 +4838,48 @@
         </w:rPr>
         <w:t>保羅回應了帖撒羅尼迦信徒一系列的問題（參</w:t>
       </w:r>
-      <w:hyperlink r:id="rId166">
-        <w:r>
-          <w:rPr>
-            <w:lang w:val="zh_TW" w:bidi="zh_TW"/>
-          </w:rPr>
-          <w:rPr>
-            <w:color w:val="0000EE"/>
-            <w:u w:val="single"/>
-          </w:rPr>
-          <w:t>林前7:1</w:t>
-        </w:r>
-      </w:hyperlink>
+      <w:r>
+        <w:rPr>
+          <w:lang w:val="zh_TW" w:bidi="zh_TW"/>
+        </w:rPr>
+        <w:t>林前7:1</w:t>
+      </w:r>
       <w:r>
         <w:rPr>
           <w:lang w:val="zh_TW" w:bidi="zh_TW"/>
         </w:rPr>
         <w:t>），這些問題涉及彼此相愛（</w:t>
       </w:r>
-      <w:hyperlink r:id="rId131">
-        <w:r>
-          <w:rPr>
-            <w:lang w:val="zh_TW" w:bidi="zh_TW"/>
-          </w:rPr>
-          <w:rPr>
-            <w:color w:val="0000EE"/>
-            <w:u w:val="single"/>
-          </w:rPr>
-          <w:t>帖前4:9–12</w:t>
-        </w:r>
-      </w:hyperlink>
+      <w:r>
+        <w:rPr>
+          <w:lang w:val="zh_TW" w:bidi="zh_TW"/>
+        </w:rPr>
+        <w:t>帖前4:9–12</w:t>
+      </w:r>
       <w:r>
         <w:rPr>
           <w:lang w:val="zh_TW" w:bidi="zh_TW"/>
         </w:rPr>
         <w:t>）、已故信徒的命運（</w:t>
       </w:r>
-      <w:hyperlink r:id="rId132">
-        <w:r>
-          <w:rPr>
-            <w:lang w:val="zh_TW" w:bidi="zh_TW"/>
-          </w:rPr>
-          <w:rPr>
-            <w:color w:val="0000EE"/>
-            <w:u w:val="single"/>
-          </w:rPr>
-          <w:t>4:13–18</w:t>
-        </w:r>
-      </w:hyperlink>
+      <w:r>
+        <w:rPr>
+          <w:lang w:val="zh_TW" w:bidi="zh_TW"/>
+        </w:rPr>
+        <w:t>4:13–18</w:t>
+      </w:r>
       <w:r>
         <w:rPr>
           <w:lang w:val="zh_TW" w:bidi="zh_TW"/>
         </w:rPr>
         <w:t>），以及主的日子何時來到（</w:t>
       </w:r>
-      <w:hyperlink r:id="rId133">
-        <w:r>
-          <w:rPr>
-            <w:lang w:val="zh_TW" w:bidi="zh_TW"/>
-          </w:rPr>
-          <w:rPr>
-            <w:color w:val="0000EE"/>
-            <w:u w:val="single"/>
-          </w:rPr>
-          <w:t>5:1–11</w:t>
-        </w:r>
-      </w:hyperlink>
+      <w:r>
+        <w:rPr>
+          <w:lang w:val="zh_TW" w:bidi="zh_TW"/>
+        </w:rPr>
+        <w:t>5:1–11</w:t>
+      </w:r>
       <w:r>
         <w:rPr>
           <w:lang w:val="zh_TW" w:bidi="zh_TW"/>
@@ -6020,36 +4934,24 @@
         </w:rPr>
         <w:t>帖撒羅尼迦信徒藉著經濟上的捐獻（參</w:t>
       </w:r>
-      <w:hyperlink r:id="rId167">
-        <w:r>
-          <w:rPr>
-            <w:lang w:val="zh_TW" w:bidi="zh_TW"/>
-          </w:rPr>
-          <w:rPr>
-            <w:color w:val="0000EE"/>
-            <w:u w:val="single"/>
-          </w:rPr>
-          <w:t>林後8:1–5</w:t>
-        </w:r>
-      </w:hyperlink>
+      <w:r>
+        <w:rPr>
+          <w:lang w:val="zh_TW" w:bidi="zh_TW"/>
+        </w:rPr>
+        <w:t>林後8:1–5</w:t>
+      </w:r>
       <w:r>
         <w:rPr>
           <w:lang w:val="zh_TW" w:bidi="zh_TW"/>
         </w:rPr>
         <w:t>），彰顯了其對馬其頓省所有信徒（腓立比和庇哩亞；另見</w:t>
       </w:r>
-      <w:hyperlink r:id="rId168">
-        <w:r>
-          <w:rPr>
-            <w:lang w:val="zh_TW" w:bidi="zh_TW"/>
-          </w:rPr>
-          <w:rPr>
-            <w:color w:val="0000EE"/>
-            <w:u w:val="single"/>
-          </w:rPr>
-          <w:t>帖前1:7–8</w:t>
-        </w:r>
-      </w:hyperlink>
+      <w:r>
+        <w:rPr>
+          <w:lang w:val="zh_TW" w:bidi="zh_TW"/>
+        </w:rPr>
+        <w:t>帖前1:7–8</w:t>
+      </w:r>
       <w:r>
         <w:rPr>
           <w:lang w:val="zh_TW" w:bidi="zh_TW"/>
@@ -6150,36 +5052,24 @@
         </w:rPr>
         <w:t>：保羅先前藉由他的教導（見</w:t>
       </w:r>
-      <w:hyperlink r:id="rId128">
-        <w:r>
-          <w:rPr>
-            <w:lang w:val="zh_TW" w:bidi="zh_TW"/>
-          </w:rPr>
-          <w:rPr>
-            <w:color w:val="0000EE"/>
-            <w:u w:val="single"/>
-          </w:rPr>
-          <w:t>帖後3:10</w:t>
-        </w:r>
-      </w:hyperlink>
+      <w:r>
+        <w:rPr>
+          <w:lang w:val="zh_TW" w:bidi="zh_TW"/>
+        </w:rPr>
+        <w:t>帖後3:10</w:t>
+      </w:r>
       <w:r>
         <w:rPr>
           <w:lang w:val="zh_TW" w:bidi="zh_TW"/>
         </w:rPr>
         <w:t>）和自己的榜樣（</w:t>
       </w:r>
-      <w:hyperlink r:id="rId169">
-        <w:r>
-          <w:rPr>
-            <w:lang w:val="zh_TW" w:bidi="zh_TW"/>
-          </w:rPr>
-          <w:rPr>
-            <w:color w:val="0000EE"/>
-            <w:u w:val="single"/>
-          </w:rPr>
-          <w:t>帖後3:7–9</w:t>
-        </w:r>
-      </w:hyperlink>
+      <w:r>
+        <w:rPr>
+          <w:lang w:val="zh_TW" w:bidi="zh_TW"/>
+        </w:rPr>
+        <w:t>帖後3:7–9</w:t>
+      </w:r>
       <w:r>
         <w:rPr>
           <w:lang w:val="zh_TW" w:bidi="zh_TW"/>
@@ -6246,54 +5136,36 @@
         </w:rPr>
         <w:t>贏得非基督徒的認可和尊重（見</w:t>
       </w:r>
-      <w:hyperlink r:id="rId170">
-        <w:r>
-          <w:rPr>
-            <w:lang w:val="zh_TW" w:bidi="zh_TW"/>
-          </w:rPr>
-          <w:rPr>
-            <w:color w:val="0000EE"/>
-            <w:u w:val="single"/>
-          </w:rPr>
-          <w:t>羅13:13</w:t>
-        </w:r>
-      </w:hyperlink>
+      <w:r>
+        <w:rPr>
+          <w:lang w:val="zh_TW" w:bidi="zh_TW"/>
+        </w:rPr>
+        <w:t>羅13:13</w:t>
+      </w:r>
       <w:r>
         <w:rPr>
           <w:lang w:val="zh_TW" w:bidi="zh_TW"/>
         </w:rPr>
         <w:t>；</w:t>
       </w:r>
-      <w:hyperlink r:id="rId171">
-        <w:r>
-          <w:rPr>
-            <w:lang w:val="zh_TW" w:bidi="zh_TW"/>
-          </w:rPr>
-          <w:rPr>
-            <w:color w:val="0000EE"/>
-            <w:u w:val="single"/>
-          </w:rPr>
-          <w:t>林前5:12–13</w:t>
-        </w:r>
-      </w:hyperlink>
+      <w:r>
+        <w:rPr>
+          <w:lang w:val="zh_TW" w:bidi="zh_TW"/>
+        </w:rPr>
+        <w:t>林前5:12–13</w:t>
+      </w:r>
       <w:r>
         <w:rPr>
           <w:lang w:val="zh_TW" w:bidi="zh_TW"/>
         </w:rPr>
         <w:t>；</w:t>
       </w:r>
-      <w:hyperlink r:id="rId172">
-        <w:r>
-          <w:rPr>
-            <w:lang w:val="zh_TW" w:bidi="zh_TW"/>
-          </w:rPr>
-          <w:rPr>
-            <w:color w:val="0000EE"/>
-            <w:u w:val="single"/>
-          </w:rPr>
-          <w:t>西4:5</w:t>
-        </w:r>
-      </w:hyperlink>
+      <w:r>
+        <w:rPr>
+          <w:lang w:val="zh_TW" w:bidi="zh_TW"/>
+        </w:rPr>
+        <w:t>西4:5</w:t>
+      </w:r>
       <w:r>
         <w:rPr>
           <w:lang w:val="zh_TW" w:bidi="zh_TW"/>
@@ -6365,18 +5237,12 @@
         </w:rPr>
         <w:t>；另在</w:t>
       </w:r>
-      <w:hyperlink r:id="rId39">
-        <w:r>
-          <w:rPr>
-            <w:lang w:val="zh_TW" w:bidi="zh_TW"/>
-          </w:rPr>
-          <w:rPr>
-            <w:color w:val="0000EE"/>
-            <w:u w:val="single"/>
-          </w:rPr>
-          <w:t>4:14</w:t>
-        </w:r>
-      </w:hyperlink>
+      <w:r>
+        <w:rPr>
+          <w:lang w:val="zh_TW" w:bidi="zh_TW"/>
+        </w:rPr>
+        <w:t>4:14</w:t>
+      </w:r>
       <w:r>
         <w:rPr>
           <w:lang w:val="zh_TW" w:bidi="zh_TW"/>
@@ -6395,144 +5261,96 @@
         </w:rPr>
         <w:t>」）：在希臘、猶太和基督教文學中，睡了是用於委婉的表達死亡（</w:t>
       </w:r>
-      <w:hyperlink r:id="rId173">
-        <w:r>
-          <w:rPr>
-            <w:lang w:val="zh_TW" w:bidi="zh_TW"/>
-          </w:rPr>
-          <w:rPr>
-            <w:color w:val="0000EE"/>
-            <w:u w:val="single"/>
-          </w:rPr>
-          <w:t>但12:2</w:t>
-        </w:r>
-      </w:hyperlink>
+      <w:r>
+        <w:rPr>
+          <w:lang w:val="zh_TW" w:bidi="zh_TW"/>
+        </w:rPr>
+        <w:t>但12:2</w:t>
+      </w:r>
       <w:r>
         <w:rPr>
           <w:lang w:val="zh_TW" w:bidi="zh_TW"/>
         </w:rPr>
         <w:t>；</w:t>
       </w:r>
-      <w:hyperlink r:id="rId174">
-        <w:r>
-          <w:rPr>
-            <w:lang w:val="zh_TW" w:bidi="zh_TW"/>
-          </w:rPr>
-          <w:rPr>
-            <w:color w:val="0000EE"/>
-            <w:u w:val="single"/>
-          </w:rPr>
-          <w:t>太27:52</w:t>
-        </w:r>
-      </w:hyperlink>
+      <w:r>
+        <w:rPr>
+          <w:lang w:val="zh_TW" w:bidi="zh_TW"/>
+        </w:rPr>
+        <w:t>太27:52</w:t>
+      </w:r>
       <w:r>
         <w:rPr>
           <w:lang w:val="zh_TW" w:bidi="zh_TW"/>
         </w:rPr>
         <w:t>）。人死後仍持續存有（</w:t>
       </w:r>
-      <w:hyperlink r:id="rId175">
-        <w:r>
-          <w:rPr>
-            <w:lang w:val="zh_TW" w:bidi="zh_TW"/>
-          </w:rPr>
-          <w:rPr>
-            <w:color w:val="0000EE"/>
-            <w:u w:val="single"/>
-          </w:rPr>
-          <w:t>路23:40–43</w:t>
-        </w:r>
-      </w:hyperlink>
+      <w:r>
+        <w:rPr>
+          <w:lang w:val="zh_TW" w:bidi="zh_TW"/>
+        </w:rPr>
+        <w:t>路23:40–43</w:t>
+      </w:r>
       <w:r>
         <w:rPr>
           <w:lang w:val="zh_TW" w:bidi="zh_TW"/>
         </w:rPr>
         <w:t>；</w:t>
       </w:r>
-      <w:hyperlink r:id="rId176">
-        <w:r>
-          <w:rPr>
-            <w:lang w:val="zh_TW" w:bidi="zh_TW"/>
-          </w:rPr>
-          <w:rPr>
-            <w:color w:val="0000EE"/>
-            <w:u w:val="single"/>
-          </w:rPr>
-          <w:t>徒7:55–60</w:t>
-        </w:r>
-      </w:hyperlink>
+      <w:r>
+        <w:rPr>
+          <w:lang w:val="zh_TW" w:bidi="zh_TW"/>
+        </w:rPr>
+        <w:t>徒7:55–60</w:t>
+      </w:r>
       <w:r>
         <w:rPr>
           <w:lang w:val="zh_TW" w:bidi="zh_TW"/>
         </w:rPr>
         <w:t>；</w:t>
       </w:r>
-      <w:hyperlink r:id="rId177">
-        <w:r>
-          <w:rPr>
-            <w:lang w:val="zh_TW" w:bidi="zh_TW"/>
-          </w:rPr>
-          <w:rPr>
-            <w:color w:val="0000EE"/>
-            <w:u w:val="single"/>
-          </w:rPr>
-          <w:t>林後5:6–10</w:t>
-        </w:r>
-      </w:hyperlink>
+      <w:r>
+        <w:rPr>
+          <w:lang w:val="zh_TW" w:bidi="zh_TW"/>
+        </w:rPr>
+        <w:t>林後5:6–10</w:t>
+      </w:r>
       <w:r>
         <w:rPr>
           <w:lang w:val="zh_TW" w:bidi="zh_TW"/>
         </w:rPr>
         <w:t>；</w:t>
       </w:r>
-      <w:hyperlink r:id="rId178">
-        <w:r>
-          <w:rPr>
-            <w:lang w:val="zh_TW" w:bidi="zh_TW"/>
-          </w:rPr>
-          <w:rPr>
-            <w:color w:val="0000EE"/>
-            <w:u w:val="single"/>
-          </w:rPr>
-          <w:t>腓1:20–24</w:t>
-        </w:r>
-      </w:hyperlink>
+      <w:r>
+        <w:rPr>
+          <w:lang w:val="zh_TW" w:bidi="zh_TW"/>
+        </w:rPr>
+        <w:t>腓1:20–24</w:t>
+      </w:r>
       <w:r>
         <w:rPr>
           <w:lang w:val="zh_TW" w:bidi="zh_TW"/>
         </w:rPr>
         <w:t>；</w:t>
       </w:r>
-      <w:hyperlink r:id="rId179">
-        <w:r>
-          <w:rPr>
-            <w:lang w:val="zh_TW" w:bidi="zh_TW"/>
-          </w:rPr>
-          <w:rPr>
-            <w:color w:val="0000EE"/>
-            <w:u w:val="single"/>
-          </w:rPr>
-          <w:t>啟6:9–11</w:t>
-        </w:r>
-      </w:hyperlink>
+      <w:r>
+        <w:rPr>
+          <w:lang w:val="zh_TW" w:bidi="zh_TW"/>
+        </w:rPr>
+        <w:t>啟6:9–11</w:t>
+      </w:r>
       <w:r>
         <w:rPr>
           <w:lang w:val="zh_TW" w:bidi="zh_TW"/>
         </w:rPr>
         <w:t>）；那些已經去世的人在等待復活（</w:t>
       </w:r>
-      <w:hyperlink r:id="rId180">
-        <w:r>
-          <w:rPr>
-            <w:lang w:val="zh_TW" w:bidi="zh_TW"/>
-          </w:rPr>
-          <w:rPr>
-            <w:color w:val="0000EE"/>
-            <w:u w:val="single"/>
-          </w:rPr>
-          <w:t>林前15:23</w:t>
-        </w:r>
-      </w:hyperlink>
+      <w:r>
+        <w:rPr>
+          <w:lang w:val="zh_TW" w:bidi="zh_TW"/>
+        </w:rPr>
+        <w:t>林前15:23</w:t>
+      </w:r>
       <w:r>
         <w:rPr>
           <w:lang w:val="zh_TW" w:bidi="zh_TW"/>
@@ -6563,54 +5381,36 @@
         </w:rPr>
         <w:t>：古代的勸慰信都會勸告哀悼者不要被悲傷壓倒，因為他們無法阻止死亡。保羅並不禁止人悲傷（參</w:t>
       </w:r>
-      <w:hyperlink r:id="rId181">
-        <w:r>
-          <w:rPr>
-            <w:lang w:val="zh_TW" w:bidi="zh_TW"/>
-          </w:rPr>
-          <w:rPr>
-            <w:color w:val="0000EE"/>
-            <w:u w:val="single"/>
-          </w:rPr>
-          <w:t>約16:6</w:t>
-        </w:r>
-      </w:hyperlink>
+      <w:r>
+        <w:rPr>
+          <w:lang w:val="zh_TW" w:bidi="zh_TW"/>
+        </w:rPr>
+        <w:t>約16:6</w:t>
+      </w:r>
       <w:r>
         <w:rPr>
           <w:lang w:val="zh_TW" w:bidi="zh_TW"/>
         </w:rPr>
         <w:t>、</w:t>
       </w:r>
-      <w:hyperlink r:id="rId182">
-        <w:r>
-          <w:rPr>
-            <w:lang w:val="zh_TW" w:bidi="zh_TW"/>
-          </w:rPr>
-          <w:rPr>
-            <w:color w:val="0000EE"/>
-            <w:u w:val="single"/>
-          </w:rPr>
-          <w:t>20</w:t>
-        </w:r>
-      </w:hyperlink>
+      <w:r>
+        <w:rPr>
+          <w:lang w:val="zh_TW" w:bidi="zh_TW"/>
+        </w:rPr>
+        <w:t>20</w:t>
+      </w:r>
       <w:r>
         <w:rPr>
           <w:lang w:val="zh_TW" w:bidi="zh_TW"/>
         </w:rPr>
         <w:t>；</w:t>
       </w:r>
-      <w:hyperlink r:id="rId183">
-        <w:r>
-          <w:rPr>
-            <w:lang w:val="zh_TW" w:bidi="zh_TW"/>
-          </w:rPr>
-          <w:rPr>
-            <w:color w:val="0000EE"/>
-            <w:u w:val="single"/>
-          </w:rPr>
-          <w:t>腓2:27</w:t>
-        </w:r>
-      </w:hyperlink>
+      <w:r>
+        <w:rPr>
+          <w:lang w:val="zh_TW" w:bidi="zh_TW"/>
+        </w:rPr>
+        <w:t>腓2:27</w:t>
+      </w:r>
       <w:r>
         <w:rPr>
           <w:lang w:val="zh_TW" w:bidi="zh_TW"/>
@@ -6681,18 +5481,12 @@
         </w:rPr>
         <w:t>是面對死亡仍心存盼望的根基，且這盼望有基督的復活作為確據（</w:t>
       </w:r>
-      <w:hyperlink r:id="rId184">
-        <w:r>
-          <w:rPr>
-            <w:lang w:val="zh_TW" w:bidi="zh_TW"/>
-          </w:rPr>
-          <w:rPr>
-            <w:color w:val="0000EE"/>
-            <w:u w:val="single"/>
-          </w:rPr>
-          <w:t>林前15</w:t>
-        </w:r>
-      </w:hyperlink>
+      <w:r>
+        <w:rPr>
+          <w:lang w:val="zh_TW" w:bidi="zh_TW"/>
+        </w:rPr>
+        <w:t>林前15</w:t>
+      </w:r>
       <w:r>
         <w:rPr>
           <w:lang w:val="zh_TW" w:bidi="zh_TW"/>
@@ -6729,18 +5523,12 @@
         </w:rPr>
         <w:t>指的是信徒的復活（</w:t>
       </w:r>
-      <w:hyperlink r:id="rId185">
-        <w:r>
-          <w:rPr>
-            <w:lang w:val="zh_TW" w:bidi="zh_TW"/>
-          </w:rPr>
-          <w:rPr>
-            <w:color w:val="0000EE"/>
-            <w:u w:val="single"/>
-          </w:rPr>
-          <w:t>帖前4:16</w:t>
-        </w:r>
-      </w:hyperlink>
+      <w:r>
+        <w:rPr>
+          <w:lang w:val="zh_TW" w:bidi="zh_TW"/>
+        </w:rPr>
+        <w:t>帖前4:16</w:t>
+      </w:r>
       <w:r>
         <w:rPr>
           <w:lang w:val="zh_TW" w:bidi="zh_TW"/>
@@ -6805,36 +5593,24 @@
         </w:rPr>
         <w:t>：耶穌自己的教導成為保羅給帖撒羅尼迦信徒的確據的來源（見</w:t>
       </w:r>
-      <w:hyperlink r:id="rId186">
-        <w:r>
-          <w:rPr>
-            <w:lang w:val="zh_TW" w:bidi="zh_TW"/>
-          </w:rPr>
-          <w:rPr>
-            <w:color w:val="0000EE"/>
-            <w:u w:val="single"/>
-          </w:rPr>
-          <w:t>太24:29–31</w:t>
-        </w:r>
-      </w:hyperlink>
+      <w:r>
+        <w:rPr>
+          <w:lang w:val="zh_TW" w:bidi="zh_TW"/>
+        </w:rPr>
+        <w:t>太24:29–31</w:t>
+      </w:r>
       <w:r>
         <w:rPr>
           <w:lang w:val="zh_TW" w:bidi="zh_TW"/>
         </w:rPr>
         <w:t>、</w:t>
       </w:r>
-      <w:hyperlink r:id="rId187">
-        <w:r>
-          <w:rPr>
-            <w:lang w:val="zh_TW" w:bidi="zh_TW"/>
-          </w:rPr>
-          <w:rPr>
-            <w:color w:val="0000EE"/>
-            <w:u w:val="single"/>
-          </w:rPr>
-          <w:t>40–41</w:t>
-        </w:r>
-      </w:hyperlink>
+      <w:r>
+        <w:rPr>
+          <w:lang w:val="zh_TW" w:bidi="zh_TW"/>
+        </w:rPr>
+        <w:t>40–41</w:t>
+      </w:r>
       <w:r>
         <w:rPr>
           <w:lang w:val="zh_TW" w:bidi="zh_TW"/>
@@ -6889,18 +5665,12 @@
         </w:rPr>
         <w:t>（見</w:t>
       </w:r>
-      <w:hyperlink r:id="rId188">
-        <w:r>
-          <w:rPr>
-            <w:lang w:val="zh_TW" w:bidi="zh_TW"/>
-          </w:rPr>
-          <w:rPr>
-            <w:color w:val="0000EE"/>
-            <w:u w:val="single"/>
-          </w:rPr>
-          <w:t>帖前4:17</w:t>
-        </w:r>
-      </w:hyperlink>
+      <w:r>
+        <w:rPr>
+          <w:lang w:val="zh_TW" w:bidi="zh_TW"/>
+        </w:rPr>
+        <w:t>帖前4:17</w:t>
+      </w:r>
       <w:r>
         <w:rPr>
           <w:lang w:val="zh_TW" w:bidi="zh_TW"/>
@@ -6961,36 +5731,24 @@
         </w:rPr>
         <w:t>：神的號聲將會宣告復活，正如它先前宣告以色列會得救一樣（</w:t>
       </w:r>
-      <w:hyperlink r:id="rId189">
-        <w:r>
-          <w:rPr>
-            <w:lang w:val="zh_TW" w:bidi="zh_TW"/>
-          </w:rPr>
-          <w:rPr>
-            <w:color w:val="0000EE"/>
-            <w:u w:val="single"/>
-          </w:rPr>
-          <w:t>番1:16</w:t>
-        </w:r>
-      </w:hyperlink>
+      <w:r>
+        <w:rPr>
+          <w:lang w:val="zh_TW" w:bidi="zh_TW"/>
+        </w:rPr>
+        <w:t>番1:16</w:t>
+      </w:r>
       <w:r>
         <w:rPr>
           <w:lang w:val="zh_TW" w:bidi="zh_TW"/>
         </w:rPr>
         <w:t>；</w:t>
       </w:r>
-      <w:hyperlink r:id="rId190">
-        <w:r>
-          <w:rPr>
-            <w:lang w:val="zh_TW" w:bidi="zh_TW"/>
-          </w:rPr>
-          <w:rPr>
-            <w:color w:val="0000EE"/>
-            <w:u w:val="single"/>
-          </w:rPr>
-          <w:t>亞9:14</w:t>
-        </w:r>
-      </w:hyperlink>
+      <w:r>
+        <w:rPr>
+          <w:lang w:val="zh_TW" w:bidi="zh_TW"/>
+        </w:rPr>
+        <w:t>亞9:14</w:t>
+      </w:r>
       <w:r>
         <w:rPr>
           <w:lang w:val="zh_TW" w:bidi="zh_TW"/>
@@ -7021,36 +5779,24 @@
         </w:rPr>
         <w:t>（</w:t>
       </w:r>
-      <w:hyperlink r:id="rId191">
-        <w:r>
-          <w:rPr>
-            <w:lang w:val="zh_TW" w:bidi="zh_TW"/>
-          </w:rPr>
-          <w:rPr>
-            <w:color w:val="0000EE"/>
-            <w:u w:val="single"/>
-          </w:rPr>
-          <w:t>太24:31</w:t>
-        </w:r>
-      </w:hyperlink>
+      <w:r>
+        <w:rPr>
+          <w:lang w:val="zh_TW" w:bidi="zh_TW"/>
+        </w:rPr>
+        <w:t>太24:31</w:t>
+      </w:r>
       <w:r>
         <w:rPr>
           <w:lang w:val="zh_TW" w:bidi="zh_TW"/>
         </w:rPr>
         <w:t>；參</w:t>
       </w:r>
-      <w:hyperlink r:id="rId192">
-        <w:r>
-          <w:rPr>
-            <w:lang w:val="zh_TW" w:bidi="zh_TW"/>
-          </w:rPr>
-          <w:rPr>
-            <w:color w:val="0000EE"/>
-            <w:u w:val="single"/>
-          </w:rPr>
-          <w:t>林前15:52</w:t>
-        </w:r>
-      </w:hyperlink>
+      <w:r>
+        <w:rPr>
+          <w:lang w:val="zh_TW" w:bidi="zh_TW"/>
+        </w:rPr>
+        <w:t>林前15:52</w:t>
+      </w:r>
       <w:r>
         <w:rPr>
           <w:lang w:val="zh_TW" w:bidi="zh_TW"/>
@@ -7129,54 +5875,36 @@
         </w:rPr>
         <w:t>（</w:t>
       </w:r>
-      <w:hyperlink r:id="rId193">
-        <w:r>
-          <w:rPr>
-            <w:lang w:val="zh_TW" w:bidi="zh_TW"/>
-          </w:rPr>
-          <w:rPr>
-            <w:color w:val="0000EE"/>
-            <w:u w:val="single"/>
-          </w:rPr>
-          <w:t>太25:6</w:t>
-        </w:r>
-      </w:hyperlink>
+      <w:r>
+        <w:rPr>
+          <w:lang w:val="zh_TW" w:bidi="zh_TW"/>
+        </w:rPr>
+        <w:t>太25:6</w:t>
+      </w:r>
       <w:r>
         <w:rPr>
           <w:lang w:val="zh_TW" w:bidi="zh_TW"/>
         </w:rPr>
         <w:t>、</w:t>
       </w:r>
-      <w:hyperlink r:id="rId194">
-        <w:r>
-          <w:rPr>
-            <w:lang w:val="zh_TW" w:bidi="zh_TW"/>
-          </w:rPr>
-          <w:rPr>
-            <w:color w:val="0000EE"/>
-            <w:u w:val="single"/>
-          </w:rPr>
-          <w:t>10</w:t>
-        </w:r>
-      </w:hyperlink>
+      <w:r>
+        <w:rPr>
+          <w:lang w:val="zh_TW" w:bidi="zh_TW"/>
+        </w:rPr>
+        <w:t>10</w:t>
+      </w:r>
       <w:r>
         <w:rPr>
           <w:lang w:val="zh_TW" w:bidi="zh_TW"/>
         </w:rPr>
         <w:t>；</w:t>
       </w:r>
-      <w:hyperlink r:id="rId195">
-        <w:r>
-          <w:rPr>
-            <w:lang w:val="zh_TW" w:bidi="zh_TW"/>
-          </w:rPr>
-          <w:rPr>
-            <w:color w:val="0000EE"/>
-            <w:u w:val="single"/>
-          </w:rPr>
-          <w:t>徒28:15–16</w:t>
-        </w:r>
-      </w:hyperlink>
+      <w:r>
+        <w:rPr>
+          <w:lang w:val="zh_TW" w:bidi="zh_TW"/>
+        </w:rPr>
+        <w:t>徒28:15–16</w:t>
+      </w:r>
       <w:r>
         <w:rPr>
           <w:lang w:val="zh_TW" w:bidi="zh_TW"/>
@@ -7285,90 +6013,60 @@
         </w:rPr>
         <w:t>（</w:t>
       </w:r>
-      <w:hyperlink r:id="rId196">
-        <w:r>
-          <w:rPr>
-            <w:lang w:val="zh_TW" w:bidi="zh_TW"/>
-          </w:rPr>
-          <w:rPr>
-            <w:color w:val="0000EE"/>
-            <w:u w:val="single"/>
-          </w:rPr>
-          <w:t>但12:6</w:t>
-        </w:r>
-      </w:hyperlink>
+      <w:r>
+        <w:rPr>
+          <w:lang w:val="zh_TW" w:bidi="zh_TW"/>
+        </w:rPr>
+        <w:t>但12:6</w:t>
+      </w:r>
       <w:r>
         <w:rPr>
           <w:lang w:val="zh_TW" w:bidi="zh_TW"/>
         </w:rPr>
         <w:t>；</w:t>
       </w:r>
-      <w:hyperlink r:id="rId197">
-        <w:r>
-          <w:rPr>
-            <w:lang w:val="zh_TW" w:bidi="zh_TW"/>
-          </w:rPr>
-          <w:rPr>
-            <w:color w:val="0000EE"/>
-            <w:u w:val="single"/>
-          </w:rPr>
-          <w:t>太24:3</w:t>
-        </w:r>
-      </w:hyperlink>
+      <w:r>
+        <w:rPr>
+          <w:lang w:val="zh_TW" w:bidi="zh_TW"/>
+        </w:rPr>
+        <w:t>太24:3</w:t>
+      </w:r>
       <w:r>
         <w:rPr>
           <w:lang w:val="zh_TW" w:bidi="zh_TW"/>
         </w:rPr>
         <w:t>；</w:t>
       </w:r>
-      <w:hyperlink r:id="rId198">
-        <w:r>
-          <w:rPr>
-            <w:lang w:val="zh_TW" w:bidi="zh_TW"/>
-          </w:rPr>
-          <w:rPr>
-            <w:color w:val="0000EE"/>
-            <w:u w:val="single"/>
-          </w:rPr>
-          <w:t>路17:20</w:t>
-        </w:r>
-      </w:hyperlink>
+      <w:r>
+        <w:rPr>
+          <w:lang w:val="zh_TW" w:bidi="zh_TW"/>
+        </w:rPr>
+        <w:t>路17:20</w:t>
+      </w:r>
       <w:r>
         <w:rPr>
           <w:lang w:val="zh_TW" w:bidi="zh_TW"/>
         </w:rPr>
         <w:t>；</w:t>
       </w:r>
-      <w:hyperlink r:id="rId199">
-        <w:r>
-          <w:rPr>
-            <w:lang w:val="zh_TW" w:bidi="zh_TW"/>
-          </w:rPr>
-          <w:rPr>
-            <w:color w:val="0000EE"/>
-            <w:u w:val="single"/>
-          </w:rPr>
-          <w:t>徒1:6</w:t>
-        </w:r>
-      </w:hyperlink>
+      <w:r>
+        <w:rPr>
+          <w:lang w:val="zh_TW" w:bidi="zh_TW"/>
+        </w:rPr>
+        <w:t>徒1:6</w:t>
+      </w:r>
       <w:r>
         <w:rPr>
           <w:lang w:val="zh_TW" w:bidi="zh_TW"/>
         </w:rPr>
         <w:t>；</w:t>
       </w:r>
-      <w:hyperlink r:id="rId200">
-        <w:r>
-          <w:rPr>
-            <w:lang w:val="zh_TW" w:bidi="zh_TW"/>
-          </w:rPr>
-          <w:rPr>
-            <w:color w:val="0000EE"/>
-            <w:u w:val="single"/>
-          </w:rPr>
-          <w:t>彼前1:10–11</w:t>
-        </w:r>
-      </w:hyperlink>
+      <w:r>
+        <w:rPr>
+          <w:lang w:val="zh_TW" w:bidi="zh_TW"/>
+        </w:rPr>
+        <w:t>彼前1:10–11</w:t>
+      </w:r>
       <w:r>
         <w:rPr>
           <w:lang w:val="zh_TW" w:bidi="zh_TW"/>
@@ -7433,18 +6131,12 @@
         </w:rPr>
         <w:t>：保羅在提醒他們之前所接受的教導（</w:t>
       </w:r>
-      <w:hyperlink r:id="rId28">
-        <w:r>
-          <w:rPr>
-            <w:lang w:val="zh_TW" w:bidi="zh_TW"/>
-          </w:rPr>
-          <w:rPr>
-            <w:color w:val="0000EE"/>
-            <w:u w:val="single"/>
-          </w:rPr>
-          <w:t>3:3–4</w:t>
-        </w:r>
-      </w:hyperlink>
+      <w:r>
+        <w:rPr>
+          <w:lang w:val="zh_TW" w:bidi="zh_TW"/>
+        </w:rPr>
+        <w:t>3:3–4</w:t>
+      </w:r>
       <w:r>
         <w:rPr>
           <w:lang w:val="zh_TW" w:bidi="zh_TW"/>
@@ -7475,108 +6167,72 @@
         </w:rPr>
         <w:t>的時候就是神將要審判人（</w:t>
       </w:r>
-      <w:hyperlink r:id="rId201">
-        <w:r>
-          <w:rPr>
-            <w:lang w:val="zh_TW" w:bidi="zh_TW"/>
-          </w:rPr>
-          <w:rPr>
-            <w:color w:val="0000EE"/>
-            <w:u w:val="single"/>
-          </w:rPr>
-          <w:t>賽13:6</w:t>
-        </w:r>
-      </w:hyperlink>
+      <w:r>
+        <w:rPr>
+          <w:lang w:val="zh_TW" w:bidi="zh_TW"/>
+        </w:rPr>
+        <w:t>賽13:6</w:t>
+      </w:r>
       <w:r>
         <w:rPr>
           <w:lang w:val="zh_TW" w:bidi="zh_TW"/>
         </w:rPr>
         <w:t>、</w:t>
       </w:r>
-      <w:hyperlink r:id="rId202">
-        <w:r>
-          <w:rPr>
-            <w:lang w:val="zh_TW" w:bidi="zh_TW"/>
-          </w:rPr>
-          <w:rPr>
-            <w:color w:val="0000EE"/>
-            <w:u w:val="single"/>
-          </w:rPr>
-          <w:t>9</w:t>
-        </w:r>
-      </w:hyperlink>
+      <w:r>
+        <w:rPr>
+          <w:lang w:val="zh_TW" w:bidi="zh_TW"/>
+        </w:rPr>
+        <w:t>9</w:t>
+      </w:r>
       <w:r>
         <w:rPr>
           <w:lang w:val="zh_TW" w:bidi="zh_TW"/>
         </w:rPr>
         <w:t>；</w:t>
       </w:r>
-      <w:hyperlink r:id="rId203">
-        <w:r>
-          <w:rPr>
-            <w:lang w:val="zh_TW" w:bidi="zh_TW"/>
-          </w:rPr>
-          <w:rPr>
-            <w:color w:val="0000EE"/>
-            <w:u w:val="single"/>
-          </w:rPr>
-          <w:t>結30:3</w:t>
-        </w:r>
-      </w:hyperlink>
+      <w:r>
+        <w:rPr>
+          <w:lang w:val="zh_TW" w:bidi="zh_TW"/>
+        </w:rPr>
+        <w:t>結30:3</w:t>
+      </w:r>
       <w:r>
         <w:rPr>
           <w:lang w:val="zh_TW" w:bidi="zh_TW"/>
         </w:rPr>
         <w:t>）並拯救祂的子民（</w:t>
       </w:r>
-      <w:hyperlink r:id="rId204">
-        <w:r>
-          <w:rPr>
-            <w:lang w:val="zh_TW" w:bidi="zh_TW"/>
-          </w:rPr>
-          <w:rPr>
-            <w:color w:val="0000EE"/>
-            <w:u w:val="single"/>
-          </w:rPr>
-          <w:t>珥2:21–32</w:t>
-        </w:r>
-      </w:hyperlink>
+      <w:r>
+        <w:rPr>
+          <w:lang w:val="zh_TW" w:bidi="zh_TW"/>
+        </w:rPr>
+        <w:t>珥2:21–32</w:t>
+      </w:r>
       <w:r>
         <w:rPr>
           <w:lang w:val="zh_TW" w:bidi="zh_TW"/>
         </w:rPr>
         <w:t>，</w:t>
       </w:r>
-      <w:hyperlink r:id="rId205">
-        <w:r>
-          <w:rPr>
-            <w:lang w:val="zh_TW" w:bidi="zh_TW"/>
-          </w:rPr>
-          <w:rPr>
-            <w:color w:val="0000EE"/>
-            <w:u w:val="single"/>
-          </w:rPr>
-          <w:t>3:18</w:t>
-        </w:r>
-      </w:hyperlink>
+      <w:r>
+        <w:rPr>
+          <w:lang w:val="zh_TW" w:bidi="zh_TW"/>
+        </w:rPr>
+        <w:t>3:18</w:t>
+      </w:r>
       <w:r>
         <w:rPr>
           <w:lang w:val="zh_TW" w:bidi="zh_TW"/>
         </w:rPr>
         <w:t>；</w:t>
       </w:r>
-      <w:hyperlink r:id="rId206">
-        <w:r>
-          <w:rPr>
-            <w:lang w:val="zh_TW" w:bidi="zh_TW"/>
-          </w:rPr>
-          <w:rPr>
-            <w:color w:val="0000EE"/>
-            <w:u w:val="single"/>
-          </w:rPr>
-          <w:t>亞14章</w:t>
-        </w:r>
-      </w:hyperlink>
+      <w:r>
+        <w:rPr>
+          <w:lang w:val="zh_TW" w:bidi="zh_TW"/>
+        </w:rPr>
+        <w:t>亞14章</w:t>
+      </w:r>
       <w:r>
         <w:rPr>
           <w:lang w:val="zh_TW" w:bidi="zh_TW"/>
@@ -7607,90 +6263,60 @@
         </w:rPr>
         <w:t>：參</w:t>
       </w:r>
-      <w:hyperlink r:id="rId207">
-        <w:r>
-          <w:rPr>
-            <w:lang w:val="zh_TW" w:bidi="zh_TW"/>
-          </w:rPr>
-          <w:rPr>
-            <w:color w:val="0000EE"/>
-            <w:u w:val="single"/>
-          </w:rPr>
-          <w:t>馬太福音二十四章43至44節</w:t>
-        </w:r>
-      </w:hyperlink>
+      <w:r>
+        <w:rPr>
+          <w:lang w:val="zh_TW" w:bidi="zh_TW"/>
+        </w:rPr>
+        <w:t>馬太福音二十四章43至44節</w:t>
+      </w:r>
       <w:r>
         <w:rPr>
           <w:lang w:val="zh_TW" w:bidi="zh_TW"/>
         </w:rPr>
         <w:t>；</w:t>
       </w:r>
-      <w:hyperlink r:id="rId208">
-        <w:r>
-          <w:rPr>
-            <w:lang w:val="zh_TW" w:bidi="zh_TW"/>
-          </w:rPr>
-          <w:rPr>
-            <w:color w:val="0000EE"/>
-            <w:u w:val="single"/>
-          </w:rPr>
-          <w:t>路加福音十二章39至40節</w:t>
-        </w:r>
-      </w:hyperlink>
+      <w:r>
+        <w:rPr>
+          <w:lang w:val="zh_TW" w:bidi="zh_TW"/>
+        </w:rPr>
+        <w:t>路加福音十二章39至40節</w:t>
+      </w:r>
       <w:r>
         <w:rPr>
           <w:lang w:val="zh_TW" w:bidi="zh_TW"/>
         </w:rPr>
         <w:t>；</w:t>
       </w:r>
-      <w:hyperlink r:id="rId209">
-        <w:r>
-          <w:rPr>
-            <w:lang w:val="zh_TW" w:bidi="zh_TW"/>
-          </w:rPr>
-          <w:rPr>
-            <w:color w:val="0000EE"/>
-            <w:u w:val="single"/>
-          </w:rPr>
-          <w:t>彼得後書三章10節</w:t>
-        </w:r>
-      </w:hyperlink>
+      <w:r>
+        <w:rPr>
+          <w:lang w:val="zh_TW" w:bidi="zh_TW"/>
+        </w:rPr>
+        <w:t>彼得後書三章10節</w:t>
+      </w:r>
       <w:r>
         <w:rPr>
           <w:lang w:val="zh_TW" w:bidi="zh_TW"/>
         </w:rPr>
         <w:t>；</w:t>
       </w:r>
-      <w:hyperlink r:id="rId210">
-        <w:r>
-          <w:rPr>
-            <w:lang w:val="zh_TW" w:bidi="zh_TW"/>
-          </w:rPr>
-          <w:rPr>
-            <w:color w:val="0000EE"/>
-            <w:u w:val="single"/>
-          </w:rPr>
-          <w:t>啟示錄三章3節</w:t>
-        </w:r>
-      </w:hyperlink>
+      <w:r>
+        <w:rPr>
+          <w:lang w:val="zh_TW" w:bidi="zh_TW"/>
+        </w:rPr>
+        <w:t>啟示錄三章3節</w:t>
+      </w:r>
       <w:r>
         <w:rPr>
           <w:lang w:val="zh_TW" w:bidi="zh_TW"/>
         </w:rPr>
         <w:t>，</w:t>
       </w:r>
-      <w:hyperlink r:id="rId211">
-        <w:r>
-          <w:rPr>
-            <w:lang w:val="zh_TW" w:bidi="zh_TW"/>
-          </w:rPr>
-          <w:rPr>
-            <w:color w:val="0000EE"/>
-            <w:u w:val="single"/>
-          </w:rPr>
-          <w:t>十六章15節</w:t>
-        </w:r>
-      </w:hyperlink>
+      <w:r>
+        <w:rPr>
+          <w:lang w:val="zh_TW" w:bidi="zh_TW"/>
+        </w:rPr>
+        <w:t>十六章15節</w:t>
+      </w:r>
       <w:r>
         <w:rPr>
           <w:lang w:val="zh_TW" w:bidi="zh_TW"/>
@@ -7896,72 +6522,48 @@
         </w:rPr>
         <w:t>帖撒羅尼迦信徒已從黑暗中被拯救（</w:t>
       </w:r>
-      <w:hyperlink r:id="rId212">
-        <w:r>
-          <w:rPr>
-            <w:lang w:val="zh_TW" w:bidi="zh_TW"/>
-          </w:rPr>
-          <w:rPr>
-            <w:color w:val="0000EE"/>
-            <w:u w:val="single"/>
-          </w:rPr>
-          <w:t>約12:36</w:t>
-        </w:r>
-      </w:hyperlink>
+      <w:r>
+        <w:rPr>
+          <w:lang w:val="zh_TW" w:bidi="zh_TW"/>
+        </w:rPr>
+        <w:t>約12:36</w:t>
+      </w:r>
       <w:r>
         <w:rPr>
           <w:lang w:val="zh_TW" w:bidi="zh_TW"/>
         </w:rPr>
         <w:t>；</w:t>
       </w:r>
-      <w:hyperlink r:id="rId213">
-        <w:r>
-          <w:rPr>
-            <w:lang w:val="zh_TW" w:bidi="zh_TW"/>
-          </w:rPr>
-          <w:rPr>
-            <w:color w:val="0000EE"/>
-            <w:u w:val="single"/>
-          </w:rPr>
-          <w:t>徒26:18</w:t>
-        </w:r>
-      </w:hyperlink>
+      <w:r>
+        <w:rPr>
+          <w:lang w:val="zh_TW" w:bidi="zh_TW"/>
+        </w:rPr>
+        <w:t>徒26:18</w:t>
+      </w:r>
       <w:r>
         <w:rPr>
           <w:lang w:val="zh_TW" w:bidi="zh_TW"/>
         </w:rPr>
         <w:t>；</w:t>
       </w:r>
-      <w:hyperlink r:id="rId214">
-        <w:r>
-          <w:rPr>
-            <w:lang w:val="zh_TW" w:bidi="zh_TW"/>
-          </w:rPr>
-          <w:rPr>
-            <w:color w:val="0000EE"/>
-            <w:u w:val="single"/>
-          </w:rPr>
-          <w:t>弗5:8</w:t>
-        </w:r>
-      </w:hyperlink>
+      <w:r>
+        <w:rPr>
+          <w:lang w:val="zh_TW" w:bidi="zh_TW"/>
+        </w:rPr>
+        <w:t>弗5:8</w:t>
+      </w:r>
       <w:r>
         <w:rPr>
           <w:lang w:val="zh_TW" w:bidi="zh_TW"/>
         </w:rPr>
         <w:t>；</w:t>
       </w:r>
-      <w:hyperlink r:id="rId215">
-        <w:r>
-          <w:rPr>
-            <w:lang w:val="zh_TW" w:bidi="zh_TW"/>
-          </w:rPr>
-          <w:rPr>
-            <w:color w:val="0000EE"/>
-            <w:u w:val="single"/>
-          </w:rPr>
-          <w:t>彼前2:9</w:t>
-        </w:r>
-      </w:hyperlink>
+      <w:r>
+        <w:rPr>
+          <w:lang w:val="zh_TW" w:bidi="zh_TW"/>
+        </w:rPr>
+        <w:t>彼前2:9</w:t>
+      </w:r>
       <w:r>
         <w:rPr>
           <w:lang w:val="zh_TW" w:bidi="zh_TW"/>
@@ -7986,18 +6588,12 @@
         </w:rPr>
         <w:t>白晝：他們是屬神的新秩序（</w:t>
       </w:r>
-      <w:hyperlink r:id="rId216">
-        <w:r>
-          <w:rPr>
-            <w:lang w:val="zh_TW" w:bidi="zh_TW"/>
-          </w:rPr>
-          <w:rPr>
-            <w:color w:val="0000EE"/>
-            <w:u w:val="single"/>
-          </w:rPr>
-          <w:t>羅13:12</w:t>
-        </w:r>
-      </w:hyperlink>
+      <w:r>
+        <w:rPr>
+          <w:lang w:val="zh_TW" w:bidi="zh_TW"/>
+        </w:rPr>
+        <w:t>羅13:12</w:t>
+      </w:r>
       <w:r>
         <w:rPr>
           <w:lang w:val="zh_TW" w:bidi="zh_TW"/>
@@ -8040,18 +6636,12 @@
         </w:rPr>
         <w:t>：這些說法是在指不道德的生活（見</w:t>
       </w:r>
-      <w:hyperlink r:id="rId217">
-        <w:r>
-          <w:rPr>
-            <w:lang w:val="zh_TW" w:bidi="zh_TW"/>
-          </w:rPr>
-          <w:rPr>
-            <w:color w:val="0000EE"/>
-            <w:u w:val="single"/>
-          </w:rPr>
-          <w:t>帖前5:6–8</w:t>
-        </w:r>
-      </w:hyperlink>
+      <w:r>
+        <w:rPr>
+          <w:lang w:val="zh_TW" w:bidi="zh_TW"/>
+        </w:rPr>
+        <w:t>帖前5:6–8</w:t>
+      </w:r>
       <w:r>
         <w:rPr>
           <w:lang w:val="zh_TW" w:bidi="zh_TW"/>
@@ -8112,72 +6702,48 @@
         </w:rPr>
         <w:t>應了耶穌的呼召，即要在道德上做好準備，因為門徒不曉得祂再來的日子（</w:t>
       </w:r>
-      <w:hyperlink r:id="rId218">
-        <w:r>
-          <w:rPr>
-            <w:lang w:val="zh_TW" w:bidi="zh_TW"/>
-          </w:rPr>
-          <w:rPr>
-            <w:color w:val="0000EE"/>
-            <w:u w:val="single"/>
-          </w:rPr>
-          <w:t>太24:42</w:t>
-        </w:r>
-      </w:hyperlink>
+      <w:r>
+        <w:rPr>
+          <w:lang w:val="zh_TW" w:bidi="zh_TW"/>
+        </w:rPr>
+        <w:t>太24:42</w:t>
+      </w:r>
       <w:r>
         <w:rPr>
           <w:lang w:val="zh_TW" w:bidi="zh_TW"/>
         </w:rPr>
         <w:t>、</w:t>
       </w:r>
-      <w:hyperlink r:id="rId219">
-        <w:r>
-          <w:rPr>
-            <w:lang w:val="zh_TW" w:bidi="zh_TW"/>
-          </w:rPr>
-          <w:rPr>
-            <w:color w:val="0000EE"/>
-            <w:u w:val="single"/>
-          </w:rPr>
-          <w:t>44</w:t>
-        </w:r>
-      </w:hyperlink>
+      <w:r>
+        <w:rPr>
+          <w:lang w:val="zh_TW" w:bidi="zh_TW"/>
+        </w:rPr>
+        <w:t>44</w:t>
+      </w:r>
       <w:r>
         <w:rPr>
           <w:lang w:val="zh_TW" w:bidi="zh_TW"/>
         </w:rPr>
         <w:t>，</w:t>
       </w:r>
-      <w:hyperlink r:id="rId220">
-        <w:r>
-          <w:rPr>
-            <w:lang w:val="zh_TW" w:bidi="zh_TW"/>
-          </w:rPr>
-          <w:rPr>
-            <w:color w:val="0000EE"/>
-            <w:u w:val="single"/>
-          </w:rPr>
-          <w:t>25:13</w:t>
-        </w:r>
-      </w:hyperlink>
+      <w:r>
+        <w:rPr>
+          <w:lang w:val="zh_TW" w:bidi="zh_TW"/>
+        </w:rPr>
+        <w:t>25:13</w:t>
+      </w:r>
       <w:r>
         <w:rPr>
           <w:lang w:val="zh_TW" w:bidi="zh_TW"/>
         </w:rPr>
         <w:t>；參</w:t>
       </w:r>
-      <w:hyperlink r:id="rId221">
-        <w:r>
-          <w:rPr>
-            <w:lang w:val="zh_TW" w:bidi="zh_TW"/>
-          </w:rPr>
-          <w:rPr>
-            <w:color w:val="0000EE"/>
-            <w:u w:val="single"/>
-          </w:rPr>
-          <w:t>彼前1:13</w:t>
-        </w:r>
-      </w:hyperlink>
+      <w:r>
+        <w:rPr>
+          <w:lang w:val="zh_TW" w:bidi="zh_TW"/>
+        </w:rPr>
+        <w:t>彼前1:13</w:t>
+      </w:r>
       <w:r>
         <w:rPr>
           <w:lang w:val="zh_TW" w:bidi="zh_TW"/>
@@ -8232,18 +6798,12 @@
         </w:rPr>
         <w:t>睡了指的是道德上的冷淡（</w:t>
       </w:r>
-      <w:hyperlink r:id="rId222">
-        <w:r>
-          <w:rPr>
-            <w:lang w:val="zh_TW" w:bidi="zh_TW"/>
-          </w:rPr>
-          <w:rPr>
-            <w:color w:val="0000EE"/>
-            <w:u w:val="single"/>
-          </w:rPr>
-          <w:t>5:6</w:t>
-        </w:r>
-      </w:hyperlink>
+      <w:r>
+        <w:rPr>
+          <w:lang w:val="zh_TW" w:bidi="zh_TW"/>
+        </w:rPr>
+        <w:t>5:6</w:t>
+      </w:r>
       <w:r>
         <w:rPr>
           <w:lang w:val="zh_TW" w:bidi="zh_TW"/>
@@ -8274,36 +6834,24 @@
         </w:rPr>
         <w:t>（</w:t>
       </w:r>
-      <w:hyperlink r:id="rId223">
-        <w:r>
-          <w:rPr>
-            <w:lang w:val="zh_TW" w:bidi="zh_TW"/>
-          </w:rPr>
-          <w:rPr>
-            <w:color w:val="0000EE"/>
-            <w:u w:val="single"/>
-          </w:rPr>
-          <w:t>5:4</w:t>
-        </w:r>
-      </w:hyperlink>
+      <w:r>
+        <w:rPr>
+          <w:lang w:val="zh_TW" w:bidi="zh_TW"/>
+        </w:rPr>
+        <w:t>5:4</w:t>
+      </w:r>
       <w:r>
         <w:rPr>
           <w:lang w:val="zh_TW" w:bidi="zh_TW"/>
         </w:rPr>
         <w:t>；</w:t>
       </w:r>
-      <w:hyperlink r:id="rId224">
-        <w:r>
-          <w:rPr>
-            <w:lang w:val="zh_TW" w:bidi="zh_TW"/>
-          </w:rPr>
-          <w:rPr>
-            <w:color w:val="0000EE"/>
-            <w:u w:val="single"/>
-          </w:rPr>
-          <w:t>太24:48–51</w:t>
-        </w:r>
-      </w:hyperlink>
+      <w:r>
+        <w:rPr>
+          <w:lang w:val="zh_TW" w:bidi="zh_TW"/>
+        </w:rPr>
+        <w:t>太24:48–51</w:t>
+      </w:r>
       <w:r>
         <w:rPr>
           <w:lang w:val="zh_TW" w:bidi="zh_TW"/>
@@ -8358,180 +6906,120 @@
         </w:rPr>
         <w:t>鎧甲（譯註：和合本譯為「護心鏡」）……頭盔（</w:t>
       </w:r>
-      <w:hyperlink r:id="rId225">
-        <w:r>
-          <w:rPr>
-            <w:lang w:val="zh_TW" w:bidi="zh_TW"/>
-          </w:rPr>
-          <w:rPr>
-            <w:color w:val="0000EE"/>
-            <w:u w:val="single"/>
-          </w:rPr>
-          <w:t>賽59:17</w:t>
-        </w:r>
-      </w:hyperlink>
+      <w:r>
+        <w:rPr>
+          <w:lang w:val="zh_TW" w:bidi="zh_TW"/>
+        </w:rPr>
+        <w:t>賽59:17</w:t>
+      </w:r>
       <w:r>
         <w:rPr>
           <w:lang w:val="zh_TW" w:bidi="zh_TW"/>
         </w:rPr>
         <w:t>；</w:t>
       </w:r>
-      <w:hyperlink r:id="rId226">
-        <w:r>
-          <w:rPr>
-            <w:lang w:val="zh_TW" w:bidi="zh_TW"/>
-          </w:rPr>
-          <w:rPr>
-            <w:color w:val="0000EE"/>
-            <w:u w:val="single"/>
-          </w:rPr>
-          <w:t>弗6:11–17）</w:t>
-        </w:r>
-      </w:hyperlink>
+      <w:r>
+        <w:rPr>
+          <w:lang w:val="zh_TW" w:bidi="zh_TW"/>
+        </w:rPr>
+        <w:t>弗6:11–17）</w:t>
+      </w:r>
       <w:r>
         <w:rPr>
           <w:lang w:val="zh_TW" w:bidi="zh_TW"/>
         </w:rPr>
         <w:t>：穿戴鎧甲指的是道德的生活（</w:t>
       </w:r>
-      <w:hyperlink r:id="rId216">
-        <w:r>
-          <w:rPr>
-            <w:lang w:val="zh_TW" w:bidi="zh_TW"/>
-          </w:rPr>
-          <w:rPr>
-            <w:color w:val="0000EE"/>
-            <w:u w:val="single"/>
-          </w:rPr>
-          <w:t>羅13:12</w:t>
-        </w:r>
-      </w:hyperlink>
+      <w:r>
+        <w:rPr>
+          <w:lang w:val="zh_TW" w:bidi="zh_TW"/>
+        </w:rPr>
+        <w:t>羅13:12</w:t>
+      </w:r>
       <w:r>
         <w:rPr>
           <w:lang w:val="zh_TW" w:bidi="zh_TW"/>
         </w:rPr>
         <w:t>；</w:t>
       </w:r>
-      <w:hyperlink r:id="rId227">
-        <w:r>
-          <w:rPr>
-            <w:lang w:val="zh_TW" w:bidi="zh_TW"/>
-          </w:rPr>
-          <w:rPr>
-            <w:color w:val="0000EE"/>
-            <w:u w:val="single"/>
-          </w:rPr>
-          <w:t>林後6:7</w:t>
-        </w:r>
-      </w:hyperlink>
+      <w:r>
+        <w:rPr>
+          <w:lang w:val="zh_TW" w:bidi="zh_TW"/>
+        </w:rPr>
+        <w:t>林後6:7</w:t>
+      </w:r>
       <w:r>
         <w:rPr>
           <w:lang w:val="zh_TW" w:bidi="zh_TW"/>
         </w:rPr>
         <w:t>，</w:t>
       </w:r>
-      <w:hyperlink r:id="rId228">
-        <w:r>
-          <w:rPr>
-            <w:lang w:val="zh_TW" w:bidi="zh_TW"/>
-          </w:rPr>
-          <w:rPr>
-            <w:color w:val="0000EE"/>
-            <w:u w:val="single"/>
-          </w:rPr>
-          <w:t>10:3–5</w:t>
-        </w:r>
-      </w:hyperlink>
+      <w:r>
+        <w:rPr>
+          <w:lang w:val="zh_TW" w:bidi="zh_TW"/>
+        </w:rPr>
+        <w:t>10:3–5</w:t>
+      </w:r>
       <w:r>
         <w:rPr>
           <w:lang w:val="zh_TW" w:bidi="zh_TW"/>
         </w:rPr>
         <w:t>；</w:t>
       </w:r>
-      <w:hyperlink r:id="rId229">
-        <w:r>
-          <w:rPr>
-            <w:lang w:val="zh_TW" w:bidi="zh_TW"/>
-          </w:rPr>
-          <w:rPr>
-            <w:color w:val="0000EE"/>
-            <w:u w:val="single"/>
-          </w:rPr>
-          <w:t>提後2:3–4</w:t>
-        </w:r>
-      </w:hyperlink>
+      <w:r>
+        <w:rPr>
+          <w:lang w:val="zh_TW" w:bidi="zh_TW"/>
+        </w:rPr>
+        <w:t>提後2:3–4</w:t>
+      </w:r>
       <w:r>
         <w:rPr>
           <w:lang w:val="zh_TW" w:bidi="zh_TW"/>
         </w:rPr>
         <w:t>）。基督徒士兵以信、愛及盼望的美德作為裝備（見</w:t>
       </w:r>
-      <w:hyperlink r:id="rId230">
-        <w:r>
-          <w:rPr>
-            <w:lang w:val="zh_TW" w:bidi="zh_TW"/>
-          </w:rPr>
-          <w:rPr>
-            <w:color w:val="0000EE"/>
-            <w:u w:val="single"/>
-          </w:rPr>
-          <w:t>帖前1:3</w:t>
-        </w:r>
-      </w:hyperlink>
+      <w:r>
+        <w:rPr>
+          <w:lang w:val="zh_TW" w:bidi="zh_TW"/>
+        </w:rPr>
+        <w:t>帖前1:3</w:t>
+      </w:r>
       <w:r>
         <w:rPr>
           <w:lang w:val="zh_TW" w:bidi="zh_TW"/>
         </w:rPr>
         <w:t>，</w:t>
       </w:r>
-      <w:hyperlink r:id="rId21">
-        <w:r>
-          <w:rPr>
-            <w:lang w:val="zh_TW" w:bidi="zh_TW"/>
-          </w:rPr>
-          <w:rPr>
-            <w:color w:val="0000EE"/>
-            <w:u w:val="single"/>
-          </w:rPr>
-          <w:t>3:6</w:t>
-        </w:r>
-      </w:hyperlink>
+      <w:r>
+        <w:rPr>
+          <w:lang w:val="zh_TW" w:bidi="zh_TW"/>
+        </w:rPr>
+        <w:t>3:6</w:t>
+      </w:r>
       <w:r>
         <w:rPr>
           <w:lang w:val="zh_TW" w:bidi="zh_TW"/>
         </w:rPr>
         <w:t>；</w:t>
       </w:r>
-      <w:hyperlink r:id="rId231">
-        <w:r>
-          <w:rPr>
-            <w:lang w:val="zh_TW" w:bidi="zh_TW"/>
-          </w:rPr>
-          <w:rPr>
-            <w:color w:val="0000EE"/>
-            <w:u w:val="single"/>
-          </w:rPr>
-          <w:t>林前13:13</w:t>
-        </w:r>
-      </w:hyperlink>
+      <w:r>
+        <w:rPr>
+          <w:lang w:val="zh_TW" w:bidi="zh_TW"/>
+        </w:rPr>
+        <w:t>林前13:13</w:t>
+      </w:r>
       <w:r>
         <w:rPr>
           <w:lang w:val="zh_TW" w:bidi="zh_TW"/>
         </w:rPr>
         <w:t>；</w:t>
       </w:r>
-      <w:hyperlink r:id="rId23">
-        <w:r>
-          <w:rPr>
-            <w:lang w:val="zh_TW" w:bidi="zh_TW"/>
-          </w:rPr>
-          <w:rPr>
-            <w:color w:val="0000EE"/>
-            <w:u w:val="single"/>
-          </w:rPr>
-          <w:t>帖後1:3–4</w:t>
-        </w:r>
-      </w:hyperlink>
+      <w:r>
+        <w:rPr>
+          <w:lang w:val="zh_TW" w:bidi="zh_TW"/>
+        </w:rPr>
+        <w:t>帖後1:3–4</w:t>
+      </w:r>
       <w:r>
         <w:rPr>
           <w:lang w:val="zh_TW" w:bidi="zh_TW"/>
@@ -8592,108 +7080,72 @@
         </w:rPr>
         <w:t>（</w:t>
       </w:r>
-      <w:hyperlink r:id="rId232">
-        <w:r>
-          <w:rPr>
-            <w:lang w:val="zh_TW" w:bidi="zh_TW"/>
-          </w:rPr>
-          <w:rPr>
-            <w:color w:val="0000EE"/>
-            <w:u w:val="single"/>
-          </w:rPr>
-          <w:t>1:10</w:t>
-        </w:r>
-      </w:hyperlink>
+      <w:r>
+        <w:rPr>
+          <w:lang w:val="zh_TW" w:bidi="zh_TW"/>
+        </w:rPr>
+        <w:t>1:10</w:t>
+      </w:r>
       <w:r>
         <w:rPr>
           <w:lang w:val="zh_TW" w:bidi="zh_TW"/>
         </w:rPr>
         <w:t>，</w:t>
       </w:r>
-      <w:hyperlink r:id="rId233">
-        <w:r>
-          <w:rPr>
-            <w:lang w:val="zh_TW" w:bidi="zh_TW"/>
-          </w:rPr>
-          <w:rPr>
-            <w:color w:val="0000EE"/>
-            <w:u w:val="single"/>
-          </w:rPr>
-          <w:t>2:16</w:t>
-        </w:r>
-      </w:hyperlink>
+      <w:r>
+        <w:rPr>
+          <w:lang w:val="zh_TW" w:bidi="zh_TW"/>
+        </w:rPr>
+        <w:t>2:16</w:t>
+      </w:r>
       <w:r>
         <w:rPr>
           <w:lang w:val="zh_TW" w:bidi="zh_TW"/>
         </w:rPr>
         <w:t>；</w:t>
       </w:r>
-      <w:hyperlink r:id="rId234">
-        <w:r>
-          <w:rPr>
-            <w:lang w:val="zh_TW" w:bidi="zh_TW"/>
-          </w:rPr>
-          <w:rPr>
-            <w:color w:val="0000EE"/>
-            <w:u w:val="single"/>
-          </w:rPr>
-          <w:t>羅5:9</w:t>
-        </w:r>
-      </w:hyperlink>
+      <w:r>
+        <w:rPr>
+          <w:lang w:val="zh_TW" w:bidi="zh_TW"/>
+        </w:rPr>
+        <w:t>羅5:9</w:t>
+      </w:r>
       <w:r>
         <w:rPr>
           <w:lang w:val="zh_TW" w:bidi="zh_TW"/>
         </w:rPr>
         <w:t>；參</w:t>
       </w:r>
-      <w:hyperlink r:id="rId46">
-        <w:r>
-          <w:rPr>
-            <w:lang w:val="zh_TW" w:bidi="zh_TW"/>
-          </w:rPr>
-          <w:rPr>
-            <w:color w:val="0000EE"/>
-            <w:u w:val="single"/>
-          </w:rPr>
-          <w:t>帖後1:6–10</w:t>
-        </w:r>
-      </w:hyperlink>
+      <w:r>
+        <w:rPr>
+          <w:lang w:val="zh_TW" w:bidi="zh_TW"/>
+        </w:rPr>
+        <w:t>帖後1:6–10</w:t>
+      </w:r>
       <w:r>
         <w:rPr>
           <w:lang w:val="zh_TW" w:bidi="zh_TW"/>
         </w:rPr>
         <w:t>，</w:t>
       </w:r>
-      <w:hyperlink r:id="rId235">
-        <w:r>
-          <w:rPr>
-            <w:lang w:val="zh_TW" w:bidi="zh_TW"/>
-          </w:rPr>
-          <w:rPr>
-            <w:color w:val="0000EE"/>
-            <w:u w:val="single"/>
-          </w:rPr>
-          <w:t>2:8</w:t>
-        </w:r>
-      </w:hyperlink>
+      <w:r>
+        <w:rPr>
+          <w:lang w:val="zh_TW" w:bidi="zh_TW"/>
+        </w:rPr>
+        <w:t>2:8</w:t>
+      </w:r>
       <w:r>
         <w:rPr>
           <w:lang w:val="zh_TW" w:bidi="zh_TW"/>
         </w:rPr>
         <w:t>）代表祂對邪惡的審判。然而，神預定信徒得著救恩，而非承受怒氣（</w:t>
       </w:r>
-      <w:hyperlink r:id="rId24">
-        <w:r>
-          <w:rPr>
-            <w:lang w:val="zh_TW" w:bidi="zh_TW"/>
-          </w:rPr>
-          <w:rPr>
-            <w:color w:val="0000EE"/>
-            <w:u w:val="single"/>
-          </w:rPr>
-          <w:t>帖後2:13–14</w:t>
-        </w:r>
-      </w:hyperlink>
+      <w:r>
+        <w:rPr>
+          <w:lang w:val="zh_TW" w:bidi="zh_TW"/>
+        </w:rPr>
+        <w:t>帖後2:13–14</w:t>
+      </w:r>
       <w:r>
         <w:rPr>
           <w:lang w:val="zh_TW" w:bidi="zh_TW"/>
@@ -8712,18 +7164,12 @@
         </w:rPr>
         <w:t>（</w:t>
       </w:r>
-      <w:hyperlink r:id="rId236">
-        <w:r>
-          <w:rPr>
-            <w:lang w:val="zh_TW" w:bidi="zh_TW"/>
-          </w:rPr>
-          <w:rPr>
-            <w:color w:val="0000EE"/>
-            <w:u w:val="single"/>
-          </w:rPr>
-          <w:t>帖前5:1–3</w:t>
-        </w:r>
-      </w:hyperlink>
+      <w:r>
+        <w:rPr>
+          <w:lang w:val="zh_TW" w:bidi="zh_TW"/>
+        </w:rPr>
+        <w:t>帖前5:1–3</w:t>
+      </w:r>
       <w:r>
         <w:rPr>
           <w:lang w:val="zh_TW" w:bidi="zh_TW"/>
@@ -8794,18 +7240,12 @@
         </w:rPr>
         <w:t>的應許是基於基督的復活 (</w:t>
       </w:r>
-      <w:hyperlink r:id="rId39">
-        <w:r>
-          <w:rPr>
-            <w:lang w:val="zh_TW" w:bidi="zh_TW"/>
-          </w:rPr>
-          <w:rPr>
-            <w:color w:val="0000EE"/>
-            <w:u w:val="single"/>
-          </w:rPr>
-          <w:t>4:14</w:t>
-        </w:r>
-      </w:hyperlink>
+      <w:r>
+        <w:rPr>
+          <w:lang w:val="zh_TW" w:bidi="zh_TW"/>
+        </w:rPr>
+        <w:t>4:14</w:t>
+      </w:r>
       <w:r>
         <w:rPr>
           <w:lang w:val="zh_TW" w:bidi="zh_TW"/>
@@ -8842,36 +7282,24 @@
         </w:rPr>
         <w:t>」）：指的是活著和已故的信徒 (</w:t>
       </w:r>
-      <w:hyperlink r:id="rId237">
-        <w:r>
-          <w:rPr>
-            <w:lang w:val="zh_TW" w:bidi="zh_TW"/>
-          </w:rPr>
-          <w:rPr>
-            <w:color w:val="0000EE"/>
-            <w:u w:val="single"/>
-          </w:rPr>
-          <w:t>4:13–15</w:t>
-        </w:r>
-      </w:hyperlink>
+      <w:r>
+        <w:rPr>
+          <w:lang w:val="zh_TW" w:bidi="zh_TW"/>
+        </w:rPr>
+        <w:t>4:13–15</w:t>
+      </w:r>
       <w:r>
         <w:rPr>
           <w:lang w:val="zh_TW" w:bidi="zh_TW"/>
         </w:rPr>
         <w:t>)，而不是指人們的道德狀況（如</w:t>
       </w:r>
-      <w:hyperlink r:id="rId238">
-        <w:r>
-          <w:rPr>
-            <w:lang w:val="zh_TW" w:bidi="zh_TW"/>
-          </w:rPr>
-          <w:rPr>
-            <w:color w:val="0000EE"/>
-            <w:u w:val="single"/>
-          </w:rPr>
-          <w:t>5:6–7</w:t>
-        </w:r>
-      </w:hyperlink>
+      <w:r>
+        <w:rPr>
+          <w:lang w:val="zh_TW" w:bidi="zh_TW"/>
+        </w:rPr>
+        <w:t>5:6–7</w:t>
+      </w:r>
       <w:r>
         <w:rPr>
           <w:lang w:val="zh_TW" w:bidi="zh_TW"/>
@@ -8926,18 +7354,12 @@
         </w:rPr>
         <w:t>保羅希望帖撒羅尼迦信徒是用關於末日的教導來互相勸慰和建立（見</w:t>
       </w:r>
-      <w:hyperlink r:id="rId239">
-        <w:r>
-          <w:rPr>
-            <w:lang w:val="zh_TW" w:bidi="zh_TW"/>
-          </w:rPr>
-          <w:rPr>
-            <w:color w:val="0000EE"/>
-            <w:u w:val="single"/>
-          </w:rPr>
-          <w:t>4:18</w:t>
-        </w:r>
-      </w:hyperlink>
+      <w:r>
+        <w:rPr>
+          <w:lang w:val="zh_TW" w:bidi="zh_TW"/>
+        </w:rPr>
+        <w:t>4:18</w:t>
+      </w:r>
       <w:r>
         <w:rPr>
           <w:lang w:val="zh_TW" w:bidi="zh_TW"/>
@@ -9021,18 +7443,12 @@
         </w:rPr>
         <w:t>）：這可能是呼籲要尊敬教會領袖或認可教會中正在崛起的領袖（</w:t>
       </w:r>
-      <w:hyperlink r:id="rId240">
-        <w:r>
-          <w:rPr>
-            <w:lang w:val="zh_TW" w:bidi="zh_TW"/>
-          </w:rPr>
-          <w:rPr>
-            <w:color w:val="0000EE"/>
-            <w:u w:val="single"/>
-          </w:rPr>
-          <w:t>林前16:15–16</w:t>
-        </w:r>
-      </w:hyperlink>
+      <w:r>
+        <w:rPr>
+          <w:lang w:val="zh_TW" w:bidi="zh_TW"/>
+        </w:rPr>
+        <w:t>林前16:15–16</w:t>
+      </w:r>
       <w:r>
         <w:rPr>
           <w:lang w:val="zh_TW" w:bidi="zh_TW"/>
@@ -9051,36 +7467,24 @@
         </w:rPr>
         <w:t>（</w:t>
       </w:r>
-      <w:hyperlink r:id="rId241">
-        <w:r>
-          <w:rPr>
-            <w:lang w:val="zh_TW" w:bidi="zh_TW"/>
-          </w:rPr>
-          <w:rPr>
-            <w:color w:val="0000EE"/>
-            <w:u w:val="single"/>
-          </w:rPr>
-          <w:t>提前4:10</w:t>
-        </w:r>
-      </w:hyperlink>
+      <w:r>
+        <w:rPr>
+          <w:lang w:val="zh_TW" w:bidi="zh_TW"/>
+        </w:rPr>
+        <w:t>提前4:10</w:t>
+      </w:r>
       <w:r>
         <w:rPr>
           <w:lang w:val="zh_TW" w:bidi="zh_TW"/>
         </w:rPr>
         <w:t>，</w:t>
       </w:r>
-      <w:hyperlink r:id="rId242">
-        <w:r>
-          <w:rPr>
-            <w:lang w:val="zh_TW" w:bidi="zh_TW"/>
-          </w:rPr>
-          <w:rPr>
-            <w:color w:val="0000EE"/>
-            <w:u w:val="single"/>
-          </w:rPr>
-          <w:t>5:17</w:t>
-        </w:r>
-      </w:hyperlink>
+      <w:r>
+        <w:rPr>
+          <w:lang w:val="zh_TW" w:bidi="zh_TW"/>
+        </w:rPr>
+        <w:t>5:17</w:t>
+      </w:r>
       <w:r>
         <w:rPr>
           <w:lang w:val="zh_TW" w:bidi="zh_TW"/>
@@ -9099,72 +7503,48 @@
         </w:rPr>
         <w:t>（</w:t>
       </w:r>
-      <w:hyperlink r:id="rId57">
-        <w:r>
-          <w:rPr>
-            <w:lang w:val="zh_TW" w:bidi="zh_TW"/>
-          </w:rPr>
-          <w:rPr>
-            <w:color w:val="0000EE"/>
-            <w:u w:val="single"/>
-          </w:rPr>
-          <w:t>太20:25–28</w:t>
-        </w:r>
-      </w:hyperlink>
+      <w:r>
+        <w:rPr>
+          <w:lang w:val="zh_TW" w:bidi="zh_TW"/>
+        </w:rPr>
+        <w:t>太20:25–28</w:t>
+      </w:r>
       <w:r>
         <w:rPr>
           <w:lang w:val="zh_TW" w:bidi="zh_TW"/>
         </w:rPr>
         <w:t>）。他們治理教會，也幫助和保護教會（</w:t>
       </w:r>
-      <w:hyperlink r:id="rId243">
-        <w:r>
-          <w:rPr>
-            <w:lang w:val="zh_TW" w:bidi="zh_TW"/>
-          </w:rPr>
-          <w:rPr>
-            <w:color w:val="0000EE"/>
-            <w:u w:val="single"/>
-          </w:rPr>
-          <w:t>羅16:1–2</w:t>
-        </w:r>
-      </w:hyperlink>
+      <w:r>
+        <w:rPr>
+          <w:lang w:val="zh_TW" w:bidi="zh_TW"/>
+        </w:rPr>
+        <w:t>羅16:1–2</w:t>
+      </w:r>
       <w:r>
         <w:rPr>
           <w:lang w:val="zh_TW" w:bidi="zh_TW"/>
         </w:rPr>
         <w:t>；</w:t>
       </w:r>
-      <w:hyperlink r:id="rId244">
-        <w:r>
-          <w:rPr>
-            <w:lang w:val="zh_TW" w:bidi="zh_TW"/>
-          </w:rPr>
-          <w:rPr>
-            <w:color w:val="0000EE"/>
-            <w:u w:val="single"/>
-          </w:rPr>
-          <w:t>提前3:4–5</w:t>
-        </w:r>
-      </w:hyperlink>
+      <w:r>
+        <w:rPr>
+          <w:lang w:val="zh_TW" w:bidi="zh_TW"/>
+        </w:rPr>
+        <w:t>提前3:4–5</w:t>
+      </w:r>
       <w:r>
         <w:rPr>
           <w:lang w:val="zh_TW" w:bidi="zh_TW"/>
         </w:rPr>
         <w:t>、</w:t>
       </w:r>
-      <w:hyperlink r:id="rId245">
-        <w:r>
-          <w:rPr>
-            <w:lang w:val="zh_TW" w:bidi="zh_TW"/>
-          </w:rPr>
-          <w:rPr>
-            <w:color w:val="0000EE"/>
-            <w:u w:val="single"/>
-          </w:rPr>
-          <w:t>12</w:t>
-        </w:r>
-      </w:hyperlink>
+      <w:r>
+        <w:rPr>
+          <w:lang w:val="zh_TW" w:bidi="zh_TW"/>
+        </w:rPr>
+        <w:t>12</w:t>
+      </w:r>
       <w:r>
         <w:rPr>
           <w:lang w:val="zh_TW" w:bidi="zh_TW"/>
@@ -9195,54 +7575,36 @@
         </w:rPr>
         <w:t>：領袖要糾正人們道德和教義上的錯誤（</w:t>
       </w:r>
-      <w:hyperlink r:id="rId246">
-        <w:r>
-          <w:rPr>
-            <w:lang w:val="zh_TW" w:bidi="zh_TW"/>
-          </w:rPr>
-          <w:rPr>
-            <w:color w:val="0000EE"/>
-            <w:u w:val="single"/>
-          </w:rPr>
-          <w:t>徒20:31</w:t>
-        </w:r>
-      </w:hyperlink>
+      <w:r>
+        <w:rPr>
+          <w:lang w:val="zh_TW" w:bidi="zh_TW"/>
+        </w:rPr>
+        <w:t>徒20:31</w:t>
+      </w:r>
       <w:r>
         <w:rPr>
           <w:lang w:val="zh_TW" w:bidi="zh_TW"/>
         </w:rPr>
         <w:t>；</w:t>
       </w:r>
-      <w:hyperlink r:id="rId247">
-        <w:r>
-          <w:rPr>
-            <w:lang w:val="zh_TW" w:bidi="zh_TW"/>
-          </w:rPr>
-          <w:rPr>
-            <w:color w:val="0000EE"/>
-            <w:u w:val="single"/>
-          </w:rPr>
-          <w:t>林前4:14</w:t>
-        </w:r>
-      </w:hyperlink>
+      <w:r>
+        <w:rPr>
+          <w:lang w:val="zh_TW" w:bidi="zh_TW"/>
+        </w:rPr>
+        <w:t>林前4:14</w:t>
+      </w:r>
       <w:r>
         <w:rPr>
           <w:lang w:val="zh_TW" w:bidi="zh_TW"/>
         </w:rPr>
         <w:t>；</w:t>
       </w:r>
-      <w:hyperlink r:id="rId248">
-        <w:r>
-          <w:rPr>
-            <w:lang w:val="zh_TW" w:bidi="zh_TW"/>
-          </w:rPr>
-          <w:rPr>
-            <w:color w:val="0000EE"/>
-            <w:u w:val="single"/>
-          </w:rPr>
-          <w:t>西1:28</w:t>
-        </w:r>
-      </w:hyperlink>
+      <w:r>
+        <w:rPr>
+          <w:lang w:val="zh_TW" w:bidi="zh_TW"/>
+        </w:rPr>
+        <w:t>西1:28</w:t>
+      </w:r>
       <w:r>
         <w:rPr>
           <w:lang w:val="zh_TW" w:bidi="zh_TW"/>
@@ -9349,18 +7711,12 @@
         </w:rPr>
         <w:t>（</w:t>
       </w:r>
-      <w:hyperlink r:id="rId27">
-        <w:r>
-          <w:rPr>
-            <w:lang w:val="zh_TW" w:bidi="zh_TW"/>
-          </w:rPr>
-          <w:rPr>
-            <w:color w:val="0000EE"/>
-            <w:u w:val="single"/>
-          </w:rPr>
-          <w:t>2:14</w:t>
-        </w:r>
-      </w:hyperlink>
+      <w:r>
+        <w:rPr>
+          <w:lang w:val="zh_TW" w:bidi="zh_TW"/>
+        </w:rPr>
+        <w:t>2:14</w:t>
+      </w:r>
       <w:r>
         <w:rPr>
           <w:lang w:val="zh_TW" w:bidi="zh_TW"/>
@@ -9419,54 +7775,36 @@
         </w:rPr>
         <w:t>會眾的德行不斷成長的責任不能只落在領袖身上（</w:t>
       </w:r>
-      <w:hyperlink r:id="rId239">
-        <w:r>
-          <w:rPr>
-            <w:lang w:val="zh_TW" w:bidi="zh_TW"/>
-          </w:rPr>
-          <w:rPr>
-            <w:color w:val="0000EE"/>
-            <w:u w:val="single"/>
-          </w:rPr>
-          <w:t>4:18</w:t>
-        </w:r>
-      </w:hyperlink>
+      <w:r>
+        <w:rPr>
+          <w:lang w:val="zh_TW" w:bidi="zh_TW"/>
+        </w:rPr>
+        <w:t>4:18</w:t>
+      </w:r>
       <w:r>
         <w:rPr>
           <w:lang w:val="zh_TW" w:bidi="zh_TW"/>
         </w:rPr>
         <w:t>，</w:t>
       </w:r>
-      <w:hyperlink r:id="rId249">
-        <w:r>
-          <w:rPr>
-            <w:lang w:val="zh_TW" w:bidi="zh_TW"/>
-          </w:rPr>
-          <w:rPr>
-            <w:color w:val="0000EE"/>
-            <w:u w:val="single"/>
-          </w:rPr>
-          <w:t>5:11</w:t>
-        </w:r>
-      </w:hyperlink>
+      <w:r>
+        <w:rPr>
+          <w:lang w:val="zh_TW" w:bidi="zh_TW"/>
+        </w:rPr>
+        <w:t>5:11</w:t>
+      </w:r>
       <w:r>
         <w:rPr>
           <w:lang w:val="zh_TW" w:bidi="zh_TW"/>
         </w:rPr>
         <w:t>）。保羅敦促教會要警戒那些懶惰的人，也就是那些「不守規矩」，沒有遵照使徒教導生活的人（見</w:t>
       </w:r>
-      <w:hyperlink r:id="rId250">
-        <w:r>
-          <w:rPr>
-            <w:lang w:val="zh_TW" w:bidi="zh_TW"/>
-          </w:rPr>
-          <w:rPr>
-            <w:color w:val="0000EE"/>
-            <w:u w:val="single"/>
-          </w:rPr>
-          <w:t>帖後3:6–15</w:t>
-        </w:r>
-      </w:hyperlink>
+      <w:r>
+        <w:rPr>
+          <w:lang w:val="zh_TW" w:bidi="zh_TW"/>
+        </w:rPr>
+        <w:t>帖後3:6–15</w:t>
+      </w:r>
       <w:r>
         <w:rPr>
           <w:lang w:val="zh_TW" w:bidi="zh_TW"/>
@@ -9515,36 +7853,24 @@
         </w:rPr>
         <w:t>信徒應在相處時忍耐，而不是輕易發怒（</w:t>
       </w:r>
-      <w:hyperlink r:id="rId251">
-        <w:r>
-          <w:rPr>
-            <w:lang w:val="zh_TW" w:bidi="zh_TW"/>
-          </w:rPr>
-          <w:rPr>
-            <w:color w:val="0000EE"/>
-            <w:u w:val="single"/>
-          </w:rPr>
-          <w:t>加5:23</w:t>
-        </w:r>
-      </w:hyperlink>
+      <w:r>
+        <w:rPr>
+          <w:lang w:val="zh_TW" w:bidi="zh_TW"/>
+        </w:rPr>
+        <w:t>加5:23</w:t>
+      </w:r>
       <w:r>
         <w:rPr>
           <w:lang w:val="zh_TW" w:bidi="zh_TW"/>
         </w:rPr>
         <w:t>；</w:t>
       </w:r>
-      <w:hyperlink r:id="rId252">
-        <w:r>
-          <w:rPr>
-            <w:lang w:val="zh_TW" w:bidi="zh_TW"/>
-          </w:rPr>
-          <w:rPr>
-            <w:color w:val="0000EE"/>
-            <w:u w:val="single"/>
-          </w:rPr>
-          <w:t>弗4:2</w:t>
-        </w:r>
-      </w:hyperlink>
+      <w:r>
+        <w:rPr>
+          <w:lang w:val="zh_TW" w:bidi="zh_TW"/>
+        </w:rPr>
+        <w:t>弗4:2</w:t>
+      </w:r>
       <w:r>
         <w:rPr>
           <w:lang w:val="zh_TW" w:bidi="zh_TW"/>
@@ -9599,126 +7925,84 @@
         </w:rPr>
         <w:t>耶穌和使徒都提醒我們不要報復（</w:t>
       </w:r>
-      <w:hyperlink r:id="rId253">
-        <w:r>
-          <w:rPr>
-            <w:lang w:val="zh_TW" w:bidi="zh_TW"/>
-          </w:rPr>
-          <w:rPr>
-            <w:color w:val="0000EE"/>
-            <w:u w:val="single"/>
-          </w:rPr>
-          <w:t>太5:38–48</w:t>
-        </w:r>
-      </w:hyperlink>
+      <w:r>
+        <w:rPr>
+          <w:lang w:val="zh_TW" w:bidi="zh_TW"/>
+        </w:rPr>
+        <w:t>太5:38–48</w:t>
+      </w:r>
       <w:r>
         <w:rPr>
           <w:lang w:val="zh_TW" w:bidi="zh_TW"/>
         </w:rPr>
         <w:t>；</w:t>
       </w:r>
-      <w:hyperlink r:id="rId254">
-        <w:r>
-          <w:rPr>
-            <w:lang w:val="zh_TW" w:bidi="zh_TW"/>
-          </w:rPr>
-          <w:rPr>
-            <w:color w:val="0000EE"/>
-            <w:u w:val="single"/>
-          </w:rPr>
-          <w:t>路6:27–36</w:t>
-        </w:r>
-      </w:hyperlink>
+      <w:r>
+        <w:rPr>
+          <w:lang w:val="zh_TW" w:bidi="zh_TW"/>
+        </w:rPr>
+        <w:t>路6:27–36</w:t>
+      </w:r>
       <w:r>
         <w:rPr>
           <w:lang w:val="zh_TW" w:bidi="zh_TW"/>
         </w:rPr>
         <w:t>；</w:t>
       </w:r>
-      <w:hyperlink r:id="rId255">
-        <w:r>
-          <w:rPr>
-            <w:lang w:val="zh_TW" w:bidi="zh_TW"/>
-          </w:rPr>
-          <w:rPr>
-            <w:color w:val="0000EE"/>
-            <w:u w:val="single"/>
-          </w:rPr>
-          <w:t>羅12:17–21</w:t>
-        </w:r>
-      </w:hyperlink>
+      <w:r>
+        <w:rPr>
+          <w:lang w:val="zh_TW" w:bidi="zh_TW"/>
+        </w:rPr>
+        <w:t>羅12:17–21</w:t>
+      </w:r>
       <w:r>
         <w:rPr>
           <w:lang w:val="zh_TW" w:bidi="zh_TW"/>
         </w:rPr>
         <w:t>；</w:t>
       </w:r>
-      <w:hyperlink r:id="rId256">
-        <w:r>
-          <w:rPr>
-            <w:lang w:val="zh_TW" w:bidi="zh_TW"/>
-          </w:rPr>
-          <w:rPr>
-            <w:color w:val="0000EE"/>
-            <w:u w:val="single"/>
-          </w:rPr>
-          <w:t>彼前3:9</w:t>
-        </w:r>
-      </w:hyperlink>
+      <w:r>
+        <w:rPr>
+          <w:lang w:val="zh_TW" w:bidi="zh_TW"/>
+        </w:rPr>
+        <w:t>彼前3:9</w:t>
+      </w:r>
       <w:r>
         <w:rPr>
           <w:lang w:val="zh_TW" w:bidi="zh_TW"/>
         </w:rPr>
         <w:t>）。相較之下，羅馬作家塞內卡（Seneca）認為復仇作為一種用來恢復因他人的不當對待而喪失之社會榮譽的方式，是合法且必要的。保羅呼籲基督徒行善——不僅對教會內的成員（彼此），也要對基督徒群體之外的人們（眾人），包括逼迫他們的人（</w:t>
       </w:r>
-      <w:hyperlink r:id="rId27">
-        <w:r>
-          <w:rPr>
-            <w:lang w:val="zh_TW" w:bidi="zh_TW"/>
-          </w:rPr>
-          <w:rPr>
-            <w:color w:val="0000EE"/>
-            <w:u w:val="single"/>
-          </w:rPr>
-          <w:t>帖前2:14</w:t>
-        </w:r>
-      </w:hyperlink>
+      <w:r>
+        <w:rPr>
+          <w:lang w:val="zh_TW" w:bidi="zh_TW"/>
+        </w:rPr>
+        <w:t>帖前2:14</w:t>
+      </w:r>
       <w:r>
         <w:rPr>
           <w:lang w:val="zh_TW" w:bidi="zh_TW"/>
         </w:rPr>
         <w:t>；見</w:t>
       </w:r>
-      <w:hyperlink r:id="rId257">
-        <w:r>
-          <w:rPr>
-            <w:lang w:val="zh_TW" w:bidi="zh_TW"/>
-          </w:rPr>
-          <w:rPr>
-            <w:color w:val="0000EE"/>
-            <w:u w:val="single"/>
-          </w:rPr>
-          <w:t>3:12</w:t>
-        </w:r>
-      </w:hyperlink>
+      <w:r>
+        <w:rPr>
+          <w:lang w:val="zh_TW" w:bidi="zh_TW"/>
+        </w:rPr>
+        <w:t>3:12</w:t>
+      </w:r>
       <w:r>
         <w:rPr>
           <w:lang w:val="zh_TW" w:bidi="zh_TW"/>
         </w:rPr>
         <w:t>；</w:t>
       </w:r>
-      <w:hyperlink r:id="rId109">
-        <w:r>
-          <w:rPr>
-            <w:lang w:val="zh_TW" w:bidi="zh_TW"/>
-          </w:rPr>
-          <w:rPr>
-            <w:color w:val="0000EE"/>
-            <w:u w:val="single"/>
-          </w:rPr>
-          <w:t>加6:10</w:t>
-        </w:r>
-      </w:hyperlink>
+      <w:r>
+        <w:rPr>
+          <w:lang w:val="zh_TW" w:bidi="zh_TW"/>
+        </w:rPr>
+        <w:t>加6:10</w:t>
+      </w:r>
       <w:r>
         <w:rPr>
           <w:lang w:val="zh_TW" w:bidi="zh_TW"/>
@@ -9773,72 +8057,48 @@
         </w:rPr>
         <w:t>不住地禱告意味著不放棄（</w:t>
       </w:r>
-      <w:hyperlink r:id="rId66">
-        <w:r>
-          <w:rPr>
-            <w:lang w:val="zh_TW" w:bidi="zh_TW"/>
-          </w:rPr>
-          <w:rPr>
-            <w:color w:val="0000EE"/>
-            <w:u w:val="single"/>
-          </w:rPr>
-          <w:t>1:2</w:t>
-        </w:r>
-      </w:hyperlink>
+      <w:r>
+        <w:rPr>
+          <w:lang w:val="zh_TW" w:bidi="zh_TW"/>
+        </w:rPr>
+        <w:t>1:2</w:t>
+      </w:r>
       <w:r>
         <w:rPr>
           <w:lang w:val="zh_TW" w:bidi="zh_TW"/>
         </w:rPr>
         <w:t>；</w:t>
       </w:r>
-      <w:hyperlink r:id="rId258">
-        <w:r>
-          <w:rPr>
-            <w:lang w:val="zh_TW" w:bidi="zh_TW"/>
-          </w:rPr>
-          <w:rPr>
-            <w:color w:val="0000EE"/>
-            <w:u w:val="single"/>
-          </w:rPr>
-          <w:t>路18:1</w:t>
-        </w:r>
-      </w:hyperlink>
+      <w:r>
+        <w:rPr>
+          <w:lang w:val="zh_TW" w:bidi="zh_TW"/>
+        </w:rPr>
+        <w:t>路18:1</w:t>
+      </w:r>
       <w:r>
         <w:rPr>
           <w:lang w:val="zh_TW" w:bidi="zh_TW"/>
         </w:rPr>
         <w:t>；</w:t>
       </w:r>
-      <w:hyperlink r:id="rId31">
-        <w:r>
-          <w:rPr>
-            <w:lang w:val="zh_TW" w:bidi="zh_TW"/>
-          </w:rPr>
-          <w:rPr>
-            <w:color w:val="0000EE"/>
-            <w:u w:val="single"/>
-          </w:rPr>
-          <w:t>羅12:12</w:t>
-        </w:r>
-      </w:hyperlink>
+      <w:r>
+        <w:rPr>
+          <w:lang w:val="zh_TW" w:bidi="zh_TW"/>
+        </w:rPr>
+        <w:t>羅12:12</w:t>
+      </w:r>
       <w:r>
         <w:rPr>
           <w:lang w:val="zh_TW" w:bidi="zh_TW"/>
         </w:rPr>
         <w:t>；</w:t>
       </w:r>
-      <w:hyperlink r:id="rId259">
-        <w:r>
-          <w:rPr>
-            <w:lang w:val="zh_TW" w:bidi="zh_TW"/>
-          </w:rPr>
-          <w:rPr>
-            <w:color w:val="0000EE"/>
-            <w:u w:val="single"/>
-          </w:rPr>
-          <w:t>弗6:18</w:t>
-        </w:r>
-      </w:hyperlink>
+      <w:r>
+        <w:rPr>
+          <w:lang w:val="zh_TW" w:bidi="zh_TW"/>
+        </w:rPr>
+        <w:t>弗6:18</w:t>
+      </w:r>
       <w:r>
         <w:rPr>
           <w:lang w:val="zh_TW" w:bidi="zh_TW"/>
@@ -9905,18 +8165,12 @@
         </w:rPr>
         <w:t>（</w:t>
       </w:r>
-      <w:hyperlink r:id="rId260">
-        <w:r>
-          <w:rPr>
-            <w:lang w:val="zh_TW" w:bidi="zh_TW"/>
-          </w:rPr>
-          <w:rPr>
-            <w:color w:val="0000EE"/>
-            <w:u w:val="single"/>
-          </w:rPr>
-          <w:t>羅8:28</w:t>
-        </w:r>
-      </w:hyperlink>
+      <w:r>
+        <w:rPr>
+          <w:lang w:val="zh_TW" w:bidi="zh_TW"/>
+        </w:rPr>
+        <w:t>羅8:28</w:t>
+      </w:r>
       <w:r>
         <w:rPr>
           <w:lang w:val="zh_TW" w:bidi="zh_TW"/>
@@ -9977,90 +8231,60 @@
         </w:rPr>
         <w:t>：保羅勸勉帖撒羅尼迦信徒不要熄滅聖靈之火（</w:t>
       </w:r>
-      <w:hyperlink r:id="rId261">
-        <w:r>
-          <w:rPr>
-            <w:lang w:val="zh_TW" w:bidi="zh_TW"/>
-          </w:rPr>
-          <w:rPr>
-            <w:color w:val="0000EE"/>
-            <w:u w:val="single"/>
-          </w:rPr>
-          <w:t>太3:11</w:t>
-        </w:r>
-      </w:hyperlink>
+      <w:r>
+        <w:rPr>
+          <w:lang w:val="zh_TW" w:bidi="zh_TW"/>
+        </w:rPr>
+        <w:t>太3:11</w:t>
+      </w:r>
       <w:r>
         <w:rPr>
           <w:lang w:val="zh_TW" w:bidi="zh_TW"/>
         </w:rPr>
         <w:t>；</w:t>
       </w:r>
-      <w:hyperlink r:id="rId262">
-        <w:r>
-          <w:rPr>
-            <w:lang w:val="zh_TW" w:bidi="zh_TW"/>
-          </w:rPr>
-          <w:rPr>
-            <w:color w:val="0000EE"/>
-            <w:u w:val="single"/>
-          </w:rPr>
-          <w:t>徒2:3</w:t>
-        </w:r>
-      </w:hyperlink>
+      <w:r>
+        <w:rPr>
+          <w:lang w:val="zh_TW" w:bidi="zh_TW"/>
+        </w:rPr>
+        <w:t>徒2:3</w:t>
+      </w:r>
       <w:r>
         <w:rPr>
           <w:lang w:val="zh_TW" w:bidi="zh_TW"/>
         </w:rPr>
         <w:t>；</w:t>
       </w:r>
-      <w:hyperlink r:id="rId263">
-        <w:r>
-          <w:rPr>
-            <w:lang w:val="zh_TW" w:bidi="zh_TW"/>
-          </w:rPr>
-          <w:rPr>
-            <w:color w:val="0000EE"/>
-            <w:u w:val="single"/>
-          </w:rPr>
-          <w:t>提後1:6</w:t>
-        </w:r>
-      </w:hyperlink>
+      <w:r>
+        <w:rPr>
+          <w:lang w:val="zh_TW" w:bidi="zh_TW"/>
+        </w:rPr>
+        <w:t>提後1:6</w:t>
+      </w:r>
       <w:r>
         <w:rPr>
           <w:lang w:val="zh_TW" w:bidi="zh_TW"/>
         </w:rPr>
         <w:t>），不要禁止在教會說預言（</w:t>
       </w:r>
-      <w:hyperlink r:id="rId264">
-        <w:r>
-          <w:rPr>
-            <w:lang w:val="zh_TW" w:bidi="zh_TW"/>
-          </w:rPr>
-          <w:rPr>
-            <w:color w:val="0000EE"/>
-            <w:u w:val="single"/>
-          </w:rPr>
-          <w:t>耶20:9</w:t>
-        </w:r>
-      </w:hyperlink>
+      <w:r>
+        <w:rPr>
+          <w:lang w:val="zh_TW" w:bidi="zh_TW"/>
+        </w:rPr>
+        <w:t>耶20:9</w:t>
+      </w:r>
       <w:r>
         <w:rPr>
           <w:lang w:val="zh_TW" w:bidi="zh_TW"/>
         </w:rPr>
         <w:t>；</w:t>
       </w:r>
-      <w:hyperlink r:id="rId265">
-        <w:r>
-          <w:rPr>
-            <w:lang w:val="zh_TW" w:bidi="zh_TW"/>
-          </w:rPr>
-          <w:rPr>
-            <w:color w:val="0000EE"/>
-            <w:u w:val="single"/>
-          </w:rPr>
-          <w:t>約一4:1–2</w:t>
-        </w:r>
-      </w:hyperlink>
+      <w:r>
+        <w:rPr>
+          <w:lang w:val="zh_TW" w:bidi="zh_TW"/>
+        </w:rPr>
+        <w:t>約一4:1–2</w:t>
+      </w:r>
       <w:r>
         <w:rPr>
           <w:lang w:val="zh_TW" w:bidi="zh_TW"/>
@@ -10115,102 +8339,66 @@
         </w:rPr>
         <w:t>預言（譯註：和合本譯為「先知的講論」）是為了建立教會（</w:t>
       </w:r>
-      <w:hyperlink r:id="rId266">
-        <w:r>
-          <w:rPr>
-            <w:lang w:val="zh_TW" w:bidi="zh_TW"/>
-          </w:rPr>
-          <w:rPr>
-            <w:color w:val="0000EE"/>
-            <w:u w:val="single"/>
-          </w:rPr>
-          <w:t>林前14:1–4</w:t>
-        </w:r>
-      </w:hyperlink>
+      <w:r>
+        <w:rPr>
+          <w:lang w:val="zh_TW" w:bidi="zh_TW"/>
+        </w:rPr>
+        <w:t>林前14:1–4</w:t>
+      </w:r>
       <w:r>
         <w:rPr>
           <w:lang w:val="zh_TW" w:bidi="zh_TW"/>
         </w:rPr>
         <w:t>），不應被棄絕。相反，帖撒羅尼迦信徒應該查驗這些預言（</w:t>
       </w:r>
-      <w:hyperlink r:id="rId267">
-        <w:r>
-          <w:rPr>
-            <w:lang w:val="zh_TW" w:bidi="zh_TW"/>
-          </w:rPr>
-          <w:rPr>
-            <w:color w:val="0000EE"/>
-            <w:u w:val="single"/>
-          </w:rPr>
-          <w:t>林前12:10</w:t>
-        </w:r>
-      </w:hyperlink>
+      <w:r>
+        <w:rPr>
+          <w:lang w:val="zh_TW" w:bidi="zh_TW"/>
+        </w:rPr>
+        <w:t>林前12:10</w:t>
+      </w:r>
       <w:r>
         <w:rPr>
           <w:lang w:val="zh_TW" w:bidi="zh_TW"/>
         </w:rPr>
         <w:t>，</w:t>
       </w:r>
-      <w:hyperlink r:id="rId268">
-        <w:r>
-          <w:rPr>
-            <w:lang w:val="zh_TW" w:bidi="zh_TW"/>
-          </w:rPr>
-          <w:rPr>
-            <w:color w:val="0000EE"/>
-            <w:u w:val="single"/>
-          </w:rPr>
-          <w:t>14:29</w:t>
-        </w:r>
-      </w:hyperlink>
+      <w:r>
+        <w:rPr>
+          <w:lang w:val="zh_TW" w:bidi="zh_TW"/>
+        </w:rPr>
+        <w:t>14:29</w:t>
+      </w:r>
       <w:r>
         <w:rPr>
           <w:lang w:val="zh_TW" w:bidi="zh_TW"/>
         </w:rPr>
         <w:t>）以辨別其來源，查驗它們是否與使徒的教導一致（</w:t>
       </w:r>
-      <w:hyperlink r:id="rId269">
-        <w:r>
-          <w:rPr>
-            <w:lang w:val="zh_TW" w:bidi="zh_TW"/>
-          </w:rPr>
-          <w:rPr>
-            <w:color w:val="0000EE"/>
-            <w:u w:val="single"/>
-          </w:rPr>
-          <w:t>帖後2:2；</w:t>
-        </w:r>
-      </w:hyperlink>
-      <w:hyperlink r:id="rId270">
-        <w:r>
-          <w:rPr>
-            <w:lang w:val="zh_TW" w:bidi="zh_TW"/>
-          </w:rPr>
-          <w:rPr>
-            <w:color w:val="0000EE"/>
-            <w:u w:val="single"/>
-          </w:rPr>
-          <w:t>約一4:1–3</w:t>
-        </w:r>
-      </w:hyperlink>
+      <w:r>
+        <w:rPr>
+          <w:lang w:val="zh_TW" w:bidi="zh_TW"/>
+        </w:rPr>
+        <w:t>帖後2:2；</w:t>
+      </w:r>
+      <w:r>
+        <w:rPr>
+          <w:lang w:val="zh_TW" w:bidi="zh_TW"/>
+        </w:rPr>
+        <w:t>約一4:1–3</w:t>
+      </w:r>
       <w:r>
         <w:rPr>
           <w:lang w:val="zh_TW" w:bidi="zh_TW"/>
         </w:rPr>
         <w:t>），並評估那些說預言之人的品格（</w:t>
       </w:r>
-      <w:hyperlink r:id="rId271">
-        <w:r>
-          <w:rPr>
-            <w:lang w:val="zh_TW" w:bidi="zh_TW"/>
-          </w:rPr>
-          <w:rPr>
-            <w:color w:val="0000EE"/>
-            <w:u w:val="single"/>
-          </w:rPr>
-          <w:t>太7:15–20</w:t>
-        </w:r>
-      </w:hyperlink>
+      <w:r>
+        <w:rPr>
+          <w:lang w:val="zh_TW" w:bidi="zh_TW"/>
+        </w:rPr>
+        <w:t>太7:15–20</w:t>
+      </w:r>
       <w:r>
         <w:rPr>
           <w:lang w:val="zh_TW" w:bidi="zh_TW"/>
@@ -10315,18 +8503,12 @@
         </w:rPr>
         <w:t>，特別是虛假的預言（</w:t>
       </w:r>
-      <w:hyperlink r:id="rId272">
-        <w:r>
-          <w:rPr>
-            <w:lang w:val="zh_TW" w:bidi="zh_TW"/>
-          </w:rPr>
-          <w:rPr>
-            <w:color w:val="0000EE"/>
-            <w:u w:val="single"/>
-          </w:rPr>
-          <w:t>5:19–21</w:t>
-        </w:r>
-      </w:hyperlink>
+      <w:r>
+        <w:rPr>
+          <w:lang w:val="zh_TW" w:bidi="zh_TW"/>
+        </w:rPr>
+        <w:t>5:19–21</w:t>
+      </w:r>
       <w:r>
         <w:rPr>
           <w:lang w:val="zh_TW" w:bidi="zh_TW"/>
@@ -10381,72 +8563,48 @@
         </w:rPr>
         <w:t>神使基督徒能過聖潔的生活（</w:t>
       </w:r>
-      <w:hyperlink r:id="rId112">
-        <w:r>
-          <w:rPr>
-            <w:lang w:val="zh_TW" w:bidi="zh_TW"/>
-          </w:rPr>
-          <w:rPr>
-            <w:color w:val="0000EE"/>
-            <w:u w:val="single"/>
-          </w:rPr>
-          <w:t>3:11–13</w:t>
-        </w:r>
-      </w:hyperlink>
+      <w:r>
+        <w:rPr>
+          <w:lang w:val="zh_TW" w:bidi="zh_TW"/>
+        </w:rPr>
+        <w:t>3:11–13</w:t>
+      </w:r>
       <w:r>
         <w:rPr>
           <w:lang w:val="zh_TW" w:bidi="zh_TW"/>
         </w:rPr>
         <w:t>）。祂成聖的工涵蓋了靈、魂和身子，也就是人全部的生命（參</w:t>
       </w:r>
-      <w:hyperlink r:id="rId273">
-        <w:r>
-          <w:rPr>
-            <w:lang w:val="zh_TW" w:bidi="zh_TW"/>
-          </w:rPr>
-          <w:rPr>
-            <w:color w:val="0000EE"/>
-            <w:u w:val="single"/>
-          </w:rPr>
-          <w:t>太10:28</w:t>
-        </w:r>
-      </w:hyperlink>
+      <w:r>
+        <w:rPr>
+          <w:lang w:val="zh_TW" w:bidi="zh_TW"/>
+        </w:rPr>
+        <w:t>太10:28</w:t>
+      </w:r>
       <w:r>
         <w:rPr>
           <w:lang w:val="zh_TW" w:bidi="zh_TW"/>
         </w:rPr>
         <w:t>；</w:t>
       </w:r>
-      <w:hyperlink r:id="rId274">
-        <w:r>
-          <w:rPr>
-            <w:lang w:val="zh_TW" w:bidi="zh_TW"/>
-          </w:rPr>
-          <w:rPr>
-            <w:color w:val="0000EE"/>
-            <w:u w:val="single"/>
-          </w:rPr>
-          <w:t>可12:30</w:t>
-        </w:r>
-      </w:hyperlink>
+      <w:r>
+        <w:rPr>
+          <w:lang w:val="zh_TW" w:bidi="zh_TW"/>
+        </w:rPr>
+        <w:t>可12:30</w:t>
+      </w:r>
       <w:r>
         <w:rPr>
           <w:lang w:val="zh_TW" w:bidi="zh_TW"/>
         </w:rPr>
         <w:t>；</w:t>
       </w:r>
-      <w:hyperlink r:id="rId275">
-        <w:r>
-          <w:rPr>
-            <w:lang w:val="zh_TW" w:bidi="zh_TW"/>
-          </w:rPr>
-          <w:rPr>
-            <w:color w:val="0000EE"/>
-            <w:u w:val="single"/>
-          </w:rPr>
-          <w:t>林前7:34</w:t>
-        </w:r>
-      </w:hyperlink>
+      <w:r>
+        <w:rPr>
+          <w:lang w:val="zh_TW" w:bidi="zh_TW"/>
+        </w:rPr>
+        <w:t>林前7:34</w:t>
+      </w:r>
       <w:r>
         <w:rPr>
           <w:lang w:val="zh_TW" w:bidi="zh_TW"/>
@@ -10561,72 +8719,48 @@
         </w:rPr>
         <w:t>：保羅將他的信心建立在神信實的品格上（</w:t>
       </w:r>
-      <w:hyperlink r:id="rId276">
-        <w:r>
-          <w:rPr>
-            <w:lang w:val="zh_TW" w:bidi="zh_TW"/>
-          </w:rPr>
-          <w:rPr>
-            <w:color w:val="0000EE"/>
-            <w:u w:val="single"/>
-          </w:rPr>
-          <w:t>林前1:9</w:t>
-        </w:r>
-      </w:hyperlink>
+      <w:r>
+        <w:rPr>
+          <w:lang w:val="zh_TW" w:bidi="zh_TW"/>
+        </w:rPr>
+        <w:t>林前1:9</w:t>
+      </w:r>
       <w:r>
         <w:rPr>
           <w:lang w:val="zh_TW" w:bidi="zh_TW"/>
         </w:rPr>
         <w:t>；</w:t>
       </w:r>
-      <w:hyperlink r:id="rId277">
-        <w:r>
-          <w:rPr>
-            <w:lang w:val="zh_TW" w:bidi="zh_TW"/>
-          </w:rPr>
-          <w:rPr>
-            <w:color w:val="0000EE"/>
-            <w:u w:val="single"/>
-          </w:rPr>
-          <w:t>帖後3:3</w:t>
-        </w:r>
-      </w:hyperlink>
+      <w:r>
+        <w:rPr>
+          <w:lang w:val="zh_TW" w:bidi="zh_TW"/>
+        </w:rPr>
+        <w:t>帖後3:3</w:t>
+      </w:r>
       <w:r>
         <w:rPr>
           <w:lang w:val="zh_TW" w:bidi="zh_TW"/>
         </w:rPr>
         <w:t>；</w:t>
       </w:r>
-      <w:hyperlink r:id="rId278">
-        <w:r>
-          <w:rPr>
-            <w:lang w:val="zh_TW" w:bidi="zh_TW"/>
-          </w:rPr>
-          <w:rPr>
-            <w:color w:val="0000EE"/>
-            <w:u w:val="single"/>
-          </w:rPr>
-          <w:t>提後2:13</w:t>
-        </w:r>
-      </w:hyperlink>
+      <w:r>
+        <w:rPr>
+          <w:lang w:val="zh_TW" w:bidi="zh_TW"/>
+        </w:rPr>
+        <w:t>提後2:13</w:t>
+      </w:r>
       <w:r>
         <w:rPr>
           <w:lang w:val="zh_TW" w:bidi="zh_TW"/>
         </w:rPr>
         <w:t>；</w:t>
       </w:r>
-      <w:hyperlink r:id="rId279">
-        <w:r>
-          <w:rPr>
-            <w:lang w:val="zh_TW" w:bidi="zh_TW"/>
-          </w:rPr>
-          <w:rPr>
-            <w:color w:val="0000EE"/>
-            <w:u w:val="single"/>
-          </w:rPr>
-          <w:t>約一1:9</w:t>
-        </w:r>
-      </w:hyperlink>
+      <w:r>
+        <w:rPr>
+          <w:lang w:val="zh_TW" w:bidi="zh_TW"/>
+        </w:rPr>
+        <w:t>約一1:9</w:t>
+      </w:r>
       <w:r>
         <w:rPr>
           <w:lang w:val="zh_TW" w:bidi="zh_TW"/>
@@ -10687,144 +8821,96 @@
         </w:rPr>
         <w:t>（另見</w:t>
       </w:r>
-      <w:hyperlink r:id="rId280">
-        <w:r>
-          <w:rPr>
-            <w:lang w:val="zh_TW" w:bidi="zh_TW"/>
-          </w:rPr>
-          <w:rPr>
-            <w:color w:val="0000EE"/>
-            <w:u w:val="single"/>
-          </w:rPr>
-          <w:t>羅16:16</w:t>
-        </w:r>
-      </w:hyperlink>
+      <w:r>
+        <w:rPr>
+          <w:lang w:val="zh_TW" w:bidi="zh_TW"/>
+        </w:rPr>
+        <w:t>羅16:16</w:t>
+      </w:r>
       <w:r>
         <w:rPr>
           <w:lang w:val="zh_TW" w:bidi="zh_TW"/>
         </w:rPr>
         <w:t>；</w:t>
       </w:r>
-      <w:hyperlink r:id="rId281">
-        <w:r>
-          <w:rPr>
-            <w:lang w:val="zh_TW" w:bidi="zh_TW"/>
-          </w:rPr>
-          <w:rPr>
-            <w:color w:val="0000EE"/>
-            <w:u w:val="single"/>
-          </w:rPr>
-          <w:t>林前16:20</w:t>
-        </w:r>
-      </w:hyperlink>
+      <w:r>
+        <w:rPr>
+          <w:lang w:val="zh_TW" w:bidi="zh_TW"/>
+        </w:rPr>
+        <w:t>林前16:20</w:t>
+      </w:r>
       <w:r>
         <w:rPr>
           <w:lang w:val="zh_TW" w:bidi="zh_TW"/>
         </w:rPr>
         <w:t>；</w:t>
       </w:r>
-      <w:hyperlink r:id="rId282">
-        <w:r>
-          <w:rPr>
-            <w:lang w:val="zh_TW" w:bidi="zh_TW"/>
-          </w:rPr>
-          <w:rPr>
-            <w:color w:val="0000EE"/>
-            <w:u w:val="single"/>
-          </w:rPr>
-          <w:t>林後13:12</w:t>
-        </w:r>
-      </w:hyperlink>
+      <w:r>
+        <w:rPr>
+          <w:lang w:val="zh_TW" w:bidi="zh_TW"/>
+        </w:rPr>
+        <w:t>林後13:12</w:t>
+      </w:r>
       <w:r>
         <w:rPr>
           <w:lang w:val="zh_TW" w:bidi="zh_TW"/>
         </w:rPr>
         <w:t>；</w:t>
       </w:r>
-      <w:hyperlink r:id="rId283">
-        <w:r>
-          <w:rPr>
-            <w:lang w:val="zh_TW" w:bidi="zh_TW"/>
-          </w:rPr>
-          <w:rPr>
-            <w:color w:val="0000EE"/>
-            <w:u w:val="single"/>
-          </w:rPr>
-          <w:t>彼前5:14</w:t>
-        </w:r>
-      </w:hyperlink>
+      <w:r>
+        <w:rPr>
+          <w:lang w:val="zh_TW" w:bidi="zh_TW"/>
+        </w:rPr>
+        <w:t>彼前5:14</w:t>
+      </w:r>
       <w:r>
         <w:rPr>
           <w:lang w:val="zh_TW" w:bidi="zh_TW"/>
         </w:rPr>
         <w:t>）：親吻臉頰或額頭是一種常見的問安形式，體現了家庭成員之間的尊重、情誼和愛心等情感（</w:t>
       </w:r>
-      <w:hyperlink r:id="rId284">
-        <w:r>
-          <w:rPr>
-            <w:lang w:val="zh_TW" w:bidi="zh_TW"/>
-          </w:rPr>
-          <w:rPr>
-            <w:color w:val="0000EE"/>
-            <w:u w:val="single"/>
-          </w:rPr>
-          <w:t>可14:44–45</w:t>
-        </w:r>
-      </w:hyperlink>
+      <w:r>
+        <w:rPr>
+          <w:lang w:val="zh_TW" w:bidi="zh_TW"/>
+        </w:rPr>
+        <w:t>可14:44–45</w:t>
+      </w:r>
       <w:r>
         <w:rPr>
           <w:lang w:val="zh_TW" w:bidi="zh_TW"/>
         </w:rPr>
         <w:t>；</w:t>
       </w:r>
-      <w:hyperlink r:id="rId285">
-        <w:r>
-          <w:rPr>
-            <w:lang w:val="zh_TW" w:bidi="zh_TW"/>
-          </w:rPr>
-          <w:rPr>
-            <w:color w:val="0000EE"/>
-            <w:u w:val="single"/>
-          </w:rPr>
-          <w:t>路7:36–47</w:t>
-        </w:r>
-      </w:hyperlink>
+      <w:r>
+        <w:rPr>
+          <w:lang w:val="zh_TW" w:bidi="zh_TW"/>
+        </w:rPr>
+        <w:t>路7:36–47</w:t>
+      </w:r>
       <w:r>
         <w:rPr>
           <w:lang w:val="zh_TW" w:bidi="zh_TW"/>
         </w:rPr>
         <w:t>，</w:t>
       </w:r>
-      <w:hyperlink r:id="rId286">
-        <w:r>
-          <w:rPr>
-            <w:lang w:val="zh_TW" w:bidi="zh_TW"/>
-          </w:rPr>
-          <w:rPr>
-            <w:color w:val="0000EE"/>
-            <w:u w:val="single"/>
-          </w:rPr>
-          <w:t>15:20</w:t>
-        </w:r>
-      </w:hyperlink>
+      <w:r>
+        <w:rPr>
+          <w:lang w:val="zh_TW" w:bidi="zh_TW"/>
+        </w:rPr>
+        <w:t>15:20</w:t>
+      </w:r>
       <w:r>
         <w:rPr>
           <w:lang w:val="zh_TW" w:bidi="zh_TW"/>
         </w:rPr>
         <w:t>；</w:t>
       </w:r>
-      <w:hyperlink r:id="rId287">
-        <w:r>
-          <w:rPr>
-            <w:lang w:val="zh_TW" w:bidi="zh_TW"/>
-          </w:rPr>
-          <w:rPr>
-            <w:color w:val="0000EE"/>
-            <w:u w:val="single"/>
-          </w:rPr>
-          <w:t>徒20:37</w:t>
-        </w:r>
-      </w:hyperlink>
+      <w:r>
+        <w:rPr>
+          <w:lang w:val="zh_TW" w:bidi="zh_TW"/>
+        </w:rPr>
+        <w:t>徒20:37</w:t>
+      </w:r>
       <w:r>
         <w:rPr>
           <w:lang w:val="zh_TW" w:bidi="zh_TW"/>
@@ -10893,72 +8979,48 @@
         </w:rPr>
         <w:t>：在猶太會堂（</w:t>
       </w:r>
-      <w:hyperlink r:id="rId288">
-        <w:r>
-          <w:rPr>
-            <w:lang w:val="zh_TW" w:bidi="zh_TW"/>
-          </w:rPr>
-          <w:rPr>
-            <w:color w:val="0000EE"/>
-            <w:u w:val="single"/>
-          </w:rPr>
-          <w:t>路4:16</w:t>
-        </w:r>
-      </w:hyperlink>
+      <w:r>
+        <w:rPr>
+          <w:lang w:val="zh_TW" w:bidi="zh_TW"/>
+        </w:rPr>
+        <w:t>路4:16</w:t>
+      </w:r>
       <w:r>
         <w:rPr>
           <w:lang w:val="zh_TW" w:bidi="zh_TW"/>
         </w:rPr>
         <w:t>；</w:t>
       </w:r>
-      <w:hyperlink r:id="rId289">
-        <w:r>
-          <w:rPr>
-            <w:lang w:val="zh_TW" w:bidi="zh_TW"/>
-          </w:rPr>
-          <w:rPr>
-            <w:color w:val="0000EE"/>
-            <w:u w:val="single"/>
-          </w:rPr>
-          <w:t>徒13:15</w:t>
-        </w:r>
-      </w:hyperlink>
+      <w:r>
+        <w:rPr>
+          <w:lang w:val="zh_TW" w:bidi="zh_TW"/>
+        </w:rPr>
+        <w:t>徒13:15</w:t>
+      </w:r>
       <w:r>
         <w:rPr>
           <w:lang w:val="zh_TW" w:bidi="zh_TW"/>
         </w:rPr>
         <w:t>）和教會（</w:t>
       </w:r>
-      <w:hyperlink r:id="rId290">
-        <w:r>
-          <w:rPr>
-            <w:lang w:val="zh_TW" w:bidi="zh_TW"/>
-          </w:rPr>
-          <w:rPr>
-            <w:color w:val="0000EE"/>
-            <w:u w:val="single"/>
-          </w:rPr>
-          <w:t>提前4:13</w:t>
-        </w:r>
-      </w:hyperlink>
+      <w:r>
+        <w:rPr>
+          <w:lang w:val="zh_TW" w:bidi="zh_TW"/>
+        </w:rPr>
+        <w:t>提前4:13</w:t>
+      </w:r>
       <w:r>
         <w:rPr>
           <w:lang w:val="zh_TW" w:bidi="zh_TW"/>
         </w:rPr>
         <w:t>）中都會公開誦讀經文。同樣地，保羅的書信也應該在全會眾面前念出（</w:t>
       </w:r>
-      <w:hyperlink r:id="rId291">
-        <w:r>
-          <w:rPr>
-            <w:lang w:val="zh_TW" w:bidi="zh_TW"/>
-          </w:rPr>
-          <w:rPr>
-            <w:color w:val="0000EE"/>
-            <w:u w:val="single"/>
-          </w:rPr>
-          <w:t>西4:16</w:t>
-        </w:r>
-      </w:hyperlink>
+      <w:r>
+        <w:rPr>
+          <w:lang w:val="zh_TW" w:bidi="zh_TW"/>
+        </w:rPr>
+        <w:t>西4:16</w:t>
+      </w:r>
       <w:r>
         <w:rPr>
           <w:lang w:val="zh_TW" w:bidi="zh_TW"/>
@@ -11013,90 +9075,60 @@
         </w:rPr>
         <w:t>保羅改變了傳統的問候語，在書信結尾加上恩典的祝福（</w:t>
       </w:r>
-      <w:hyperlink r:id="rId86">
-        <w:r>
-          <w:rPr>
-            <w:lang w:val="zh_TW" w:bidi="zh_TW"/>
-          </w:rPr>
-          <w:rPr>
-            <w:color w:val="0000EE"/>
-            <w:u w:val="single"/>
-          </w:rPr>
-          <w:t>羅16:20</w:t>
-        </w:r>
-      </w:hyperlink>
+      <w:r>
+        <w:rPr>
+          <w:lang w:val="zh_TW" w:bidi="zh_TW"/>
+        </w:rPr>
+        <w:t>羅16:20</w:t>
+      </w:r>
       <w:r>
         <w:rPr>
           <w:lang w:val="zh_TW" w:bidi="zh_TW"/>
         </w:rPr>
         <w:t>；</w:t>
       </w:r>
-      <w:hyperlink r:id="rId292">
-        <w:r>
-          <w:rPr>
-            <w:lang w:val="zh_TW" w:bidi="zh_TW"/>
-          </w:rPr>
-          <w:rPr>
-            <w:color w:val="0000EE"/>
-            <w:u w:val="single"/>
-          </w:rPr>
-          <w:t>林前16:23</w:t>
-        </w:r>
-      </w:hyperlink>
+      <w:r>
+        <w:rPr>
+          <w:lang w:val="zh_TW" w:bidi="zh_TW"/>
+        </w:rPr>
+        <w:t>林前16:23</w:t>
+      </w:r>
       <w:r>
         <w:rPr>
           <w:lang w:val="zh_TW" w:bidi="zh_TW"/>
         </w:rPr>
         <w:t>；</w:t>
       </w:r>
-      <w:hyperlink r:id="rId293">
-        <w:r>
-          <w:rPr>
-            <w:lang w:val="zh_TW" w:bidi="zh_TW"/>
-          </w:rPr>
-          <w:rPr>
-            <w:color w:val="0000EE"/>
-            <w:u w:val="single"/>
-          </w:rPr>
-          <w:t>加6:18</w:t>
-        </w:r>
-      </w:hyperlink>
+      <w:r>
+        <w:rPr>
+          <w:lang w:val="zh_TW" w:bidi="zh_TW"/>
+        </w:rPr>
+        <w:t>加6:18</w:t>
+      </w:r>
       <w:r>
         <w:rPr>
           <w:lang w:val="zh_TW" w:bidi="zh_TW"/>
         </w:rPr>
         <w:t>；</w:t>
       </w:r>
-      <w:hyperlink r:id="rId294">
-        <w:r>
-          <w:rPr>
-            <w:lang w:val="zh_TW" w:bidi="zh_TW"/>
-          </w:rPr>
-          <w:rPr>
-            <w:color w:val="0000EE"/>
-            <w:u w:val="single"/>
-          </w:rPr>
-          <w:t>弗6:24</w:t>
-        </w:r>
-      </w:hyperlink>
+      <w:r>
+        <w:rPr>
+          <w:lang w:val="zh_TW" w:bidi="zh_TW"/>
+        </w:rPr>
+        <w:t>弗6:24</w:t>
+      </w:r>
       <w:r>
         <w:rPr>
           <w:lang w:val="zh_TW" w:bidi="zh_TW"/>
         </w:rPr>
         <w:t>；</w:t>
       </w:r>
-      <w:hyperlink r:id="rId295">
-        <w:r>
-          <w:rPr>
-            <w:lang w:val="zh_TW" w:bidi="zh_TW"/>
-          </w:rPr>
-          <w:rPr>
-            <w:color w:val="0000EE"/>
-            <w:u w:val="single"/>
-          </w:rPr>
-          <w:t>帖後3:18</w:t>
-        </w:r>
-      </w:hyperlink>
+      <w:r>
+        <w:rPr>
+          <w:lang w:val="zh_TW" w:bidi="zh_TW"/>
+        </w:rPr>
+        <w:t>帖後3:18</w:t>
+      </w:r>
       <w:r>
         <w:rPr>
           <w:lang w:val="zh_TW" w:bidi="zh_TW"/>
